--- a/7.core java/1.core java basics.docx
+++ b/7.core java/1.core java basics.docx
@@ -5121,17 +5121,3795 @@
     </w:p>
     <w:p>
       <w:pPr>
-        <w:pStyle w:val="ListParagraph"/>
-        <w:numPr>
-          <w:ilvl w:val="0"/>
-          <w:numId w:val="1"/>
-        </w:numPr>
-        <w:rPr>
-          <w:lang w:val="en-US"/>
-        </w:rPr>
-      </w:pPr>
-      <w:bookmarkStart w:id="0" w:name="_GoBack"/>
-      <w:bookmarkEnd w:id="0"/>
+        <w:pStyle w:val="h2-blu"/>
+      </w:pPr>
+      <w:r>
+        <w:t>Parsing and formatting numbers</w:t>
+      </w:r>
+    </w:p>
+    <w:p>
+      <w:pPr>
+        <w:rPr>
+          <w:lang w:val="en-US"/>
+        </w:rPr>
+      </w:pPr>
+      <w:r>
+        <w:rPr>
+          <w:lang w:val="en-US"/>
+        </w:rPr>
+        <w:t xml:space="preserve">Ex:- </w:t>
+      </w:r>
+      <w:r>
+        <w:rPr>
+          <w:lang w:val="en-US"/>
+        </w:rPr>
+        <w:t xml:space="preserve">To convert </w:t>
+      </w:r>
+      <w:r>
+        <w:rPr>
+          <w:lang w:val="en-US"/>
+        </w:rPr>
+        <w:t xml:space="preserve">a </w:t>
+      </w:r>
+      <w:r>
+        <w:rPr>
+          <w:lang w:val="en-US"/>
+        </w:rPr>
+        <w:t xml:space="preserve"> plain </w:t>
+      </w:r>
+      <w:r>
+        <w:rPr>
+          <w:lang w:val="en-US"/>
+        </w:rPr>
+        <w:t xml:space="preserve">number to </w:t>
+      </w:r>
+      <w:r>
+        <w:rPr>
+          <w:lang w:val="en-US"/>
+        </w:rPr>
+        <w:t xml:space="preserve">locale specific </w:t>
+      </w:r>
+      <w:r>
+        <w:rPr>
+          <w:lang w:val="en-US"/>
+        </w:rPr>
+        <w:t>currency</w:t>
+      </w:r>
+      <w:r>
+        <w:rPr>
+          <w:lang w:val="en-US"/>
+        </w:rPr>
+        <w:t xml:space="preserve"> like </w:t>
+      </w:r>
+      <w:r>
+        <w:rPr>
+          <w:lang w:val="en-US"/>
+        </w:rPr>
+        <w:t>american</w:t>
+      </w:r>
+      <w:r>
+        <w:rPr>
+          <w:lang w:val="en-US"/>
+        </w:rPr>
+        <w:t>/australia</w:t>
+      </w:r>
+      <w:r>
+        <w:rPr>
+          <w:lang w:val="en-US"/>
+        </w:rPr>
+        <w:t>/china/italy</w:t>
+      </w:r>
+      <w:r>
+        <w:rPr>
+          <w:lang w:val="en-US"/>
+        </w:rPr>
+        <w:t>/germany</w:t>
+      </w:r>
+      <w:r>
+        <w:rPr>
+          <w:lang w:val="en-US"/>
+        </w:rPr>
+        <w:t xml:space="preserve"> </w:t>
+      </w:r>
+      <w:r>
+        <w:rPr>
+          <w:lang w:val="en-US"/>
+        </w:rPr>
+        <w:t>currency string</w:t>
+      </w:r>
+      <w:r>
+        <w:rPr>
+          <w:lang w:val="en-US"/>
+        </w:rPr>
+        <w:t xml:space="preserve">, </w:t>
+      </w:r>
+      <w:r>
+        <w:rPr>
+          <w:lang w:val="en-US"/>
+        </w:rPr>
+        <w:t>then use this</w:t>
+      </w:r>
+    </w:p>
+    <w:tbl>
+      <w:tblPr>
+        <w:tblStyle w:val="TableGrid"/>
+        <w:tblW w:w="0" w:type="auto"/>
+        <w:tblLook w:val="04A0" w:firstRow="1" w:lastRow="0" w:firstColumn="1" w:lastColumn="0" w:noHBand="0" w:noVBand="1"/>
+      </w:tblPr>
+      <w:tblGrid>
+        <w:gridCol w:w="10795"/>
+        <w:gridCol w:w="10795"/>
+      </w:tblGrid>
+      <w:tr>
+        <w:tc>
+          <w:tcPr>
+            <w:tcW w:w="10795" w:type="dxa"/>
+          </w:tcPr>
+          <w:p>
+            <w:pPr>
+              <w:rPr>
+                <w:lang w:val="en-US"/>
+              </w:rPr>
+            </w:pPr>
+            <w:r>
+              <w:rPr>
+                <w:lang w:val="en-US"/>
+              </w:rPr>
+              <w:t>number to dollar conversion – see here dollar is automatically added in string</w:t>
+            </w:r>
+          </w:p>
+          <w:p>
+            <w:pPr>
+              <w:pStyle w:val="HTMLPreformatted"/>
+              <w:shd w:val="clear" w:color="auto" w:fill="FFFFFF"/>
+              <w:rPr>
+                <w:rFonts w:ascii="Comic Sans MS" w:hAnsi="Comic Sans MS"/>
+                <w:color w:val="4D4D4A"/>
+                <w:sz w:val="24"/>
+                <w:szCs w:val="24"/>
+              </w:rPr>
+            </w:pPr>
+            <w:r>
+              <w:rPr>
+                <w:rFonts w:ascii="Comic Sans MS" w:hAnsi="Comic Sans MS"/>
+                <w:i/>
+                <w:iCs/>
+                <w:color w:val="7748B7"/>
+                <w:sz w:val="24"/>
+                <w:szCs w:val="24"/>
+              </w:rPr>
+              <w:t xml:space="preserve">NumberFormat </w:t>
+            </w:r>
+            <w:r>
+              <w:rPr>
+                <w:rFonts w:ascii="Comic Sans MS" w:hAnsi="Comic Sans MS"/>
+                <w:color w:val="4D4D4A"/>
+                <w:sz w:val="24"/>
+                <w:szCs w:val="24"/>
+              </w:rPr>
+              <w:t>nm</w:t>
+            </w:r>
+            <w:r>
+              <w:rPr>
+                <w:rFonts w:ascii="Comic Sans MS" w:hAnsi="Comic Sans MS"/>
+                <w:color w:val="EE5C09"/>
+                <w:sz w:val="24"/>
+                <w:szCs w:val="24"/>
+              </w:rPr>
+              <w:t>=</w:t>
+            </w:r>
+            <w:r>
+              <w:rPr>
+                <w:rFonts w:ascii="Comic Sans MS" w:hAnsi="Comic Sans MS"/>
+                <w:i/>
+                <w:iCs/>
+                <w:color w:val="7748B7"/>
+                <w:sz w:val="24"/>
+                <w:szCs w:val="24"/>
+              </w:rPr>
+              <w:t>NumberFormat</w:t>
+            </w:r>
+            <w:r>
+              <w:rPr>
+                <w:rFonts w:ascii="Comic Sans MS" w:hAnsi="Comic Sans MS"/>
+                <w:color w:val="4D4D4A"/>
+                <w:sz w:val="24"/>
+                <w:szCs w:val="24"/>
+              </w:rPr>
+              <w:t>.</w:t>
+            </w:r>
+            <w:r>
+              <w:rPr>
+                <w:rFonts w:ascii="Comic Sans MS" w:hAnsi="Comic Sans MS"/>
+                <w:i/>
+                <w:iCs/>
+                <w:color w:val="1136B9"/>
+                <w:sz w:val="24"/>
+                <w:szCs w:val="24"/>
+              </w:rPr>
+              <w:t>get</w:t>
+            </w:r>
+            <w:r>
+              <w:rPr>
+                <w:rFonts w:ascii="Comic Sans MS" w:hAnsi="Comic Sans MS"/>
+                <w:i/>
+                <w:iCs/>
+                <w:color w:val="1136B9"/>
+                <w:sz w:val="24"/>
+                <w:szCs w:val="24"/>
+                <w:shd w:val="clear" w:color="auto" w:fill="F4B083" w:themeFill="accent2" w:themeFillTint="99"/>
+              </w:rPr>
+              <w:t>Currency</w:t>
+            </w:r>
+            <w:r>
+              <w:rPr>
+                <w:rFonts w:ascii="Comic Sans MS" w:hAnsi="Comic Sans MS"/>
+                <w:i/>
+                <w:iCs/>
+                <w:color w:val="1136B9"/>
+                <w:sz w:val="24"/>
+                <w:szCs w:val="24"/>
+              </w:rPr>
+              <w:t>Instance</w:t>
+            </w:r>
+            <w:r>
+              <w:rPr>
+                <w:rFonts w:ascii="Comic Sans MS" w:hAnsi="Comic Sans MS"/>
+                <w:color w:val="4D4D4A"/>
+                <w:sz w:val="24"/>
+                <w:szCs w:val="24"/>
+              </w:rPr>
+              <w:t>(</w:t>
+            </w:r>
+            <w:r>
+              <w:rPr>
+                <w:rFonts w:ascii="Comic Sans MS" w:hAnsi="Comic Sans MS"/>
+                <w:color w:val="79074C"/>
+                <w:sz w:val="24"/>
+                <w:szCs w:val="24"/>
+              </w:rPr>
+              <w:t>Locale</w:t>
+            </w:r>
+            <w:r>
+              <w:rPr>
+                <w:rFonts w:ascii="Comic Sans MS" w:hAnsi="Comic Sans MS"/>
+                <w:color w:val="4D4D4A"/>
+                <w:sz w:val="24"/>
+                <w:szCs w:val="24"/>
+              </w:rPr>
+              <w:t>.</w:t>
+            </w:r>
+            <w:r>
+              <w:rPr>
+                <w:rFonts w:ascii="Comic Sans MS" w:hAnsi="Comic Sans MS"/>
+                <w:b/>
+                <w:bCs/>
+                <w:i/>
+                <w:iCs/>
+                <w:color w:val="005CC5"/>
+                <w:sz w:val="24"/>
+                <w:szCs w:val="24"/>
+              </w:rPr>
+              <w:t>US</w:t>
+            </w:r>
+            <w:r>
+              <w:rPr>
+                <w:rFonts w:ascii="Comic Sans MS" w:hAnsi="Comic Sans MS"/>
+                <w:color w:val="4D4D4A"/>
+                <w:sz w:val="24"/>
+                <w:szCs w:val="24"/>
+              </w:rPr>
+              <w:t>);</w:t>
+            </w:r>
+            <w:r>
+              <w:rPr>
+                <w:rFonts w:ascii="Comic Sans MS" w:hAnsi="Comic Sans MS"/>
+                <w:color w:val="4D4D4A"/>
+                <w:sz w:val="24"/>
+                <w:szCs w:val="24"/>
+              </w:rPr>
+              <w:br/>
+            </w:r>
+            <w:r>
+              <w:rPr>
+                <w:rFonts w:ascii="Comic Sans MS" w:hAnsi="Comic Sans MS"/>
+                <w:color w:val="79074C"/>
+                <w:sz w:val="24"/>
+                <w:szCs w:val="24"/>
+              </w:rPr>
+              <w:t>System</w:t>
+            </w:r>
+            <w:r>
+              <w:rPr>
+                <w:rFonts w:ascii="Comic Sans MS" w:hAnsi="Comic Sans MS"/>
+                <w:color w:val="4D4D4A"/>
+                <w:sz w:val="24"/>
+                <w:szCs w:val="24"/>
+              </w:rPr>
+              <w:t>.</w:t>
+            </w:r>
+            <w:r>
+              <w:rPr>
+                <w:rFonts w:ascii="Comic Sans MS" w:hAnsi="Comic Sans MS"/>
+                <w:b/>
+                <w:bCs/>
+                <w:i/>
+                <w:iCs/>
+                <w:color w:val="005CC5"/>
+                <w:sz w:val="24"/>
+                <w:szCs w:val="24"/>
+              </w:rPr>
+              <w:t>out</w:t>
+            </w:r>
+            <w:r>
+              <w:rPr>
+                <w:rFonts w:ascii="Comic Sans MS" w:hAnsi="Comic Sans MS"/>
+                <w:color w:val="4D4D4A"/>
+                <w:sz w:val="24"/>
+                <w:szCs w:val="24"/>
+              </w:rPr>
+              <w:t>.</w:t>
+            </w:r>
+            <w:r>
+              <w:rPr>
+                <w:rFonts w:ascii="Comic Sans MS" w:hAnsi="Comic Sans MS"/>
+                <w:color w:val="1136B9"/>
+                <w:sz w:val="24"/>
+                <w:szCs w:val="24"/>
+              </w:rPr>
+              <w:t>println</w:t>
+            </w:r>
+            <w:r>
+              <w:rPr>
+                <w:rFonts w:ascii="Comic Sans MS" w:hAnsi="Comic Sans MS"/>
+                <w:color w:val="4D4D4A"/>
+                <w:sz w:val="24"/>
+                <w:szCs w:val="24"/>
+              </w:rPr>
+              <w:t>(nm.</w:t>
+            </w:r>
+            <w:r>
+              <w:rPr>
+                <w:rFonts w:ascii="Comic Sans MS" w:hAnsi="Comic Sans MS"/>
+                <w:color w:val="1136B9"/>
+                <w:sz w:val="24"/>
+                <w:szCs w:val="24"/>
+              </w:rPr>
+              <w:t>format</w:t>
+            </w:r>
+            <w:r>
+              <w:rPr>
+                <w:rFonts w:ascii="Comic Sans MS" w:hAnsi="Comic Sans MS"/>
+                <w:color w:val="4D4D4A"/>
+                <w:sz w:val="24"/>
+                <w:szCs w:val="24"/>
+              </w:rPr>
+              <w:t>(</w:t>
+            </w:r>
+            <w:r>
+              <w:rPr>
+                <w:rFonts w:ascii="Comic Sans MS" w:hAnsi="Comic Sans MS"/>
+                <w:color w:val="005CC5"/>
+                <w:sz w:val="24"/>
+                <w:szCs w:val="24"/>
+              </w:rPr>
+              <w:t>5123467.123</w:t>
+            </w:r>
+            <w:r>
+              <w:rPr>
+                <w:rFonts w:ascii="Comic Sans MS" w:hAnsi="Comic Sans MS"/>
+                <w:color w:val="4D4D4A"/>
+                <w:sz w:val="24"/>
+                <w:szCs w:val="24"/>
+              </w:rPr>
+              <w:t>));</w:t>
+            </w:r>
+          </w:p>
+          <w:p>
+            <w:pPr>
+              <w:rPr>
+                <w:lang w:val="en-US"/>
+              </w:rPr>
+            </w:pPr>
+            <w:r>
+              <w:rPr>
+                <w:lang w:val="en-US"/>
+              </w:rPr>
+              <w:t>$5,123,467.12</w:t>
+            </w:r>
+          </w:p>
+        </w:tc>
+        <w:tc>
+          <w:tcPr>
+            <w:tcW w:w="10795" w:type="dxa"/>
+          </w:tcPr>
+          <w:p>
+            <w:pPr>
+              <w:pStyle w:val="HTMLPreformatted"/>
+              <w:shd w:val="clear" w:color="auto" w:fill="FFFFFF"/>
+              <w:rPr>
+                <w:rFonts w:ascii="Comic Sans MS" w:hAnsi="Comic Sans MS"/>
+                <w:i/>
+                <w:iCs/>
+                <w:color w:val="7748B7"/>
+                <w:sz w:val="24"/>
+                <w:szCs w:val="24"/>
+              </w:rPr>
+            </w:pPr>
+            <w:r>
+              <w:rPr>
+                <w:rFonts w:ascii="Comic Sans MS" w:hAnsi="Comic Sans MS"/>
+                <w:i/>
+                <w:iCs/>
+                <w:color w:val="7748B7"/>
+                <w:sz w:val="24"/>
+                <w:szCs w:val="24"/>
+              </w:rPr>
+              <w:t>number to euro conversion</w:t>
+            </w:r>
+          </w:p>
+          <w:p>
+            <w:pPr>
+              <w:pStyle w:val="HTMLPreformatted"/>
+              <w:shd w:val="clear" w:color="auto" w:fill="FFFFFF"/>
+              <w:rPr>
+                <w:rFonts w:ascii="Comic Sans MS" w:hAnsi="Comic Sans MS"/>
+                <w:color w:val="4D4D4A"/>
+                <w:sz w:val="24"/>
+                <w:szCs w:val="24"/>
+              </w:rPr>
+            </w:pPr>
+            <w:r>
+              <w:rPr>
+                <w:rFonts w:ascii="Comic Sans MS" w:hAnsi="Comic Sans MS"/>
+                <w:i/>
+                <w:iCs/>
+                <w:color w:val="7748B7"/>
+                <w:sz w:val="24"/>
+                <w:szCs w:val="24"/>
+              </w:rPr>
+              <w:t xml:space="preserve">NumberFormat </w:t>
+            </w:r>
+            <w:r>
+              <w:rPr>
+                <w:rFonts w:ascii="Comic Sans MS" w:hAnsi="Comic Sans MS"/>
+                <w:color w:val="4D4D4A"/>
+                <w:sz w:val="24"/>
+                <w:szCs w:val="24"/>
+              </w:rPr>
+              <w:t>nm</w:t>
+            </w:r>
+            <w:r>
+              <w:rPr>
+                <w:rFonts w:ascii="Comic Sans MS" w:hAnsi="Comic Sans MS"/>
+                <w:color w:val="EE5C09"/>
+                <w:sz w:val="24"/>
+                <w:szCs w:val="24"/>
+              </w:rPr>
+              <w:t>=</w:t>
+            </w:r>
+            <w:r>
+              <w:rPr>
+                <w:rFonts w:ascii="Comic Sans MS" w:hAnsi="Comic Sans MS"/>
+                <w:i/>
+                <w:iCs/>
+                <w:color w:val="7748B7"/>
+                <w:sz w:val="24"/>
+                <w:szCs w:val="24"/>
+              </w:rPr>
+              <w:t>NumberFormat</w:t>
+            </w:r>
+            <w:r>
+              <w:rPr>
+                <w:rFonts w:ascii="Comic Sans MS" w:hAnsi="Comic Sans MS"/>
+                <w:color w:val="4D4D4A"/>
+                <w:sz w:val="24"/>
+                <w:szCs w:val="24"/>
+              </w:rPr>
+              <w:t>.</w:t>
+            </w:r>
+            <w:r>
+              <w:rPr>
+                <w:rFonts w:ascii="Comic Sans MS" w:hAnsi="Comic Sans MS"/>
+                <w:i/>
+                <w:iCs/>
+                <w:color w:val="1136B9"/>
+                <w:sz w:val="24"/>
+                <w:szCs w:val="24"/>
+              </w:rPr>
+              <w:t>get</w:t>
+            </w:r>
+            <w:r>
+              <w:rPr>
+                <w:rFonts w:ascii="Comic Sans MS" w:hAnsi="Comic Sans MS"/>
+                <w:i/>
+                <w:iCs/>
+                <w:color w:val="1136B9"/>
+                <w:sz w:val="24"/>
+                <w:szCs w:val="24"/>
+                <w:shd w:val="clear" w:color="auto" w:fill="F4B083" w:themeFill="accent2" w:themeFillTint="99"/>
+              </w:rPr>
+              <w:t>Currency</w:t>
+            </w:r>
+            <w:r>
+              <w:rPr>
+                <w:rFonts w:ascii="Comic Sans MS" w:hAnsi="Comic Sans MS"/>
+                <w:i/>
+                <w:iCs/>
+                <w:color w:val="1136B9"/>
+                <w:sz w:val="24"/>
+                <w:szCs w:val="24"/>
+              </w:rPr>
+              <w:t>Instance</w:t>
+            </w:r>
+            <w:r>
+              <w:rPr>
+                <w:rFonts w:ascii="Comic Sans MS" w:hAnsi="Comic Sans MS"/>
+                <w:color w:val="4D4D4A"/>
+                <w:sz w:val="24"/>
+                <w:szCs w:val="24"/>
+              </w:rPr>
+              <w:t>(</w:t>
+            </w:r>
+            <w:r>
+              <w:rPr>
+                <w:rFonts w:ascii="Comic Sans MS" w:hAnsi="Comic Sans MS"/>
+                <w:color w:val="79074C"/>
+                <w:sz w:val="24"/>
+                <w:szCs w:val="24"/>
+              </w:rPr>
+              <w:t>Locale</w:t>
+            </w:r>
+            <w:r>
+              <w:rPr>
+                <w:rFonts w:ascii="Comic Sans MS" w:hAnsi="Comic Sans MS"/>
+                <w:color w:val="4D4D4A"/>
+                <w:sz w:val="24"/>
+                <w:szCs w:val="24"/>
+              </w:rPr>
+              <w:t>.</w:t>
+            </w:r>
+            <w:r>
+              <w:rPr>
+                <w:rFonts w:ascii="Comic Sans MS" w:hAnsi="Comic Sans MS"/>
+                <w:b/>
+                <w:bCs/>
+                <w:i/>
+                <w:iCs/>
+                <w:color w:val="005CC5"/>
+                <w:sz w:val="24"/>
+                <w:szCs w:val="24"/>
+              </w:rPr>
+              <w:t>GERMANY</w:t>
+            </w:r>
+            <w:r>
+              <w:rPr>
+                <w:rFonts w:ascii="Comic Sans MS" w:hAnsi="Comic Sans MS"/>
+                <w:color w:val="4D4D4A"/>
+                <w:sz w:val="24"/>
+                <w:szCs w:val="24"/>
+              </w:rPr>
+              <w:t>);</w:t>
+            </w:r>
+            <w:r>
+              <w:rPr>
+                <w:rFonts w:ascii="Comic Sans MS" w:hAnsi="Comic Sans MS"/>
+                <w:color w:val="4D4D4A"/>
+                <w:sz w:val="24"/>
+                <w:szCs w:val="24"/>
+              </w:rPr>
+              <w:br/>
+            </w:r>
+            <w:r>
+              <w:rPr>
+                <w:rFonts w:ascii="Comic Sans MS" w:hAnsi="Comic Sans MS"/>
+                <w:color w:val="79074C"/>
+                <w:sz w:val="24"/>
+                <w:szCs w:val="24"/>
+              </w:rPr>
+              <w:t>System</w:t>
+            </w:r>
+            <w:r>
+              <w:rPr>
+                <w:rFonts w:ascii="Comic Sans MS" w:hAnsi="Comic Sans MS"/>
+                <w:color w:val="4D4D4A"/>
+                <w:sz w:val="24"/>
+                <w:szCs w:val="24"/>
+              </w:rPr>
+              <w:t>.</w:t>
+            </w:r>
+            <w:r>
+              <w:rPr>
+                <w:rFonts w:ascii="Comic Sans MS" w:hAnsi="Comic Sans MS"/>
+                <w:b/>
+                <w:bCs/>
+                <w:i/>
+                <w:iCs/>
+                <w:color w:val="005CC5"/>
+                <w:sz w:val="24"/>
+                <w:szCs w:val="24"/>
+              </w:rPr>
+              <w:t>out</w:t>
+            </w:r>
+            <w:r>
+              <w:rPr>
+                <w:rFonts w:ascii="Comic Sans MS" w:hAnsi="Comic Sans MS"/>
+                <w:color w:val="4D4D4A"/>
+                <w:sz w:val="24"/>
+                <w:szCs w:val="24"/>
+              </w:rPr>
+              <w:t>.</w:t>
+            </w:r>
+            <w:r>
+              <w:rPr>
+                <w:rFonts w:ascii="Comic Sans MS" w:hAnsi="Comic Sans MS"/>
+                <w:color w:val="1136B9"/>
+                <w:sz w:val="24"/>
+                <w:szCs w:val="24"/>
+              </w:rPr>
+              <w:t>println</w:t>
+            </w:r>
+            <w:r>
+              <w:rPr>
+                <w:rFonts w:ascii="Comic Sans MS" w:hAnsi="Comic Sans MS"/>
+                <w:color w:val="4D4D4A"/>
+                <w:sz w:val="24"/>
+                <w:szCs w:val="24"/>
+              </w:rPr>
+              <w:t>(nm.</w:t>
+            </w:r>
+            <w:r>
+              <w:rPr>
+                <w:rFonts w:ascii="Comic Sans MS" w:hAnsi="Comic Sans MS"/>
+                <w:color w:val="1136B9"/>
+                <w:sz w:val="24"/>
+                <w:szCs w:val="24"/>
+              </w:rPr>
+              <w:t>format</w:t>
+            </w:r>
+            <w:r>
+              <w:rPr>
+                <w:rFonts w:ascii="Comic Sans MS" w:hAnsi="Comic Sans MS"/>
+                <w:color w:val="4D4D4A"/>
+                <w:sz w:val="24"/>
+                <w:szCs w:val="24"/>
+              </w:rPr>
+              <w:t>(</w:t>
+            </w:r>
+            <w:r>
+              <w:rPr>
+                <w:rFonts w:ascii="Comic Sans MS" w:hAnsi="Comic Sans MS"/>
+                <w:color w:val="005CC5"/>
+                <w:sz w:val="24"/>
+                <w:szCs w:val="24"/>
+              </w:rPr>
+              <w:t>5123467.123</w:t>
+            </w:r>
+            <w:r>
+              <w:rPr>
+                <w:rFonts w:ascii="Comic Sans MS" w:hAnsi="Comic Sans MS"/>
+                <w:color w:val="4D4D4A"/>
+                <w:sz w:val="24"/>
+                <w:szCs w:val="24"/>
+              </w:rPr>
+              <w:t>));</w:t>
+            </w:r>
+          </w:p>
+          <w:p>
+            <w:pPr>
+              <w:rPr>
+                <w:lang w:val="en-US"/>
+              </w:rPr>
+            </w:pPr>
+            <w:r>
+              <w:rPr>
+                <w:lang w:val="en-US"/>
+              </w:rPr>
+              <w:t>5.123.467,12 €</w:t>
+            </w:r>
+          </w:p>
+          <w:p>
+            <w:pPr>
+              <w:rPr>
+                <w:lang w:val="en-US"/>
+              </w:rPr>
+            </w:pPr>
+          </w:p>
+          <w:p>
+            <w:pPr>
+              <w:rPr>
+                <w:lang w:val="en-US"/>
+              </w:rPr>
+            </w:pPr>
+            <w:r>
+              <w:rPr>
+                <w:lang w:val="en-US"/>
+              </w:rPr>
+              <w:t>number to china currency - yuan</w:t>
+            </w:r>
+          </w:p>
+          <w:p>
+            <w:pPr>
+              <w:shd w:val="clear" w:color="auto" w:fill="FFFFFF"/>
+              <w:tabs>
+                <w:tab w:val="left" w:pos="916"/>
+                <w:tab w:val="left" w:pos="1832"/>
+                <w:tab w:val="left" w:pos="2748"/>
+                <w:tab w:val="left" w:pos="3664"/>
+                <w:tab w:val="left" w:pos="4580"/>
+                <w:tab w:val="left" w:pos="5496"/>
+                <w:tab w:val="left" w:pos="6412"/>
+                <w:tab w:val="left" w:pos="7328"/>
+                <w:tab w:val="left" w:pos="8244"/>
+                <w:tab w:val="left" w:pos="9160"/>
+                <w:tab w:val="left" w:pos="10076"/>
+                <w:tab w:val="left" w:pos="10992"/>
+                <w:tab w:val="left" w:pos="11908"/>
+                <w:tab w:val="left" w:pos="12824"/>
+                <w:tab w:val="left" w:pos="13740"/>
+                <w:tab w:val="left" w:pos="14656"/>
+              </w:tabs>
+              <w:rPr>
+                <w:rFonts w:ascii="Courier New" w:eastAsia="Times New Roman" w:hAnsi="Courier New" w:cs="Courier New"/>
+                <w:color w:val="4D4D4A"/>
+                <w:sz w:val="24"/>
+                <w:szCs w:val="24"/>
+                <w:lang w:eastAsia="en-IN" w:bidi="te-IN"/>
+              </w:rPr>
+            </w:pPr>
+            <w:r>
+              <w:rPr>
+                <w:rFonts w:ascii="Courier New" w:eastAsia="Times New Roman" w:hAnsi="Courier New" w:cs="Courier New"/>
+                <w:i/>
+                <w:iCs/>
+                <w:color w:val="7748B7"/>
+                <w:sz w:val="24"/>
+                <w:szCs w:val="24"/>
+                <w:lang w:eastAsia="en-IN" w:bidi="te-IN"/>
+              </w:rPr>
+              <w:t xml:space="preserve">NumberFormat </w:t>
+            </w:r>
+            <w:r>
+              <w:rPr>
+                <w:rFonts w:ascii="Courier New" w:eastAsia="Times New Roman" w:hAnsi="Courier New" w:cs="Courier New"/>
+                <w:color w:val="4D4D4A"/>
+                <w:sz w:val="24"/>
+                <w:szCs w:val="24"/>
+                <w:lang w:eastAsia="en-IN" w:bidi="te-IN"/>
+              </w:rPr>
+              <w:t>nm</w:t>
+            </w:r>
+            <w:r>
+              <w:rPr>
+                <w:rFonts w:ascii="Courier New" w:eastAsia="Times New Roman" w:hAnsi="Courier New" w:cs="Courier New"/>
+                <w:color w:val="EE5C09"/>
+                <w:sz w:val="24"/>
+                <w:szCs w:val="24"/>
+                <w:lang w:eastAsia="en-IN" w:bidi="te-IN"/>
+              </w:rPr>
+              <w:t>=</w:t>
+            </w:r>
+            <w:r>
+              <w:rPr>
+                <w:rFonts w:ascii="Courier New" w:eastAsia="Times New Roman" w:hAnsi="Courier New" w:cs="Courier New"/>
+                <w:i/>
+                <w:iCs/>
+                <w:color w:val="7748B7"/>
+                <w:sz w:val="24"/>
+                <w:szCs w:val="24"/>
+                <w:lang w:eastAsia="en-IN" w:bidi="te-IN"/>
+              </w:rPr>
+              <w:t>NumberFormat</w:t>
+            </w:r>
+            <w:r>
+              <w:rPr>
+                <w:rFonts w:ascii="Courier New" w:eastAsia="Times New Roman" w:hAnsi="Courier New" w:cs="Courier New"/>
+                <w:color w:val="4D4D4A"/>
+                <w:sz w:val="24"/>
+                <w:szCs w:val="24"/>
+                <w:lang w:eastAsia="en-IN" w:bidi="te-IN"/>
+              </w:rPr>
+              <w:t>.</w:t>
+            </w:r>
+            <w:r>
+              <w:rPr>
+                <w:rFonts w:ascii="Courier New" w:eastAsia="Times New Roman" w:hAnsi="Courier New" w:cs="Courier New"/>
+                <w:i/>
+                <w:iCs/>
+                <w:color w:val="1136B9"/>
+                <w:sz w:val="24"/>
+                <w:szCs w:val="24"/>
+                <w:lang w:eastAsia="en-IN" w:bidi="te-IN"/>
+              </w:rPr>
+              <w:t>getCurrencyInstance</w:t>
+            </w:r>
+            <w:r>
+              <w:rPr>
+                <w:rFonts w:ascii="Courier New" w:eastAsia="Times New Roman" w:hAnsi="Courier New" w:cs="Courier New"/>
+                <w:color w:val="4D4D4A"/>
+                <w:sz w:val="24"/>
+                <w:szCs w:val="24"/>
+                <w:lang w:eastAsia="en-IN" w:bidi="te-IN"/>
+              </w:rPr>
+              <w:t>(</w:t>
+            </w:r>
+            <w:r>
+              <w:rPr>
+                <w:rFonts w:ascii="Courier New" w:eastAsia="Times New Roman" w:hAnsi="Courier New" w:cs="Courier New"/>
+                <w:color w:val="79074C"/>
+                <w:sz w:val="24"/>
+                <w:szCs w:val="24"/>
+                <w:lang w:eastAsia="en-IN" w:bidi="te-IN"/>
+              </w:rPr>
+              <w:t>Locale</w:t>
+            </w:r>
+            <w:r>
+              <w:rPr>
+                <w:rFonts w:ascii="Courier New" w:eastAsia="Times New Roman" w:hAnsi="Courier New" w:cs="Courier New"/>
+                <w:color w:val="4D4D4A"/>
+                <w:sz w:val="24"/>
+                <w:szCs w:val="24"/>
+                <w:lang w:eastAsia="en-IN" w:bidi="te-IN"/>
+              </w:rPr>
+              <w:t>.</w:t>
+            </w:r>
+            <w:r>
+              <w:rPr>
+                <w:rFonts w:ascii="Courier New" w:eastAsia="Times New Roman" w:hAnsi="Courier New" w:cs="Courier New"/>
+                <w:b/>
+                <w:bCs/>
+                <w:i/>
+                <w:iCs/>
+                <w:color w:val="005CC5"/>
+                <w:sz w:val="24"/>
+                <w:szCs w:val="24"/>
+                <w:lang w:eastAsia="en-IN" w:bidi="te-IN"/>
+              </w:rPr>
+              <w:t>CHINA</w:t>
+            </w:r>
+            <w:r>
+              <w:rPr>
+                <w:rFonts w:ascii="Courier New" w:eastAsia="Times New Roman" w:hAnsi="Courier New" w:cs="Courier New"/>
+                <w:color w:val="4D4D4A"/>
+                <w:sz w:val="24"/>
+                <w:szCs w:val="24"/>
+                <w:lang w:eastAsia="en-IN" w:bidi="te-IN"/>
+              </w:rPr>
+              <w:t>);</w:t>
+            </w:r>
+            <w:r>
+              <w:rPr>
+                <w:rFonts w:ascii="Courier New" w:eastAsia="Times New Roman" w:hAnsi="Courier New" w:cs="Courier New"/>
+                <w:color w:val="4D4D4A"/>
+                <w:sz w:val="24"/>
+                <w:szCs w:val="24"/>
+                <w:lang w:eastAsia="en-IN" w:bidi="te-IN"/>
+              </w:rPr>
+              <w:br/>
+            </w:r>
+            <w:r>
+              <w:rPr>
+                <w:rFonts w:ascii="Courier New" w:eastAsia="Times New Roman" w:hAnsi="Courier New" w:cs="Courier New"/>
+                <w:color w:val="79074C"/>
+                <w:sz w:val="24"/>
+                <w:szCs w:val="24"/>
+                <w:lang w:eastAsia="en-IN" w:bidi="te-IN"/>
+              </w:rPr>
+              <w:t>System</w:t>
+            </w:r>
+            <w:r>
+              <w:rPr>
+                <w:rFonts w:ascii="Courier New" w:eastAsia="Times New Roman" w:hAnsi="Courier New" w:cs="Courier New"/>
+                <w:color w:val="4D4D4A"/>
+                <w:sz w:val="24"/>
+                <w:szCs w:val="24"/>
+                <w:lang w:eastAsia="en-IN" w:bidi="te-IN"/>
+              </w:rPr>
+              <w:t>.</w:t>
+            </w:r>
+            <w:r>
+              <w:rPr>
+                <w:rFonts w:ascii="Courier New" w:eastAsia="Times New Roman" w:hAnsi="Courier New" w:cs="Courier New"/>
+                <w:b/>
+                <w:bCs/>
+                <w:i/>
+                <w:iCs/>
+                <w:color w:val="005CC5"/>
+                <w:sz w:val="24"/>
+                <w:szCs w:val="24"/>
+                <w:lang w:eastAsia="en-IN" w:bidi="te-IN"/>
+              </w:rPr>
+              <w:t>out</w:t>
+            </w:r>
+            <w:r>
+              <w:rPr>
+                <w:rFonts w:ascii="Courier New" w:eastAsia="Times New Roman" w:hAnsi="Courier New" w:cs="Courier New"/>
+                <w:color w:val="4D4D4A"/>
+                <w:sz w:val="24"/>
+                <w:szCs w:val="24"/>
+                <w:lang w:eastAsia="en-IN" w:bidi="te-IN"/>
+              </w:rPr>
+              <w:t>.</w:t>
+            </w:r>
+            <w:r>
+              <w:rPr>
+                <w:rFonts w:ascii="Courier New" w:eastAsia="Times New Roman" w:hAnsi="Courier New" w:cs="Courier New"/>
+                <w:color w:val="1136B9"/>
+                <w:sz w:val="24"/>
+                <w:szCs w:val="24"/>
+                <w:lang w:eastAsia="en-IN" w:bidi="te-IN"/>
+              </w:rPr>
+              <w:t>println</w:t>
+            </w:r>
+            <w:r>
+              <w:rPr>
+                <w:rFonts w:ascii="Courier New" w:eastAsia="Times New Roman" w:hAnsi="Courier New" w:cs="Courier New"/>
+                <w:color w:val="4D4D4A"/>
+                <w:sz w:val="24"/>
+                <w:szCs w:val="24"/>
+                <w:lang w:eastAsia="en-IN" w:bidi="te-IN"/>
+              </w:rPr>
+              <w:t>(nm.</w:t>
+            </w:r>
+            <w:r>
+              <w:rPr>
+                <w:rFonts w:ascii="Courier New" w:eastAsia="Times New Roman" w:hAnsi="Courier New" w:cs="Courier New"/>
+                <w:color w:val="1136B9"/>
+                <w:sz w:val="24"/>
+                <w:szCs w:val="24"/>
+                <w:lang w:eastAsia="en-IN" w:bidi="te-IN"/>
+              </w:rPr>
+              <w:t>format</w:t>
+            </w:r>
+            <w:r>
+              <w:rPr>
+                <w:rFonts w:ascii="Courier New" w:eastAsia="Times New Roman" w:hAnsi="Courier New" w:cs="Courier New"/>
+                <w:color w:val="4D4D4A"/>
+                <w:sz w:val="24"/>
+                <w:szCs w:val="24"/>
+                <w:lang w:eastAsia="en-IN" w:bidi="te-IN"/>
+              </w:rPr>
+              <w:t>(</w:t>
+            </w:r>
+            <w:r>
+              <w:rPr>
+                <w:rFonts w:ascii="Courier New" w:eastAsia="Times New Roman" w:hAnsi="Courier New" w:cs="Courier New"/>
+                <w:color w:val="005CC5"/>
+                <w:sz w:val="24"/>
+                <w:szCs w:val="24"/>
+                <w:lang w:eastAsia="en-IN" w:bidi="te-IN"/>
+              </w:rPr>
+              <w:t>113548812345641.789</w:t>
+            </w:r>
+            <w:r>
+              <w:rPr>
+                <w:rFonts w:ascii="Courier New" w:eastAsia="Times New Roman" w:hAnsi="Courier New" w:cs="Courier New"/>
+                <w:color w:val="4D4D4A"/>
+                <w:sz w:val="24"/>
+                <w:szCs w:val="24"/>
+                <w:lang w:eastAsia="en-IN" w:bidi="te-IN"/>
+              </w:rPr>
+              <w:t>));</w:t>
+            </w:r>
+          </w:p>
+          <w:p>
+            <w:pPr>
+              <w:rPr>
+                <w:lang w:val="en-US"/>
+              </w:rPr>
+            </w:pPr>
+            <w:r>
+              <w:rPr>
+                <w:rFonts w:ascii="MS Gothic" w:hAnsi="MS Gothic" w:cs="MS Gothic"/>
+                <w:lang w:val="en-US"/>
+              </w:rPr>
+              <w:t>￥</w:t>
+            </w:r>
+            <w:r>
+              <w:rPr>
+                <w:lang w:val="en-US"/>
+              </w:rPr>
+              <w:t>113,548,812,345,641.78</w:t>
+            </w:r>
+          </w:p>
+        </w:tc>
+      </w:tr>
+    </w:tbl>
+    <w:p>
+      <w:pPr>
+        <w:rPr>
+          <w:lang w:val="en-US"/>
+        </w:rPr>
+      </w:pPr>
+    </w:p>
+    <w:p>
+      <w:pPr>
+        <w:rPr>
+          <w:lang w:val="en-US"/>
+        </w:rPr>
+      </w:pPr>
+      <w:hyperlink r:id="rId27" w:history="1">
+        <w:r>
+          <w:rPr>
+            <w:rStyle w:val="Hyperlink"/>
+            <w:lang w:val="en-US"/>
+          </w:rPr>
+          <w:t>https://docs.oracle.com/javase/tutorial/i18n/format/decimalFormat.html</w:t>
+        </w:r>
+      </w:hyperlink>
+      <w:r>
+        <w:rPr>
+          <w:lang w:val="en-US"/>
+        </w:rPr>
+        <w:tab/>
+      </w:r>
+    </w:p>
+    <w:p>
+      <w:pPr>
+        <w:spacing w:after="0"/>
+        <w:rPr>
+          <w:lang w:val="en-US"/>
+        </w:rPr>
+      </w:pPr>
+      <w:r>
+        <w:rPr>
+          <w:lang w:val="en-US"/>
+        </w:rPr>
+        <w:t>•</w:t>
+      </w:r>
+      <w:r>
+        <w:rPr>
+          <w:lang w:val="en-US"/>
+        </w:rPr>
+        <w:tab/>
+        <w:t>Formatting numbers to strings based on local conventions</w:t>
+      </w:r>
+    </w:p>
+    <w:p>
+      <w:pPr>
+        <w:spacing w:after="0"/>
+        <w:rPr>
+          <w:lang w:val="en-US"/>
+        </w:rPr>
+      </w:pPr>
+      <w:r>
+        <w:rPr>
+          <w:lang w:val="en-US"/>
+        </w:rPr>
+        <w:t>•</w:t>
+      </w:r>
+      <w:r>
+        <w:rPr>
+          <w:lang w:val="en-US"/>
+        </w:rPr>
+        <w:tab/>
+        <w:t>Parsing strings to numbers</w:t>
+      </w:r>
+    </w:p>
+    <w:p>
+      <w:pPr>
+        <w:spacing w:after="0"/>
+        <w:rPr>
+          <w:lang w:val="en-US"/>
+        </w:rPr>
+      </w:pPr>
+      <w:r>
+        <w:rPr>
+          <w:lang w:val="en-US"/>
+        </w:rPr>
+        <w:t>•</w:t>
+      </w:r>
+      <w:r>
+        <w:rPr>
+          <w:lang w:val="en-US"/>
+        </w:rPr>
+        <w:tab/>
+        <w:t>Formatting currencies and percentages</w:t>
+      </w:r>
+    </w:p>
+    <w:tbl>
+      <w:tblPr>
+        <w:tblStyle w:val="TableGrid"/>
+        <w:tblW w:w="0" w:type="auto"/>
+        <w:tblLook w:val="04A0" w:firstRow="1" w:lastRow="0" w:firstColumn="1" w:lastColumn="0" w:noHBand="0" w:noVBand="1"/>
+      </w:tblPr>
+      <w:tblGrid>
+        <w:gridCol w:w="10795"/>
+        <w:gridCol w:w="10440"/>
+      </w:tblGrid>
+      <w:tr>
+        <w:tc>
+          <w:tcPr>
+            <w:tcW w:w="10795" w:type="dxa"/>
+          </w:tcPr>
+          <w:p>
+            <w:pPr>
+              <w:pStyle w:val="HTMLPreformatted"/>
+              <w:shd w:val="clear" w:color="auto" w:fill="FFFFFF"/>
+              <w:rPr>
+                <w:color w:val="4D4D4A"/>
+                <w:sz w:val="24"/>
+                <w:szCs w:val="24"/>
+              </w:rPr>
+            </w:pPr>
+            <w:r>
+              <w:rPr>
+                <w:i/>
+                <w:iCs/>
+                <w:color w:val="7748B7"/>
+                <w:sz w:val="24"/>
+                <w:szCs w:val="24"/>
+              </w:rPr>
+              <w:t xml:space="preserve">NumberFormat </w:t>
+            </w:r>
+            <w:r>
+              <w:rPr>
+                <w:color w:val="4D4D4A"/>
+                <w:sz w:val="24"/>
+                <w:szCs w:val="24"/>
+              </w:rPr>
+              <w:t>nm</w:t>
+            </w:r>
+            <w:r>
+              <w:rPr>
+                <w:color w:val="EE5C09"/>
+                <w:sz w:val="24"/>
+                <w:szCs w:val="24"/>
+              </w:rPr>
+              <w:t>=</w:t>
+            </w:r>
+            <w:r>
+              <w:rPr>
+                <w:i/>
+                <w:iCs/>
+                <w:color w:val="7748B7"/>
+                <w:sz w:val="24"/>
+                <w:szCs w:val="24"/>
+              </w:rPr>
+              <w:t>NumberFormat</w:t>
+            </w:r>
+            <w:r>
+              <w:rPr>
+                <w:color w:val="4D4D4A"/>
+                <w:sz w:val="24"/>
+                <w:szCs w:val="24"/>
+              </w:rPr>
+              <w:t>.</w:t>
+            </w:r>
+            <w:r>
+              <w:rPr>
+                <w:i/>
+                <w:iCs/>
+                <w:color w:val="1136B9"/>
+                <w:sz w:val="24"/>
+                <w:szCs w:val="24"/>
+              </w:rPr>
+              <w:t>getNumberInstance</w:t>
+            </w:r>
+            <w:r>
+              <w:rPr>
+                <w:color w:val="4D4D4A"/>
+                <w:sz w:val="24"/>
+                <w:szCs w:val="24"/>
+              </w:rPr>
+              <w:t>(</w:t>
+            </w:r>
+            <w:r>
+              <w:rPr>
+                <w:color w:val="79074C"/>
+                <w:sz w:val="24"/>
+                <w:szCs w:val="24"/>
+              </w:rPr>
+              <w:t>Locale</w:t>
+            </w:r>
+            <w:r>
+              <w:rPr>
+                <w:color w:val="4D4D4A"/>
+                <w:sz w:val="24"/>
+                <w:szCs w:val="24"/>
+              </w:rPr>
+              <w:t>.</w:t>
+            </w:r>
+            <w:r>
+              <w:rPr>
+                <w:b/>
+                <w:bCs/>
+                <w:i/>
+                <w:iCs/>
+                <w:color w:val="005CC5"/>
+                <w:sz w:val="24"/>
+                <w:szCs w:val="24"/>
+              </w:rPr>
+              <w:t>GERMANY</w:t>
+            </w:r>
+            <w:r>
+              <w:rPr>
+                <w:color w:val="4D4D4A"/>
+                <w:sz w:val="24"/>
+                <w:szCs w:val="24"/>
+              </w:rPr>
+              <w:t>);</w:t>
+            </w:r>
+            <w:r>
+              <w:rPr>
+                <w:color w:val="4D4D4A"/>
+                <w:sz w:val="24"/>
+                <w:szCs w:val="24"/>
+              </w:rPr>
+              <w:br/>
+            </w:r>
+            <w:r>
+              <w:rPr>
+                <w:color w:val="79074C"/>
+                <w:sz w:val="24"/>
+                <w:szCs w:val="24"/>
+              </w:rPr>
+              <w:t>System</w:t>
+            </w:r>
+            <w:r>
+              <w:rPr>
+                <w:color w:val="4D4D4A"/>
+                <w:sz w:val="24"/>
+                <w:szCs w:val="24"/>
+              </w:rPr>
+              <w:t>.</w:t>
+            </w:r>
+            <w:r>
+              <w:rPr>
+                <w:b/>
+                <w:bCs/>
+                <w:i/>
+                <w:iCs/>
+                <w:color w:val="005CC5"/>
+                <w:sz w:val="24"/>
+                <w:szCs w:val="24"/>
+              </w:rPr>
+              <w:t>out</w:t>
+            </w:r>
+            <w:r>
+              <w:rPr>
+                <w:color w:val="4D4D4A"/>
+                <w:sz w:val="24"/>
+                <w:szCs w:val="24"/>
+              </w:rPr>
+              <w:t>.</w:t>
+            </w:r>
+            <w:r>
+              <w:rPr>
+                <w:color w:val="1136B9"/>
+                <w:sz w:val="24"/>
+                <w:szCs w:val="24"/>
+              </w:rPr>
+              <w:t>println</w:t>
+            </w:r>
+            <w:r>
+              <w:rPr>
+                <w:color w:val="4D4D4A"/>
+                <w:sz w:val="24"/>
+                <w:szCs w:val="24"/>
+              </w:rPr>
+              <w:t>(nm.</w:t>
+            </w:r>
+            <w:r>
+              <w:rPr>
+                <w:color w:val="1136B9"/>
+                <w:sz w:val="24"/>
+                <w:szCs w:val="24"/>
+              </w:rPr>
+              <w:t>format</w:t>
+            </w:r>
+            <w:r>
+              <w:rPr>
+                <w:color w:val="4D4D4A"/>
+                <w:sz w:val="24"/>
+                <w:szCs w:val="24"/>
+              </w:rPr>
+              <w:t>(</w:t>
+            </w:r>
+            <w:r>
+              <w:rPr>
+                <w:color w:val="005CC5"/>
+                <w:sz w:val="24"/>
+                <w:szCs w:val="24"/>
+              </w:rPr>
+              <w:t>5123467.123</w:t>
+            </w:r>
+            <w:r>
+              <w:rPr>
+                <w:color w:val="4D4D4A"/>
+                <w:sz w:val="24"/>
+                <w:szCs w:val="24"/>
+              </w:rPr>
+              <w:t>));</w:t>
+            </w:r>
+          </w:p>
+          <w:p>
+            <w:pPr>
+              <w:rPr>
+                <w:lang w:val="en-US"/>
+              </w:rPr>
+            </w:pPr>
+            <w:r>
+              <w:rPr>
+                <w:lang w:val="en-US"/>
+              </w:rPr>
+              <w:t xml:space="preserve">result :- </w:t>
+            </w:r>
+          </w:p>
+          <w:p>
+            <w:pPr>
+              <w:rPr>
+                <w:lang w:val="en-US"/>
+              </w:rPr>
+            </w:pPr>
+            <w:r>
+              <w:rPr>
+                <w:lang w:val="en-US"/>
+              </w:rPr>
+              <w:t>5.123.467,123</w:t>
+            </w:r>
+            <w:r>
+              <w:rPr>
+                <w:lang w:val="en-US"/>
+              </w:rPr>
+              <w:t xml:space="preserve">// see this num is having </w:t>
+            </w:r>
+            <w:r>
+              <w:rPr>
+                <w:lang w:val="en-US"/>
+              </w:rPr>
+              <w:t>points, commans in reverse</w:t>
+            </w:r>
+            <w:r>
+              <w:rPr>
+                <w:lang w:val="en-US"/>
+              </w:rPr>
+              <w:t xml:space="preserve"> </w:t>
+            </w:r>
+          </w:p>
+          <w:p>
+            <w:pPr>
+              <w:rPr>
+                <w:rFonts w:ascii="Courier New" w:eastAsia="Times New Roman" w:hAnsi="Courier New" w:cs="Courier New"/>
+                <w:color w:val="4D4D4C"/>
+                <w:spacing w:val="1"/>
+                <w:szCs w:val="28"/>
+                <w:bdr w:val="single" w:sz="2" w:space="0" w:color="auto" w:frame="1"/>
+                <w:lang w:eastAsia="en-IN" w:bidi="te-IN"/>
+              </w:rPr>
+            </w:pPr>
+            <w:r>
+              <w:rPr>
+                <w:rFonts w:ascii="Courier New" w:eastAsia="Times New Roman" w:hAnsi="Courier New" w:cs="Courier New"/>
+                <w:color w:val="4271AE"/>
+                <w:spacing w:val="1"/>
+                <w:szCs w:val="28"/>
+                <w:bdr w:val="single" w:sz="2" w:space="0" w:color="auto" w:frame="1"/>
+                <w:lang w:eastAsia="en-IN" w:bidi="te-IN"/>
+              </w:rPr>
+              <w:t>NumberFormat</w:t>
+            </w:r>
+            <w:r>
+              <w:rPr>
+                <w:rFonts w:ascii="Courier New" w:eastAsia="Times New Roman" w:hAnsi="Courier New" w:cs="Courier New"/>
+                <w:color w:val="4D4D4C"/>
+                <w:spacing w:val="1"/>
+                <w:szCs w:val="28"/>
+                <w:bdr w:val="single" w:sz="2" w:space="0" w:color="auto" w:frame="1"/>
+                <w:lang w:eastAsia="en-IN" w:bidi="te-IN"/>
+              </w:rPr>
+              <w:t xml:space="preserve"> nf = </w:t>
+            </w:r>
+            <w:r>
+              <w:rPr>
+                <w:rFonts w:ascii="Courier New" w:eastAsia="Times New Roman" w:hAnsi="Courier New" w:cs="Courier New"/>
+                <w:color w:val="4271AE"/>
+                <w:spacing w:val="1"/>
+                <w:szCs w:val="28"/>
+                <w:bdr w:val="single" w:sz="2" w:space="0" w:color="auto" w:frame="1"/>
+                <w:lang w:eastAsia="en-IN" w:bidi="te-IN"/>
+              </w:rPr>
+              <w:t>NumberFormat</w:t>
+            </w:r>
+            <w:r>
+              <w:rPr>
+                <w:rFonts w:ascii="Courier New" w:eastAsia="Times New Roman" w:hAnsi="Courier New" w:cs="Courier New"/>
+                <w:color w:val="4D4D4C"/>
+                <w:spacing w:val="1"/>
+                <w:szCs w:val="28"/>
+                <w:bdr w:val="single" w:sz="2" w:space="0" w:color="auto" w:frame="1"/>
+                <w:lang w:eastAsia="en-IN" w:bidi="te-IN"/>
+              </w:rPr>
+              <w:t>.getInstance(</w:t>
+            </w:r>
+            <w:r>
+              <w:rPr>
+                <w:rFonts w:ascii="Courier New" w:eastAsia="Times New Roman" w:hAnsi="Courier New" w:cs="Courier New"/>
+                <w:color w:val="4271AE"/>
+                <w:spacing w:val="1"/>
+                <w:szCs w:val="28"/>
+                <w:bdr w:val="single" w:sz="2" w:space="0" w:color="auto" w:frame="1"/>
+                <w:lang w:eastAsia="en-IN" w:bidi="te-IN"/>
+              </w:rPr>
+              <w:t>Locale</w:t>
+            </w:r>
+            <w:r>
+              <w:rPr>
+                <w:rFonts w:ascii="Courier New" w:eastAsia="Times New Roman" w:hAnsi="Courier New" w:cs="Courier New"/>
+                <w:color w:val="4D4D4C"/>
+                <w:spacing w:val="1"/>
+                <w:szCs w:val="28"/>
+                <w:bdr w:val="single" w:sz="2" w:space="0" w:color="auto" w:frame="1"/>
+                <w:lang w:eastAsia="en-IN" w:bidi="te-IN"/>
+              </w:rPr>
+              <w:t>.ITALY);</w:t>
+            </w:r>
+          </w:p>
+          <w:p>
+            <w:pPr>
+              <w:rPr>
+                <w:lang w:val="en-US"/>
+              </w:rPr>
+            </w:pPr>
+            <w:r>
+              <w:rPr>
+                <w:rFonts w:ascii="Courier New" w:eastAsia="Times New Roman" w:hAnsi="Courier New" w:cs="Courier New"/>
+                <w:color w:val="4271AE"/>
+                <w:spacing w:val="1"/>
+                <w:szCs w:val="28"/>
+                <w:bdr w:val="single" w:sz="2" w:space="0" w:color="auto" w:frame="1"/>
+                <w:lang w:eastAsia="en-IN" w:bidi="te-IN"/>
+              </w:rPr>
+              <w:t>System</w:t>
+            </w:r>
+            <w:r>
+              <w:rPr>
+                <w:rFonts w:ascii="Courier New" w:eastAsia="Times New Roman" w:hAnsi="Courier New" w:cs="Courier New"/>
+                <w:color w:val="4D4D4C"/>
+                <w:spacing w:val="1"/>
+                <w:szCs w:val="28"/>
+                <w:bdr w:val="single" w:sz="2" w:space="0" w:color="auto" w:frame="1"/>
+                <w:lang w:eastAsia="en-IN" w:bidi="te-IN"/>
+              </w:rPr>
+              <w:t>.out.println(nf.format(</w:t>
+            </w:r>
+            <w:r>
+              <w:rPr>
+                <w:rFonts w:ascii="Courier New" w:eastAsia="Times New Roman" w:hAnsi="Courier New" w:cs="Courier New"/>
+                <w:color w:val="F5871F"/>
+                <w:spacing w:val="1"/>
+                <w:szCs w:val="28"/>
+                <w:bdr w:val="single" w:sz="2" w:space="0" w:color="auto" w:frame="1"/>
+                <w:lang w:eastAsia="en-IN" w:bidi="te-IN"/>
+              </w:rPr>
+              <w:t>123456.789</w:t>
+            </w:r>
+            <w:r>
+              <w:rPr>
+                <w:rFonts w:ascii="Courier New" w:eastAsia="Times New Roman" w:hAnsi="Courier New" w:cs="Courier New"/>
+                <w:color w:val="4D4D4C"/>
+                <w:spacing w:val="1"/>
+                <w:szCs w:val="28"/>
+                <w:bdr w:val="single" w:sz="2" w:space="0" w:color="auto" w:frame="1"/>
+                <w:lang w:eastAsia="en-IN" w:bidi="te-IN"/>
+              </w:rPr>
+              <w:t xml:space="preserve">)); </w:t>
+            </w:r>
+            <w:r>
+              <w:rPr>
+                <w:rFonts w:ascii="inherit" w:eastAsia="Times New Roman" w:hAnsi="inherit" w:cs="Times New Roman"/>
+                <w:i/>
+                <w:iCs/>
+                <w:color w:val="8E908C"/>
+                <w:spacing w:val="1"/>
+                <w:szCs w:val="28"/>
+                <w:bdr w:val="single" w:sz="2" w:space="0" w:color="auto" w:frame="1"/>
+                <w:lang w:eastAsia="en-IN" w:bidi="te-IN"/>
+              </w:rPr>
+              <w:t>// Outputs: 123.456,789</w:t>
+            </w:r>
+          </w:p>
+        </w:tc>
+        <w:tc>
+          <w:tcPr>
+            <w:tcW w:w="10440" w:type="dxa"/>
+          </w:tcPr>
+          <w:p>
+            <w:pPr>
+              <w:rPr>
+                <w:szCs w:val="28"/>
+                <w:lang w:val="en-US"/>
+              </w:rPr>
+            </w:pPr>
+            <w:r>
+              <w:rPr>
+                <w:rFonts w:cs="Segoe UI"/>
+                <w:spacing w:val="1"/>
+                <w:szCs w:val="28"/>
+              </w:rPr>
+              <w:t>The </w:t>
+            </w:r>
+            <w:r>
+              <w:rPr>
+                <w:rStyle w:val="Strong"/>
+                <w:rFonts w:cs="Segoe UI"/>
+                <w:b w:val="0"/>
+                <w:bCs w:val="0"/>
+                <w:spacing w:val="1"/>
+                <w:szCs w:val="28"/>
+                <w:bdr w:val="single" w:sz="2" w:space="0" w:color="auto" w:frame="1"/>
+              </w:rPr>
+              <w:t>NumberFormat</w:t>
+            </w:r>
+            <w:r>
+              <w:rPr>
+                <w:rFonts w:cs="Segoe UI"/>
+                <w:spacing w:val="1"/>
+                <w:szCs w:val="28"/>
+              </w:rPr>
+              <w:t> and </w:t>
+            </w:r>
+            <w:r>
+              <w:rPr>
+                <w:rStyle w:val="Strong"/>
+                <w:rFonts w:cs="Segoe UI"/>
+                <w:b w:val="0"/>
+                <w:bCs w:val="0"/>
+                <w:spacing w:val="1"/>
+                <w:szCs w:val="28"/>
+                <w:bdr w:val="single" w:sz="2" w:space="0" w:color="auto" w:frame="1"/>
+              </w:rPr>
+              <w:t>DecimalFormat</w:t>
+            </w:r>
+            <w:r>
+              <w:rPr>
+                <w:rFonts w:cs="Segoe UI"/>
+                <w:spacing w:val="1"/>
+                <w:szCs w:val="28"/>
+              </w:rPr>
+              <w:t> classes in Java are used for formatting and parsing numbers (such as converting numbers to strings for display, or parsing strings back to numbers) in a way that is locale-sensitive and customizable.</w:t>
+            </w:r>
+          </w:p>
+        </w:tc>
+      </w:tr>
+      <w:tr>
+        <w:tc>
+          <w:tcPr>
+            <w:tcW w:w="10795" w:type="dxa"/>
+          </w:tcPr>
+          <w:p>
+            <w:pPr>
+              <w:pStyle w:val="Heading3"/>
+              <w:outlineLvl w:val="2"/>
+              <w:rPr>
+                <w:rFonts w:ascii="Times New Roman" w:hAnsi="Times New Roman"/>
+                <w:color w:val="auto"/>
+                <w:sz w:val="27"/>
+              </w:rPr>
+            </w:pPr>
+            <w:r>
+              <w:rPr>
+                <w:rStyle w:val="Strong"/>
+                <w:b w:val="0"/>
+                <w:bCs w:val="0"/>
+              </w:rPr>
+              <w:lastRenderedPageBreak/>
+              <w:t xml:space="preserve">1. </w:t>
+            </w:r>
+            <w:r>
+              <w:rPr>
+                <w:rStyle w:val="HTMLCode"/>
+                <w:rFonts w:eastAsiaTheme="majorEastAsia"/>
+              </w:rPr>
+              <w:t>NumberFormat</w:t>
+            </w:r>
+            <w:r>
+              <w:rPr>
+                <w:rStyle w:val="Strong"/>
+                <w:b w:val="0"/>
+                <w:bCs w:val="0"/>
+              </w:rPr>
+              <w:t xml:space="preserve"> (abstract base class)</w:t>
+            </w:r>
+          </w:p>
+          <w:p>
+            <w:pPr>
+              <w:pStyle w:val="Heading3"/>
+              <w:outlineLvl w:val="2"/>
+              <w:rPr>
+                <w:rFonts w:ascii="Times New Roman" w:hAnsi="Times New Roman"/>
+                <w:color w:val="auto"/>
+                <w:sz w:val="27"/>
+              </w:rPr>
+            </w:pPr>
+            <w:r>
+              <w:rPr>
+                <w:rFonts w:hAnsi="Symbol"/>
+              </w:rPr>
+              <w:t></w:t>
+            </w:r>
+            <w:r>
+              <w:t xml:space="preserve">  </w:t>
+            </w:r>
+            <w:r>
+              <w:rPr>
+                <w:rStyle w:val="HTMLCode"/>
+                <w:rFonts w:eastAsiaTheme="majorEastAsia"/>
+              </w:rPr>
+              <w:t>NumberFormat</w:t>
+            </w:r>
+            <w:r>
+              <w:rPr>
+                <w:rStyle w:val="Strong"/>
+                <w:b w:val="0"/>
+                <w:bCs w:val="0"/>
+              </w:rPr>
+              <w:t xml:space="preserve"> (abstract base class)</w:t>
+            </w:r>
+          </w:p>
+          <w:p>
+            <w:pPr>
+              <w:pStyle w:val="NormalWeb"/>
+              <w:numPr>
+                <w:ilvl w:val="0"/>
+                <w:numId w:val="15"/>
+              </w:numPr>
+            </w:pPr>
+            <w:r>
+              <w:t xml:space="preserve">Part of </w:t>
+            </w:r>
+            <w:r>
+              <w:rPr>
+                <w:rStyle w:val="HTMLCode"/>
+              </w:rPr>
+              <w:t>java.text</w:t>
+            </w:r>
+            <w:r>
+              <w:t xml:space="preserve"> package.</w:t>
+            </w:r>
+          </w:p>
+          <w:p>
+            <w:pPr>
+              <w:pStyle w:val="NormalWeb"/>
+              <w:numPr>
+                <w:ilvl w:val="0"/>
+                <w:numId w:val="15"/>
+              </w:numPr>
+            </w:pPr>
+            <w:r>
+              <w:t xml:space="preserve">Provides a </w:t>
+            </w:r>
+            <w:r>
+              <w:rPr>
+                <w:rStyle w:val="Strong"/>
+              </w:rPr>
+              <w:t>general way to format numbers, currencies, and percentages</w:t>
+            </w:r>
+            <w:r>
+              <w:t xml:space="preserve"> according to </w:t>
+            </w:r>
+            <w:r>
+              <w:rPr>
+                <w:rStyle w:val="Strong"/>
+              </w:rPr>
+              <w:t>locale</w:t>
+            </w:r>
+            <w:r>
+              <w:t>.</w:t>
+            </w:r>
+          </w:p>
+          <w:p>
+            <w:pPr>
+              <w:pStyle w:val="NormalWeb"/>
+              <w:numPr>
+                <w:ilvl w:val="0"/>
+                <w:numId w:val="15"/>
+              </w:numPr>
+            </w:pPr>
+            <w:r>
+              <w:t xml:space="preserve">It’s </w:t>
+            </w:r>
+            <w:r>
+              <w:rPr>
+                <w:rStyle w:val="Strong"/>
+              </w:rPr>
+              <w:t>locale-sensitive</w:t>
+            </w:r>
+            <w:r>
+              <w:t>, meaning it automatically adapts formatting (decimal separators, grouping, currency symbols) for different countries.</w:t>
+            </w:r>
+          </w:p>
+          <w:p>
+            <w:pPr>
+              <w:pStyle w:val="NormalWeb"/>
+            </w:pPr>
+            <w:r>
+              <w:rPr>
+                <w:rFonts w:ascii="Segoe UI Symbol" w:hAnsi="Segoe UI Symbol" w:cs="Segoe UI Symbol"/>
+              </w:rPr>
+              <w:t>✅</w:t>
+            </w:r>
+            <w:r>
+              <w:t xml:space="preserve"> </w:t>
+            </w:r>
+            <w:r>
+              <w:rPr>
+                <w:rStyle w:val="Strong"/>
+              </w:rPr>
+              <w:t>Uses:</w:t>
+            </w:r>
+          </w:p>
+          <w:p>
+            <w:pPr>
+              <w:pStyle w:val="NormalWeb"/>
+              <w:numPr>
+                <w:ilvl w:val="0"/>
+                <w:numId w:val="16"/>
+              </w:numPr>
+            </w:pPr>
+            <w:r>
+              <w:t>Formatting numbers for display (</w:t>
+            </w:r>
+            <w:r>
+              <w:rPr>
+                <w:rStyle w:val="HTMLCode"/>
+              </w:rPr>
+              <w:t>12345.67 → 12,345.67</w:t>
+            </w:r>
+            <w:r>
+              <w:t xml:space="preserve"> in US vs </w:t>
+            </w:r>
+            <w:r>
+              <w:rPr>
+                <w:rStyle w:val="HTMLCode"/>
+              </w:rPr>
+              <w:t>12.345,67</w:t>
+            </w:r>
+            <w:r>
+              <w:t xml:space="preserve"> in Germany).</w:t>
+            </w:r>
+          </w:p>
+          <w:p>
+            <w:pPr>
+              <w:pStyle w:val="NormalWeb"/>
+              <w:numPr>
+                <w:ilvl w:val="0"/>
+                <w:numId w:val="16"/>
+              </w:numPr>
+            </w:pPr>
+            <w:r>
+              <w:t>Formatting currency values (</w:t>
+            </w:r>
+            <w:r>
+              <w:rPr>
+                <w:rStyle w:val="HTMLCode"/>
+              </w:rPr>
+              <w:t>12345.67 → $12,345.67</w:t>
+            </w:r>
+            <w:r>
+              <w:t xml:space="preserve"> in US vs </w:t>
+            </w:r>
+            <w:r>
+              <w:rPr>
+                <w:rStyle w:val="HTMLCode"/>
+              </w:rPr>
+              <w:t>12.345,67 €</w:t>
+            </w:r>
+            <w:r>
+              <w:t xml:space="preserve"> in Germany).</w:t>
+            </w:r>
+          </w:p>
+          <w:p>
+            <w:pPr>
+              <w:pStyle w:val="NormalWeb"/>
+              <w:numPr>
+                <w:ilvl w:val="0"/>
+                <w:numId w:val="16"/>
+              </w:numPr>
+            </w:pPr>
+            <w:r>
+              <w:t>Formatting percentages (</w:t>
+            </w:r>
+            <w:r>
+              <w:rPr>
+                <w:rStyle w:val="HTMLCode"/>
+              </w:rPr>
+              <w:t>0.75 → 75%</w:t>
+            </w:r>
+            <w:r>
+              <w:t>).</w:t>
+            </w:r>
+          </w:p>
+          <w:p>
+            <w:pPr>
+              <w:pStyle w:val="NormalWeb"/>
+            </w:pPr>
+            <w:r>
+              <w:rPr>
+                <w:rFonts w:ascii="Segoe UI Symbol" w:hAnsi="Segoe UI Symbol" w:cs="Segoe UI Symbol"/>
+              </w:rPr>
+              <w:t>📌</w:t>
+            </w:r>
+            <w:r>
+              <w:t xml:space="preserve"> </w:t>
+            </w:r>
+            <w:r>
+              <w:rPr>
+                <w:rStyle w:val="Strong"/>
+              </w:rPr>
+              <w:t>Example:</w:t>
+            </w:r>
+          </w:p>
+          <w:p>
+            <w:pPr>
+              <w:pStyle w:val="HTMLPreformatted"/>
+              <w:rPr>
+                <w:rStyle w:val="HTMLCode"/>
+              </w:rPr>
+            </w:pPr>
+            <w:r>
+              <w:rPr>
+                <w:rStyle w:val="hljs-keyword"/>
+              </w:rPr>
+              <w:t>import</w:t>
+            </w:r>
+            <w:r>
+              <w:rPr>
+                <w:rStyle w:val="HTMLCode"/>
+              </w:rPr>
+              <w:t xml:space="preserve"> java.text.NumberFormat;</w:t>
+            </w:r>
+          </w:p>
+          <w:p>
+            <w:pPr>
+              <w:pStyle w:val="HTMLPreformatted"/>
+              <w:rPr>
+                <w:rStyle w:val="HTMLCode"/>
+              </w:rPr>
+            </w:pPr>
+            <w:r>
+              <w:rPr>
+                <w:rStyle w:val="hljs-keyword"/>
+              </w:rPr>
+              <w:t>import</w:t>
+            </w:r>
+            <w:r>
+              <w:rPr>
+                <w:rStyle w:val="HTMLCode"/>
+              </w:rPr>
+              <w:t xml:space="preserve"> java.util.Locale;</w:t>
+            </w:r>
+          </w:p>
+          <w:p>
+            <w:pPr>
+              <w:pStyle w:val="HTMLPreformatted"/>
+              <w:rPr>
+                <w:rStyle w:val="HTMLCode"/>
+              </w:rPr>
+            </w:pPr>
+          </w:p>
+          <w:p>
+            <w:pPr>
+              <w:pStyle w:val="HTMLPreformatted"/>
+              <w:rPr>
+                <w:rStyle w:val="HTMLCode"/>
+              </w:rPr>
+            </w:pPr>
+            <w:r>
+              <w:rPr>
+                <w:rStyle w:val="hljs-keyword"/>
+              </w:rPr>
+              <w:t>public</w:t>
+            </w:r>
+            <w:r>
+              <w:rPr>
+                <w:rStyle w:val="HTMLCode"/>
+              </w:rPr>
+              <w:t xml:space="preserve"> </w:t>
+            </w:r>
+            <w:r>
+              <w:rPr>
+                <w:rStyle w:val="hljs-keyword"/>
+              </w:rPr>
+              <w:t>class</w:t>
+            </w:r>
+            <w:r>
+              <w:rPr>
+                <w:rStyle w:val="HTMLCode"/>
+              </w:rPr>
+              <w:t xml:space="preserve"> </w:t>
+            </w:r>
+            <w:r>
+              <w:rPr>
+                <w:rStyle w:val="hljs-title"/>
+                <w:rFonts w:eastAsiaTheme="majorEastAsia"/>
+              </w:rPr>
+              <w:t>Test</w:t>
+            </w:r>
+            <w:r>
+              <w:rPr>
+                <w:rStyle w:val="HTMLCode"/>
+              </w:rPr>
+              <w:t xml:space="preserve"> {</w:t>
+            </w:r>
+          </w:p>
+          <w:p>
+            <w:pPr>
+              <w:pStyle w:val="HTMLPreformatted"/>
+              <w:rPr>
+                <w:rStyle w:val="HTMLCode"/>
+              </w:rPr>
+            </w:pPr>
+            <w:r>
+              <w:rPr>
+                <w:rStyle w:val="HTMLCode"/>
+              </w:rPr>
+              <w:t xml:space="preserve">    </w:t>
+            </w:r>
+            <w:r>
+              <w:rPr>
+                <w:rStyle w:val="hljs-keyword"/>
+              </w:rPr>
+              <w:t>public</w:t>
+            </w:r>
+            <w:r>
+              <w:rPr>
+                <w:rStyle w:val="HTMLCode"/>
+              </w:rPr>
+              <w:t xml:space="preserve"> </w:t>
+            </w:r>
+            <w:r>
+              <w:rPr>
+                <w:rStyle w:val="hljs-keyword"/>
+              </w:rPr>
+              <w:t>static</w:t>
+            </w:r>
+            <w:r>
+              <w:rPr>
+                <w:rStyle w:val="HTMLCode"/>
+              </w:rPr>
+              <w:t xml:space="preserve"> </w:t>
+            </w:r>
+            <w:r>
+              <w:rPr>
+                <w:rStyle w:val="hljs-keyword"/>
+              </w:rPr>
+              <w:t>void</w:t>
+            </w:r>
+            <w:r>
+              <w:rPr>
+                <w:rStyle w:val="HTMLCode"/>
+              </w:rPr>
+              <w:t xml:space="preserve"> </w:t>
+            </w:r>
+            <w:r>
+              <w:rPr>
+                <w:rStyle w:val="hljs-title"/>
+                <w:rFonts w:eastAsiaTheme="majorEastAsia"/>
+              </w:rPr>
+              <w:t>main</w:t>
+            </w:r>
+            <w:r>
+              <w:rPr>
+                <w:rStyle w:val="hljs-params"/>
+              </w:rPr>
+              <w:t>(String[] args)</w:t>
+            </w:r>
+            <w:r>
+              <w:rPr>
+                <w:rStyle w:val="HTMLCode"/>
+              </w:rPr>
+              <w:t xml:space="preserve"> {</w:t>
+            </w:r>
+          </w:p>
+          <w:p>
+            <w:pPr>
+              <w:pStyle w:val="HTMLPreformatted"/>
+              <w:rPr>
+                <w:rStyle w:val="HTMLCode"/>
+              </w:rPr>
+            </w:pPr>
+            <w:r>
+              <w:rPr>
+                <w:rStyle w:val="HTMLCode"/>
+              </w:rPr>
+              <w:t xml:space="preserve">        </w:t>
+            </w:r>
+            <w:r>
+              <w:rPr>
+                <w:rStyle w:val="hljs-type"/>
+              </w:rPr>
+              <w:t>double</w:t>
+            </w:r>
+            <w:r>
+              <w:rPr>
+                <w:rStyle w:val="HTMLCode"/>
+              </w:rPr>
+              <w:t xml:space="preserve"> </w:t>
+            </w:r>
+            <w:r>
+              <w:rPr>
+                <w:rStyle w:val="hljs-variable"/>
+                <w:rFonts w:eastAsiaTheme="majorEastAsia"/>
+              </w:rPr>
+              <w:t>num</w:t>
+            </w:r>
+            <w:r>
+              <w:rPr>
+                <w:rStyle w:val="HTMLCode"/>
+              </w:rPr>
+              <w:t xml:space="preserve"> </w:t>
+            </w:r>
+            <w:r>
+              <w:rPr>
+                <w:rStyle w:val="hljs-operator"/>
+              </w:rPr>
+              <w:t>=</w:t>
+            </w:r>
+            <w:r>
+              <w:rPr>
+                <w:rStyle w:val="HTMLCode"/>
+              </w:rPr>
+              <w:t xml:space="preserve"> </w:t>
+            </w:r>
+            <w:r>
+              <w:rPr>
+                <w:rStyle w:val="hljs-number"/>
+              </w:rPr>
+              <w:t>12345.678</w:t>
+            </w:r>
+            <w:r>
+              <w:rPr>
+                <w:rStyle w:val="HTMLCode"/>
+              </w:rPr>
+              <w:t>;</w:t>
+            </w:r>
+          </w:p>
+          <w:p>
+            <w:pPr>
+              <w:pStyle w:val="HTMLPreformatted"/>
+              <w:rPr>
+                <w:rStyle w:val="HTMLCode"/>
+              </w:rPr>
+            </w:pPr>
+          </w:p>
+          <w:p>
+            <w:pPr>
+              <w:pStyle w:val="HTMLPreformatted"/>
+              <w:rPr>
+                <w:rStyle w:val="HTMLCode"/>
+              </w:rPr>
+            </w:pPr>
+            <w:r>
+              <w:rPr>
+                <w:rStyle w:val="HTMLCode"/>
+              </w:rPr>
+              <w:t xml:space="preserve">        </w:t>
+            </w:r>
+            <w:r>
+              <w:rPr>
+                <w:rStyle w:val="hljs-comment"/>
+              </w:rPr>
+              <w:t>// Default locale number format</w:t>
+            </w:r>
+          </w:p>
+          <w:p>
+            <w:pPr>
+              <w:pStyle w:val="HTMLPreformatted"/>
+              <w:rPr>
+                <w:rStyle w:val="HTMLCode"/>
+              </w:rPr>
+            </w:pPr>
+            <w:r>
+              <w:rPr>
+                <w:rStyle w:val="HTMLCode"/>
+              </w:rPr>
+              <w:t xml:space="preserve">        </w:t>
+            </w:r>
+            <w:r>
+              <w:rPr>
+                <w:rStyle w:val="hljs-type"/>
+              </w:rPr>
+              <w:t>NumberFormat</w:t>
+            </w:r>
+            <w:r>
+              <w:rPr>
+                <w:rStyle w:val="HTMLCode"/>
+              </w:rPr>
+              <w:t xml:space="preserve"> </w:t>
+            </w:r>
+            <w:r>
+              <w:rPr>
+                <w:rStyle w:val="hljs-variable"/>
+                <w:rFonts w:eastAsiaTheme="majorEastAsia"/>
+              </w:rPr>
+              <w:t>nf</w:t>
+            </w:r>
+            <w:r>
+              <w:rPr>
+                <w:rStyle w:val="HTMLCode"/>
+              </w:rPr>
+              <w:t xml:space="preserve"> </w:t>
+            </w:r>
+            <w:r>
+              <w:rPr>
+                <w:rStyle w:val="hljs-operator"/>
+              </w:rPr>
+              <w:t>=</w:t>
+            </w:r>
+            <w:r>
+              <w:rPr>
+                <w:rStyle w:val="HTMLCode"/>
+              </w:rPr>
+              <w:t xml:space="preserve"> NumberFormat.getInstance();</w:t>
+            </w:r>
+          </w:p>
+          <w:p>
+            <w:pPr>
+              <w:pStyle w:val="HTMLPreformatted"/>
+              <w:rPr>
+                <w:rStyle w:val="HTMLCode"/>
+              </w:rPr>
+            </w:pPr>
+            <w:r>
+              <w:rPr>
+                <w:rStyle w:val="HTMLCode"/>
+              </w:rPr>
+              <w:t xml:space="preserve">        System.out.println(</w:t>
+            </w:r>
+            <w:r>
+              <w:rPr>
+                <w:rStyle w:val="hljs-string"/>
+              </w:rPr>
+              <w:t>"Number: "</w:t>
+            </w:r>
+            <w:r>
+              <w:rPr>
+                <w:rStyle w:val="HTMLCode"/>
+              </w:rPr>
+              <w:t xml:space="preserve"> + nf.format(num));</w:t>
+            </w:r>
+          </w:p>
+          <w:p>
+            <w:pPr>
+              <w:pStyle w:val="HTMLPreformatted"/>
+              <w:rPr>
+                <w:rStyle w:val="HTMLCode"/>
+              </w:rPr>
+            </w:pPr>
+          </w:p>
+          <w:p>
+            <w:pPr>
+              <w:pStyle w:val="HTMLPreformatted"/>
+              <w:rPr>
+                <w:rStyle w:val="HTMLCode"/>
+              </w:rPr>
+            </w:pPr>
+            <w:r>
+              <w:rPr>
+                <w:rStyle w:val="HTMLCode"/>
+              </w:rPr>
+              <w:t xml:space="preserve">        </w:t>
+            </w:r>
+            <w:r>
+              <w:rPr>
+                <w:rStyle w:val="hljs-comment"/>
+              </w:rPr>
+              <w:t>// Currency format</w:t>
+            </w:r>
+          </w:p>
+          <w:p>
+            <w:pPr>
+              <w:pStyle w:val="HTMLPreformatted"/>
+              <w:rPr>
+                <w:rStyle w:val="HTMLCode"/>
+              </w:rPr>
+            </w:pPr>
+            <w:r>
+              <w:rPr>
+                <w:rStyle w:val="HTMLCode"/>
+              </w:rPr>
+              <w:t xml:space="preserve">        </w:t>
+            </w:r>
+            <w:r>
+              <w:rPr>
+                <w:rStyle w:val="hljs-type"/>
+              </w:rPr>
+              <w:t>NumberFormat</w:t>
+            </w:r>
+            <w:r>
+              <w:rPr>
+                <w:rStyle w:val="HTMLCode"/>
+              </w:rPr>
+              <w:t xml:space="preserve"> </w:t>
+            </w:r>
+            <w:r>
+              <w:rPr>
+                <w:rStyle w:val="hljs-variable"/>
+                <w:rFonts w:eastAsiaTheme="majorEastAsia"/>
+              </w:rPr>
+              <w:t>cf</w:t>
+            </w:r>
+            <w:r>
+              <w:rPr>
+                <w:rStyle w:val="HTMLCode"/>
+              </w:rPr>
+              <w:t xml:space="preserve"> </w:t>
+            </w:r>
+            <w:r>
+              <w:rPr>
+                <w:rStyle w:val="hljs-operator"/>
+              </w:rPr>
+              <w:t>=</w:t>
+            </w:r>
+            <w:r>
+              <w:rPr>
+                <w:rStyle w:val="HTMLCode"/>
+              </w:rPr>
+              <w:t xml:space="preserve"> NumberFormat.getCurrencyInstance(Locale.US);</w:t>
+            </w:r>
+          </w:p>
+          <w:p>
+            <w:pPr>
+              <w:pStyle w:val="HTMLPreformatted"/>
+              <w:rPr>
+                <w:rStyle w:val="HTMLCode"/>
+              </w:rPr>
+            </w:pPr>
+            <w:r>
+              <w:rPr>
+                <w:rStyle w:val="HTMLCode"/>
+              </w:rPr>
+              <w:t xml:space="preserve">        System.out.println(</w:t>
+            </w:r>
+            <w:r>
+              <w:rPr>
+                <w:rStyle w:val="hljs-string"/>
+              </w:rPr>
+              <w:t>"Currency: "</w:t>
+            </w:r>
+            <w:r>
+              <w:rPr>
+                <w:rStyle w:val="HTMLCode"/>
+              </w:rPr>
+              <w:t xml:space="preserve"> + cf.format(num));</w:t>
+            </w:r>
+          </w:p>
+          <w:p>
+            <w:pPr>
+              <w:pStyle w:val="HTMLPreformatted"/>
+              <w:rPr>
+                <w:rStyle w:val="HTMLCode"/>
+              </w:rPr>
+            </w:pPr>
+          </w:p>
+          <w:p>
+            <w:pPr>
+              <w:pStyle w:val="HTMLPreformatted"/>
+              <w:rPr>
+                <w:rStyle w:val="HTMLCode"/>
+              </w:rPr>
+            </w:pPr>
+            <w:r>
+              <w:rPr>
+                <w:rStyle w:val="HTMLCode"/>
+              </w:rPr>
+              <w:t xml:space="preserve">        </w:t>
+            </w:r>
+            <w:r>
+              <w:rPr>
+                <w:rStyle w:val="hljs-comment"/>
+              </w:rPr>
+              <w:t>// Percentage format</w:t>
+            </w:r>
+          </w:p>
+          <w:p>
+            <w:pPr>
+              <w:pStyle w:val="HTMLPreformatted"/>
+              <w:rPr>
+                <w:rStyle w:val="HTMLCode"/>
+              </w:rPr>
+            </w:pPr>
+            <w:r>
+              <w:rPr>
+                <w:rStyle w:val="HTMLCode"/>
+              </w:rPr>
+              <w:t xml:space="preserve">        </w:t>
+            </w:r>
+            <w:r>
+              <w:rPr>
+                <w:rStyle w:val="hljs-type"/>
+              </w:rPr>
+              <w:t>NumberFormat</w:t>
+            </w:r>
+            <w:r>
+              <w:rPr>
+                <w:rStyle w:val="HTMLCode"/>
+              </w:rPr>
+              <w:t xml:space="preserve"> </w:t>
+            </w:r>
+            <w:r>
+              <w:rPr>
+                <w:rStyle w:val="hljs-variable"/>
+                <w:rFonts w:eastAsiaTheme="majorEastAsia"/>
+              </w:rPr>
+              <w:t>pf</w:t>
+            </w:r>
+            <w:r>
+              <w:rPr>
+                <w:rStyle w:val="HTMLCode"/>
+              </w:rPr>
+              <w:t xml:space="preserve"> </w:t>
+            </w:r>
+            <w:r>
+              <w:rPr>
+                <w:rStyle w:val="hljs-operator"/>
+              </w:rPr>
+              <w:t>=</w:t>
+            </w:r>
+            <w:r>
+              <w:rPr>
+                <w:rStyle w:val="HTMLCode"/>
+              </w:rPr>
+              <w:t xml:space="preserve"> NumberFormat.getPercentInstance();</w:t>
+            </w:r>
+          </w:p>
+          <w:p>
+            <w:pPr>
+              <w:pStyle w:val="HTMLPreformatted"/>
+              <w:rPr>
+                <w:rStyle w:val="HTMLCode"/>
+              </w:rPr>
+            </w:pPr>
+            <w:r>
+              <w:rPr>
+                <w:rStyle w:val="HTMLCode"/>
+              </w:rPr>
+              <w:t xml:space="preserve">        System.out.println(</w:t>
+            </w:r>
+            <w:r>
+              <w:rPr>
+                <w:rStyle w:val="hljs-string"/>
+              </w:rPr>
+              <w:t>"Percentage: "</w:t>
+            </w:r>
+            <w:r>
+              <w:rPr>
+                <w:rStyle w:val="HTMLCode"/>
+              </w:rPr>
+              <w:t xml:space="preserve"> + pf.format(</w:t>
+            </w:r>
+            <w:r>
+              <w:rPr>
+                <w:rStyle w:val="hljs-number"/>
+              </w:rPr>
+              <w:t>0.75</w:t>
+            </w:r>
+            <w:r>
+              <w:rPr>
+                <w:rStyle w:val="HTMLCode"/>
+              </w:rPr>
+              <w:t>));</w:t>
+            </w:r>
+          </w:p>
+          <w:p>
+            <w:pPr>
+              <w:pStyle w:val="HTMLPreformatted"/>
+              <w:rPr>
+                <w:rStyle w:val="HTMLCode"/>
+              </w:rPr>
+            </w:pPr>
+            <w:r>
+              <w:rPr>
+                <w:rStyle w:val="HTMLCode"/>
+              </w:rPr>
+              <w:t xml:space="preserve">    }</w:t>
+            </w:r>
+          </w:p>
+          <w:p>
+            <w:pPr>
+              <w:pStyle w:val="HTMLPreformatted"/>
+            </w:pPr>
+            <w:r>
+              <w:rPr>
+                <w:rStyle w:val="HTMLCode"/>
+              </w:rPr>
+              <w:t>}</w:t>
+            </w:r>
+          </w:p>
+          <w:p>
+            <w:pPr>
+              <w:spacing w:beforeAutospacing="1" w:afterAutospacing="1"/>
+            </w:pPr>
+          </w:p>
+          <w:p>
+            <w:pPr>
+              <w:shd w:val="clear" w:color="auto" w:fill="FFFFFF"/>
+              <w:tabs>
+                <w:tab w:val="left" w:pos="916"/>
+                <w:tab w:val="left" w:pos="1832"/>
+                <w:tab w:val="left" w:pos="2748"/>
+                <w:tab w:val="left" w:pos="3664"/>
+                <w:tab w:val="left" w:pos="4580"/>
+                <w:tab w:val="left" w:pos="5496"/>
+                <w:tab w:val="left" w:pos="6412"/>
+                <w:tab w:val="left" w:pos="7328"/>
+                <w:tab w:val="left" w:pos="8244"/>
+                <w:tab w:val="left" w:pos="9160"/>
+                <w:tab w:val="left" w:pos="10076"/>
+                <w:tab w:val="left" w:pos="10992"/>
+                <w:tab w:val="left" w:pos="11908"/>
+                <w:tab w:val="left" w:pos="12824"/>
+                <w:tab w:val="left" w:pos="13740"/>
+                <w:tab w:val="left" w:pos="14656"/>
+              </w:tabs>
+              <w:rPr>
+                <w:rFonts w:ascii="Courier New" w:eastAsia="Times New Roman" w:hAnsi="Courier New" w:cs="Courier New"/>
+                <w:i/>
+                <w:iCs/>
+                <w:color w:val="7748B7"/>
+                <w:sz w:val="24"/>
+                <w:szCs w:val="24"/>
+                <w:lang w:eastAsia="en-IN" w:bidi="te-IN"/>
+              </w:rPr>
+            </w:pPr>
+          </w:p>
+        </w:tc>
+        <w:tc>
+          <w:tcPr>
+            <w:tcW w:w="10440" w:type="dxa"/>
+          </w:tcPr>
+          <w:p>
+            <w:pPr>
+              <w:pStyle w:val="Heading3"/>
+              <w:outlineLvl w:val="2"/>
+              <w:rPr>
+                <w:rFonts w:ascii="Times New Roman" w:hAnsi="Times New Roman"/>
+                <w:color w:val="auto"/>
+                <w:sz w:val="27"/>
+              </w:rPr>
+            </w:pPr>
+            <w:r>
+              <w:rPr>
+                <w:rStyle w:val="Strong"/>
+                <w:b w:val="0"/>
+                <w:bCs w:val="0"/>
+              </w:rPr>
+              <w:t xml:space="preserve">2. </w:t>
+            </w:r>
+            <w:r>
+              <w:rPr>
+                <w:rStyle w:val="HTMLCode"/>
+                <w:rFonts w:eastAsiaTheme="majorEastAsia"/>
+              </w:rPr>
+              <w:t>DecimalFormat</w:t>
+            </w:r>
+            <w:r>
+              <w:rPr>
+                <w:rStyle w:val="Strong"/>
+                <w:b w:val="0"/>
+                <w:bCs w:val="0"/>
+              </w:rPr>
+              <w:t xml:space="preserve"> (subclass of </w:t>
+            </w:r>
+            <w:r>
+              <w:rPr>
+                <w:rStyle w:val="HTMLCode"/>
+                <w:rFonts w:eastAsiaTheme="majorEastAsia"/>
+              </w:rPr>
+              <w:t>NumberFormat</w:t>
+            </w:r>
+            <w:r>
+              <w:rPr>
+                <w:rStyle w:val="Strong"/>
+                <w:b w:val="0"/>
+                <w:bCs w:val="0"/>
+              </w:rPr>
+              <w:t>)</w:t>
+            </w:r>
+          </w:p>
+          <w:p>
+            <w:pPr>
+              <w:pStyle w:val="Heading3"/>
+              <w:outlineLvl w:val="2"/>
+              <w:rPr>
+                <w:rFonts w:ascii="Times New Roman" w:hAnsi="Times New Roman"/>
+                <w:color w:val="auto"/>
+                <w:sz w:val="27"/>
+              </w:rPr>
+            </w:pPr>
+            <w:r>
+              <w:rPr>
+                <w:rStyle w:val="HTMLCode"/>
+                <w:rFonts w:eastAsiaTheme="majorEastAsia"/>
+              </w:rPr>
+              <w:t>DecimalFormat</w:t>
+            </w:r>
+            <w:r>
+              <w:rPr>
+                <w:rStyle w:val="Strong"/>
+                <w:b w:val="0"/>
+                <w:bCs w:val="0"/>
+              </w:rPr>
+              <w:t xml:space="preserve"> (subclass of </w:t>
+            </w:r>
+            <w:r>
+              <w:rPr>
+                <w:rStyle w:val="HTMLCode"/>
+                <w:rFonts w:eastAsiaTheme="majorEastAsia"/>
+              </w:rPr>
+              <w:t>NumberFormat</w:t>
+            </w:r>
+            <w:r>
+              <w:rPr>
+                <w:rStyle w:val="Strong"/>
+                <w:b w:val="0"/>
+                <w:bCs w:val="0"/>
+              </w:rPr>
+              <w:t>)</w:t>
+            </w:r>
+          </w:p>
+          <w:p>
+            <w:pPr>
+              <w:pStyle w:val="NormalWeb"/>
+              <w:numPr>
+                <w:ilvl w:val="0"/>
+                <w:numId w:val="13"/>
+              </w:numPr>
+            </w:pPr>
+            <w:r>
+              <w:t xml:space="preserve">More </w:t>
+            </w:r>
+            <w:r>
+              <w:rPr>
+                <w:rStyle w:val="Strong"/>
+              </w:rPr>
+              <w:t>specialized and customizable</w:t>
+            </w:r>
+            <w:r>
+              <w:t xml:space="preserve"> than </w:t>
+            </w:r>
+            <w:r>
+              <w:rPr>
+                <w:rStyle w:val="HTMLCode"/>
+              </w:rPr>
+              <w:t>NumberFormat</w:t>
+            </w:r>
+            <w:r>
+              <w:t>.</w:t>
+            </w:r>
+          </w:p>
+          <w:p>
+            <w:pPr>
+              <w:pStyle w:val="NormalWeb"/>
+              <w:numPr>
+                <w:ilvl w:val="0"/>
+                <w:numId w:val="13"/>
+              </w:numPr>
+            </w:pPr>
+            <w:r>
+              <w:t xml:space="preserve">Allows you to define </w:t>
+            </w:r>
+            <w:r>
+              <w:rPr>
+                <w:rStyle w:val="Strong"/>
+              </w:rPr>
+              <w:t>patterns</w:t>
+            </w:r>
+            <w:r>
+              <w:t xml:space="preserve"> to control how numbers look.</w:t>
+            </w:r>
+          </w:p>
+          <w:p>
+            <w:pPr>
+              <w:pStyle w:val="NormalWeb"/>
+            </w:pPr>
+            <w:r>
+              <w:rPr>
+                <w:rFonts w:ascii="Segoe UI Symbol" w:hAnsi="Segoe UI Symbol" w:cs="Segoe UI Symbol"/>
+              </w:rPr>
+              <w:t>✅</w:t>
+            </w:r>
+            <w:r>
+              <w:t xml:space="preserve"> </w:t>
+            </w:r>
+            <w:r>
+              <w:rPr>
+                <w:rStyle w:val="Strong"/>
+              </w:rPr>
+              <w:t>Uses:</w:t>
+            </w:r>
+          </w:p>
+          <w:p>
+            <w:pPr>
+              <w:pStyle w:val="NormalWeb"/>
+              <w:numPr>
+                <w:ilvl w:val="0"/>
+                <w:numId w:val="14"/>
+              </w:numPr>
+            </w:pPr>
+            <w:r>
+              <w:t xml:space="preserve">Formatting numbers with </w:t>
+            </w:r>
+            <w:r>
+              <w:rPr>
+                <w:rStyle w:val="Strong"/>
+              </w:rPr>
+              <w:t>fixed decimal places</w:t>
+            </w:r>
+            <w:r>
+              <w:t>.</w:t>
+            </w:r>
+          </w:p>
+          <w:p>
+            <w:pPr>
+              <w:pStyle w:val="NormalWeb"/>
+              <w:numPr>
+                <w:ilvl w:val="0"/>
+                <w:numId w:val="14"/>
+              </w:numPr>
+            </w:pPr>
+            <w:r>
+              <w:t xml:space="preserve">Adding </w:t>
+            </w:r>
+            <w:r>
+              <w:rPr>
+                <w:rStyle w:val="Strong"/>
+              </w:rPr>
+              <w:t>prefixes/suffixes</w:t>
+            </w:r>
+            <w:r>
+              <w:t>.</w:t>
+            </w:r>
+          </w:p>
+          <w:p>
+            <w:pPr>
+              <w:pStyle w:val="NormalWeb"/>
+              <w:numPr>
+                <w:ilvl w:val="0"/>
+                <w:numId w:val="14"/>
+              </w:numPr>
+            </w:pPr>
+            <w:r>
+              <w:t>Custom grouping separators.</w:t>
+            </w:r>
+          </w:p>
+          <w:p>
+            <w:pPr>
+              <w:pStyle w:val="NormalWeb"/>
+              <w:numPr>
+                <w:ilvl w:val="0"/>
+                <w:numId w:val="14"/>
+              </w:numPr>
+            </w:pPr>
+            <w:r>
+              <w:t>Scientific notation if needed.</w:t>
+            </w:r>
+          </w:p>
+          <w:p>
+            <w:pPr>
+              <w:pStyle w:val="NormalWeb"/>
+            </w:pPr>
+            <w:r>
+              <w:rPr>
+                <w:rFonts w:ascii="Segoe UI Symbol" w:hAnsi="Segoe UI Symbol" w:cs="Segoe UI Symbol"/>
+              </w:rPr>
+              <w:t>📌</w:t>
+            </w:r>
+            <w:r>
+              <w:t xml:space="preserve"> </w:t>
+            </w:r>
+            <w:r>
+              <w:rPr>
+                <w:rStyle w:val="Strong"/>
+              </w:rPr>
+              <w:t>Example:</w:t>
+            </w:r>
+          </w:p>
+          <w:p>
+            <w:pPr>
+              <w:pStyle w:val="HTMLPreformatted"/>
+              <w:rPr>
+                <w:rStyle w:val="HTMLCode"/>
+              </w:rPr>
+            </w:pPr>
+            <w:r>
+              <w:rPr>
+                <w:rStyle w:val="hljs-keyword"/>
+              </w:rPr>
+              <w:t>import</w:t>
+            </w:r>
+            <w:r>
+              <w:rPr>
+                <w:rStyle w:val="HTMLCode"/>
+              </w:rPr>
+              <w:t xml:space="preserve"> java.text.DecimalFormat;</w:t>
+            </w:r>
+          </w:p>
+          <w:p>
+            <w:pPr>
+              <w:pStyle w:val="HTMLPreformatted"/>
+              <w:rPr>
+                <w:rStyle w:val="HTMLCode"/>
+              </w:rPr>
+            </w:pPr>
+          </w:p>
+          <w:p>
+            <w:pPr>
+              <w:pStyle w:val="HTMLPreformatted"/>
+              <w:rPr>
+                <w:rStyle w:val="HTMLCode"/>
+              </w:rPr>
+            </w:pPr>
+            <w:r>
+              <w:rPr>
+                <w:rStyle w:val="hljs-keyword"/>
+              </w:rPr>
+              <w:t>public</w:t>
+            </w:r>
+            <w:r>
+              <w:rPr>
+                <w:rStyle w:val="HTMLCode"/>
+              </w:rPr>
+              <w:t xml:space="preserve"> </w:t>
+            </w:r>
+            <w:r>
+              <w:rPr>
+                <w:rStyle w:val="hljs-keyword"/>
+              </w:rPr>
+              <w:t>class</w:t>
+            </w:r>
+            <w:r>
+              <w:rPr>
+                <w:rStyle w:val="HTMLCode"/>
+              </w:rPr>
+              <w:t xml:space="preserve"> </w:t>
+            </w:r>
+            <w:r>
+              <w:rPr>
+                <w:rStyle w:val="hljs-title"/>
+                <w:rFonts w:eastAsiaTheme="majorEastAsia"/>
+              </w:rPr>
+              <w:t>Test</w:t>
+            </w:r>
+            <w:r>
+              <w:rPr>
+                <w:rStyle w:val="HTMLCode"/>
+              </w:rPr>
+              <w:t xml:space="preserve"> {</w:t>
+            </w:r>
+          </w:p>
+          <w:p>
+            <w:pPr>
+              <w:pStyle w:val="HTMLPreformatted"/>
+              <w:rPr>
+                <w:rStyle w:val="HTMLCode"/>
+              </w:rPr>
+            </w:pPr>
+            <w:r>
+              <w:rPr>
+                <w:rStyle w:val="HTMLCode"/>
+              </w:rPr>
+              <w:t xml:space="preserve">    </w:t>
+            </w:r>
+            <w:r>
+              <w:rPr>
+                <w:rStyle w:val="hljs-keyword"/>
+              </w:rPr>
+              <w:t>public</w:t>
+            </w:r>
+            <w:r>
+              <w:rPr>
+                <w:rStyle w:val="HTMLCode"/>
+              </w:rPr>
+              <w:t xml:space="preserve"> </w:t>
+            </w:r>
+            <w:r>
+              <w:rPr>
+                <w:rStyle w:val="hljs-keyword"/>
+              </w:rPr>
+              <w:t>static</w:t>
+            </w:r>
+            <w:r>
+              <w:rPr>
+                <w:rStyle w:val="HTMLCode"/>
+              </w:rPr>
+              <w:t xml:space="preserve"> </w:t>
+            </w:r>
+            <w:r>
+              <w:rPr>
+                <w:rStyle w:val="hljs-keyword"/>
+              </w:rPr>
+              <w:t>void</w:t>
+            </w:r>
+            <w:r>
+              <w:rPr>
+                <w:rStyle w:val="HTMLCode"/>
+              </w:rPr>
+              <w:t xml:space="preserve"> </w:t>
+            </w:r>
+            <w:r>
+              <w:rPr>
+                <w:rStyle w:val="hljs-title"/>
+                <w:rFonts w:eastAsiaTheme="majorEastAsia"/>
+              </w:rPr>
+              <w:t>main</w:t>
+            </w:r>
+            <w:r>
+              <w:rPr>
+                <w:rStyle w:val="hljs-params"/>
+              </w:rPr>
+              <w:t>(String[] args)</w:t>
+            </w:r>
+            <w:r>
+              <w:rPr>
+                <w:rStyle w:val="HTMLCode"/>
+              </w:rPr>
+              <w:t xml:space="preserve"> {</w:t>
+            </w:r>
+          </w:p>
+          <w:p>
+            <w:pPr>
+              <w:pStyle w:val="HTMLPreformatted"/>
+              <w:rPr>
+                <w:rStyle w:val="HTMLCode"/>
+              </w:rPr>
+            </w:pPr>
+            <w:r>
+              <w:rPr>
+                <w:rStyle w:val="HTMLCode"/>
+              </w:rPr>
+              <w:t xml:space="preserve">        </w:t>
+            </w:r>
+            <w:r>
+              <w:rPr>
+                <w:rStyle w:val="hljs-type"/>
+              </w:rPr>
+              <w:t>double</w:t>
+            </w:r>
+            <w:r>
+              <w:rPr>
+                <w:rStyle w:val="HTMLCode"/>
+              </w:rPr>
+              <w:t xml:space="preserve"> </w:t>
+            </w:r>
+            <w:r>
+              <w:rPr>
+                <w:rStyle w:val="hljs-variable"/>
+                <w:rFonts w:eastAsiaTheme="majorEastAsia"/>
+              </w:rPr>
+              <w:t>num</w:t>
+            </w:r>
+            <w:r>
+              <w:rPr>
+                <w:rStyle w:val="HTMLCode"/>
+              </w:rPr>
+              <w:t xml:space="preserve"> </w:t>
+            </w:r>
+            <w:r>
+              <w:rPr>
+                <w:rStyle w:val="hljs-operator"/>
+              </w:rPr>
+              <w:t>=</w:t>
+            </w:r>
+            <w:r>
+              <w:rPr>
+                <w:rStyle w:val="HTMLCode"/>
+              </w:rPr>
+              <w:t xml:space="preserve"> </w:t>
+            </w:r>
+            <w:r>
+              <w:rPr>
+                <w:rStyle w:val="hljs-number"/>
+              </w:rPr>
+              <w:t>12345.6789</w:t>
+            </w:r>
+            <w:r>
+              <w:rPr>
+                <w:rStyle w:val="HTMLCode"/>
+              </w:rPr>
+              <w:t>;</w:t>
+            </w:r>
+          </w:p>
+          <w:p>
+            <w:pPr>
+              <w:pStyle w:val="HTMLPreformatted"/>
+              <w:rPr>
+                <w:rStyle w:val="HTMLCode"/>
+              </w:rPr>
+            </w:pPr>
+          </w:p>
+          <w:p>
+            <w:pPr>
+              <w:pStyle w:val="HTMLPreformatted"/>
+              <w:rPr>
+                <w:rStyle w:val="HTMLCode"/>
+              </w:rPr>
+            </w:pPr>
+            <w:r>
+              <w:rPr>
+                <w:rStyle w:val="HTMLCode"/>
+              </w:rPr>
+              <w:t xml:space="preserve">        </w:t>
+            </w:r>
+            <w:r>
+              <w:rPr>
+                <w:rStyle w:val="hljs-type"/>
+              </w:rPr>
+              <w:t>DecimalFormat</w:t>
+            </w:r>
+            <w:r>
+              <w:rPr>
+                <w:rStyle w:val="HTMLCode"/>
+              </w:rPr>
+              <w:t xml:space="preserve"> </w:t>
+            </w:r>
+            <w:r>
+              <w:rPr>
+                <w:rStyle w:val="hljs-variable"/>
+                <w:rFonts w:eastAsiaTheme="majorEastAsia"/>
+              </w:rPr>
+              <w:t>df1</w:t>
+            </w:r>
+            <w:r>
+              <w:rPr>
+                <w:rStyle w:val="HTMLCode"/>
+              </w:rPr>
+              <w:t xml:space="preserve"> </w:t>
+            </w:r>
+            <w:r>
+              <w:rPr>
+                <w:rStyle w:val="hljs-operator"/>
+              </w:rPr>
+              <w:t>=</w:t>
+            </w:r>
+            <w:r>
+              <w:rPr>
+                <w:rStyle w:val="HTMLCode"/>
+              </w:rPr>
+              <w:t xml:space="preserve"> </w:t>
+            </w:r>
+            <w:r>
+              <w:rPr>
+                <w:rStyle w:val="hljs-keyword"/>
+              </w:rPr>
+              <w:t>new</w:t>
+            </w:r>
+            <w:r>
+              <w:rPr>
+                <w:rStyle w:val="HTMLCode"/>
+              </w:rPr>
+              <w:t xml:space="preserve"> </w:t>
+            </w:r>
+            <w:r>
+              <w:rPr>
+                <w:rStyle w:val="hljs-title"/>
+                <w:rFonts w:eastAsiaTheme="majorEastAsia"/>
+              </w:rPr>
+              <w:t>DecimalFormat</w:t>
+            </w:r>
+            <w:r>
+              <w:rPr>
+                <w:rStyle w:val="HTMLCode"/>
+              </w:rPr>
+              <w:t>(</w:t>
+            </w:r>
+            <w:r>
+              <w:rPr>
+                <w:rStyle w:val="hljs-string"/>
+              </w:rPr>
+              <w:t>"#.##"</w:t>
+            </w:r>
+            <w:r>
+              <w:rPr>
+                <w:rStyle w:val="HTMLCode"/>
+              </w:rPr>
+              <w:t>);</w:t>
+            </w:r>
+          </w:p>
+          <w:p>
+            <w:pPr>
+              <w:pStyle w:val="HTMLPreformatted"/>
+              <w:rPr>
+                <w:rStyle w:val="HTMLCode"/>
+              </w:rPr>
+            </w:pPr>
+            <w:r>
+              <w:rPr>
+                <w:rStyle w:val="HTMLCode"/>
+              </w:rPr>
+              <w:t xml:space="preserve">        System.out.println(</w:t>
+            </w:r>
+            <w:r>
+              <w:rPr>
+                <w:rStyle w:val="hljs-string"/>
+              </w:rPr>
+              <w:t>"2 decimal places: "</w:t>
+            </w:r>
+            <w:r>
+              <w:rPr>
+                <w:rStyle w:val="HTMLCode"/>
+              </w:rPr>
+              <w:t xml:space="preserve"> + df1.format(num));</w:t>
+            </w:r>
+          </w:p>
+          <w:p>
+            <w:pPr>
+              <w:pStyle w:val="HTMLPreformatted"/>
+              <w:rPr>
+                <w:rStyle w:val="HTMLCode"/>
+              </w:rPr>
+            </w:pPr>
+          </w:p>
+          <w:p>
+            <w:pPr>
+              <w:pStyle w:val="HTMLPreformatted"/>
+              <w:rPr>
+                <w:rStyle w:val="HTMLCode"/>
+              </w:rPr>
+            </w:pPr>
+            <w:r>
+              <w:rPr>
+                <w:rStyle w:val="HTMLCode"/>
+              </w:rPr>
+              <w:t xml:space="preserve">        </w:t>
+            </w:r>
+            <w:r>
+              <w:rPr>
+                <w:rStyle w:val="hljs-type"/>
+              </w:rPr>
+              <w:t>DecimalFormat</w:t>
+            </w:r>
+            <w:r>
+              <w:rPr>
+                <w:rStyle w:val="HTMLCode"/>
+              </w:rPr>
+              <w:t xml:space="preserve"> </w:t>
+            </w:r>
+            <w:r>
+              <w:rPr>
+                <w:rStyle w:val="hljs-variable"/>
+                <w:rFonts w:eastAsiaTheme="majorEastAsia"/>
+              </w:rPr>
+              <w:t>df2</w:t>
+            </w:r>
+            <w:r>
+              <w:rPr>
+                <w:rStyle w:val="HTMLCode"/>
+              </w:rPr>
+              <w:t xml:space="preserve"> </w:t>
+            </w:r>
+            <w:r>
+              <w:rPr>
+                <w:rStyle w:val="hljs-operator"/>
+              </w:rPr>
+              <w:t>=</w:t>
+            </w:r>
+            <w:r>
+              <w:rPr>
+                <w:rStyle w:val="HTMLCode"/>
+              </w:rPr>
+              <w:t xml:space="preserve"> </w:t>
+            </w:r>
+            <w:r>
+              <w:rPr>
+                <w:rStyle w:val="hljs-keyword"/>
+              </w:rPr>
+              <w:t>new</w:t>
+            </w:r>
+            <w:r>
+              <w:rPr>
+                <w:rStyle w:val="HTMLCode"/>
+              </w:rPr>
+              <w:t xml:space="preserve"> </w:t>
+            </w:r>
+            <w:r>
+              <w:rPr>
+                <w:rStyle w:val="hljs-title"/>
+                <w:rFonts w:eastAsiaTheme="majorEastAsia"/>
+              </w:rPr>
+              <w:t>DecimalFormat</w:t>
+            </w:r>
+            <w:r>
+              <w:rPr>
+                <w:rStyle w:val="HTMLCode"/>
+              </w:rPr>
+              <w:t>(</w:t>
+            </w:r>
+            <w:r>
+              <w:rPr>
+                <w:rStyle w:val="hljs-string"/>
+              </w:rPr>
+              <w:t>"###,###.000"</w:t>
+            </w:r>
+            <w:r>
+              <w:rPr>
+                <w:rStyle w:val="HTMLCode"/>
+              </w:rPr>
+              <w:t>);</w:t>
+            </w:r>
+          </w:p>
+          <w:p>
+            <w:pPr>
+              <w:pStyle w:val="HTMLPreformatted"/>
+              <w:rPr>
+                <w:rStyle w:val="HTMLCode"/>
+              </w:rPr>
+            </w:pPr>
+            <w:r>
+              <w:rPr>
+                <w:rStyle w:val="HTMLCode"/>
+              </w:rPr>
+              <w:t xml:space="preserve">        System.out.println(</w:t>
+            </w:r>
+            <w:r>
+              <w:rPr>
+                <w:rStyle w:val="hljs-string"/>
+              </w:rPr>
+              <w:t>"With commas &amp; 3 decimals: "</w:t>
+            </w:r>
+            <w:r>
+              <w:rPr>
+                <w:rStyle w:val="HTMLCode"/>
+              </w:rPr>
+              <w:t xml:space="preserve"> + df2.format(num));</w:t>
+            </w:r>
+          </w:p>
+          <w:p>
+            <w:pPr>
+              <w:pStyle w:val="HTMLPreformatted"/>
+              <w:rPr>
+                <w:rStyle w:val="HTMLCode"/>
+              </w:rPr>
+            </w:pPr>
+          </w:p>
+          <w:p>
+            <w:pPr>
+              <w:pStyle w:val="HTMLPreformatted"/>
+              <w:rPr>
+                <w:rStyle w:val="HTMLCode"/>
+              </w:rPr>
+            </w:pPr>
+            <w:r>
+              <w:rPr>
+                <w:rStyle w:val="HTMLCode"/>
+              </w:rPr>
+              <w:t xml:space="preserve">        </w:t>
+            </w:r>
+            <w:r>
+              <w:rPr>
+                <w:rStyle w:val="hljs-type"/>
+              </w:rPr>
+              <w:t>DecimalFormat</w:t>
+            </w:r>
+            <w:r>
+              <w:rPr>
+                <w:rStyle w:val="HTMLCode"/>
+              </w:rPr>
+              <w:t xml:space="preserve"> </w:t>
+            </w:r>
+            <w:r>
+              <w:rPr>
+                <w:rStyle w:val="hljs-variable"/>
+                <w:rFonts w:eastAsiaTheme="majorEastAsia"/>
+              </w:rPr>
+              <w:t>df3</w:t>
+            </w:r>
+            <w:r>
+              <w:rPr>
+                <w:rStyle w:val="HTMLCode"/>
+              </w:rPr>
+              <w:t xml:space="preserve"> </w:t>
+            </w:r>
+            <w:r>
+              <w:rPr>
+                <w:rStyle w:val="hljs-operator"/>
+              </w:rPr>
+              <w:t>=</w:t>
+            </w:r>
+            <w:r>
+              <w:rPr>
+                <w:rStyle w:val="HTMLCode"/>
+              </w:rPr>
+              <w:t xml:space="preserve"> </w:t>
+            </w:r>
+            <w:r>
+              <w:rPr>
+                <w:rStyle w:val="hljs-keyword"/>
+              </w:rPr>
+              <w:t>new</w:t>
+            </w:r>
+            <w:r>
+              <w:rPr>
+                <w:rStyle w:val="HTMLCode"/>
+              </w:rPr>
+              <w:t xml:space="preserve"> </w:t>
+            </w:r>
+            <w:r>
+              <w:rPr>
+                <w:rStyle w:val="hljs-title"/>
+                <w:rFonts w:eastAsiaTheme="majorEastAsia"/>
+              </w:rPr>
+              <w:t>DecimalFormat</w:t>
+            </w:r>
+            <w:r>
+              <w:rPr>
+                <w:rStyle w:val="HTMLCode"/>
+              </w:rPr>
+              <w:t>(</w:t>
+            </w:r>
+            <w:r>
+              <w:rPr>
+                <w:rStyle w:val="hljs-string"/>
+              </w:rPr>
+              <w:t>"₹###,###.##"</w:t>
+            </w:r>
+            <w:r>
+              <w:rPr>
+                <w:rStyle w:val="HTMLCode"/>
+              </w:rPr>
+              <w:t>);</w:t>
+            </w:r>
+          </w:p>
+          <w:p>
+            <w:pPr>
+              <w:pStyle w:val="HTMLPreformatted"/>
+              <w:rPr>
+                <w:rStyle w:val="HTMLCode"/>
+              </w:rPr>
+            </w:pPr>
+            <w:r>
+              <w:rPr>
+                <w:rStyle w:val="HTMLCode"/>
+              </w:rPr>
+              <w:t xml:space="preserve">        System.out.println(</w:t>
+            </w:r>
+            <w:r>
+              <w:rPr>
+                <w:rStyle w:val="hljs-string"/>
+              </w:rPr>
+              <w:t>"Custom currency: "</w:t>
+            </w:r>
+            <w:r>
+              <w:rPr>
+                <w:rStyle w:val="HTMLCode"/>
+              </w:rPr>
+              <w:t xml:space="preserve"> + df3.format(num));</w:t>
+            </w:r>
+          </w:p>
+          <w:p>
+            <w:pPr>
+              <w:pStyle w:val="HTMLPreformatted"/>
+              <w:rPr>
+                <w:rStyle w:val="HTMLCode"/>
+              </w:rPr>
+            </w:pPr>
+            <w:r>
+              <w:rPr>
+                <w:rStyle w:val="HTMLCode"/>
+              </w:rPr>
+              <w:t xml:space="preserve">    }</w:t>
+            </w:r>
+          </w:p>
+          <w:p>
+            <w:pPr>
+              <w:pStyle w:val="HTMLPreformatted"/>
+              <w:rPr>
+                <w:rStyle w:val="HTMLCode"/>
+              </w:rPr>
+            </w:pPr>
+            <w:r>
+              <w:rPr>
+                <w:rStyle w:val="HTMLCode"/>
+              </w:rPr>
+              <w:t>}</w:t>
+            </w:r>
+          </w:p>
+          <w:p>
+            <w:pPr>
+              <w:pStyle w:val="NormalWeb"/>
+            </w:pPr>
+            <w:r>
+              <w:rPr>
+                <w:rFonts w:ascii="Segoe UI Symbol" w:hAnsi="Segoe UI Symbol" w:cs="Segoe UI Symbol"/>
+              </w:rPr>
+              <w:t>🔹</w:t>
+            </w:r>
+            <w:r>
+              <w:t xml:space="preserve"> Output:</w:t>
+            </w:r>
+          </w:p>
+          <w:p>
+            <w:pPr>
+              <w:pStyle w:val="HTMLPreformatted"/>
+              <w:rPr>
+                <w:rStyle w:val="HTMLCode"/>
+              </w:rPr>
+            </w:pPr>
+            <w:r>
+              <w:rPr>
+                <w:rStyle w:val="hljs-number"/>
+              </w:rPr>
+              <w:t>2</w:t>
+            </w:r>
+            <w:r>
+              <w:rPr>
+                <w:rStyle w:val="HTMLCode"/>
+              </w:rPr>
+              <w:t xml:space="preserve"> </w:t>
+            </w:r>
+            <w:r>
+              <w:rPr>
+                <w:rStyle w:val="hljs-type"/>
+              </w:rPr>
+              <w:t>decimal</w:t>
+            </w:r>
+            <w:r>
+              <w:rPr>
+                <w:rStyle w:val="HTMLCode"/>
+              </w:rPr>
+              <w:t xml:space="preserve"> places: </w:t>
+            </w:r>
+            <w:r>
+              <w:rPr>
+                <w:rStyle w:val="hljs-number"/>
+              </w:rPr>
+              <w:t>12345.68</w:t>
+            </w:r>
+          </w:p>
+          <w:p>
+            <w:pPr>
+              <w:pStyle w:val="HTMLPreformatted"/>
+              <w:rPr>
+                <w:rStyle w:val="HTMLCode"/>
+              </w:rPr>
+            </w:pPr>
+            <w:r>
+              <w:rPr>
+                <w:rStyle w:val="hljs-keyword"/>
+              </w:rPr>
+              <w:t>With</w:t>
+            </w:r>
+            <w:r>
+              <w:rPr>
+                <w:rStyle w:val="HTMLCode"/>
+              </w:rPr>
+              <w:t xml:space="preserve"> commas &amp; </w:t>
+            </w:r>
+            <w:r>
+              <w:rPr>
+                <w:rStyle w:val="hljs-number"/>
+              </w:rPr>
+              <w:t>3</w:t>
+            </w:r>
+            <w:r>
+              <w:rPr>
+                <w:rStyle w:val="HTMLCode"/>
+              </w:rPr>
+              <w:t xml:space="preserve"> decimals: </w:t>
+            </w:r>
+            <w:r>
+              <w:rPr>
+                <w:rStyle w:val="hljs-number"/>
+              </w:rPr>
+              <w:t>12</w:t>
+            </w:r>
+            <w:r>
+              <w:rPr>
+                <w:rStyle w:val="HTMLCode"/>
+              </w:rPr>
+              <w:t>,</w:t>
+            </w:r>
+            <w:r>
+              <w:rPr>
+                <w:rStyle w:val="hljs-number"/>
+              </w:rPr>
+              <w:t>345.679</w:t>
+            </w:r>
+          </w:p>
+          <w:p>
+            <w:pPr>
+              <w:pStyle w:val="HTMLPreformatted"/>
+            </w:pPr>
+            <w:r>
+              <w:rPr>
+                <w:rStyle w:val="hljs-keyword"/>
+              </w:rPr>
+              <w:t>Custom</w:t>
+            </w:r>
+            <w:r>
+              <w:rPr>
+                <w:rStyle w:val="HTMLCode"/>
+              </w:rPr>
+              <w:t xml:space="preserve"> currency: ₹</w:t>
+            </w:r>
+            <w:r>
+              <w:rPr>
+                <w:rStyle w:val="hljs-number"/>
+              </w:rPr>
+              <w:t>12</w:t>
+            </w:r>
+            <w:r>
+              <w:rPr>
+                <w:rStyle w:val="HTMLCode"/>
+              </w:rPr>
+              <w:t>,</w:t>
+            </w:r>
+            <w:r>
+              <w:rPr>
+                <w:rStyle w:val="hljs-number"/>
+              </w:rPr>
+              <w:t>345.68</w:t>
+            </w:r>
+          </w:p>
+          <w:p>
+            <w:pPr>
+              <w:spacing w:beforeAutospacing="1" w:afterAutospacing="1"/>
+            </w:pPr>
+          </w:p>
+          <w:p>
+            <w:pPr>
+              <w:rPr>
+                <w:rFonts w:cs="Segoe UI"/>
+                <w:spacing w:val="1"/>
+                <w:szCs w:val="28"/>
+              </w:rPr>
+            </w:pPr>
+          </w:p>
+        </w:tc>
+      </w:tr>
+    </w:tbl>
+    <w:p>
+      <w:pPr>
+        <w:rPr>
+          <w:lang w:val="en-US"/>
+        </w:rPr>
+      </w:pPr>
+    </w:p>
+    <w:p>
+      <w:pPr>
+        <w:pStyle w:val="Heading3"/>
+      </w:pPr>
+      <w:r>
+        <w:t xml:space="preserve">Sorting </w:t>
+      </w:r>
+    </w:p>
+    <w:p>
+      <w:pPr>
+        <w:rPr>
+          <w:lang w:val="en-US"/>
+        </w:rPr>
+      </w:pPr>
+      <w:r>
+        <w:rPr>
+          <w:lang w:val="en-US"/>
+        </w:rPr>
+        <w:t>– use collections.sort(list) – make sure every object must be a comparable object</w:t>
+      </w:r>
+    </w:p>
+    <w:p>
+      <w:pPr>
+        <w:rPr>
+          <w:lang w:val="en-US"/>
+        </w:rPr>
+      </w:pPr>
+      <w:r>
+        <w:rPr>
+          <w:lang w:val="en-US"/>
+        </w:rPr>
+        <w:t xml:space="preserve">Java 8 Streams.sorted() //this will give us a new list </w:t>
+      </w:r>
+    </w:p>
+    <w:p>
+      <w:pPr>
+        <w:rPr>
+          <w:lang w:val="en-US"/>
+        </w:rPr>
+      </w:pPr>
+    </w:p>
+    <w:p>
+      <w:pPr>
+        <w:pStyle w:val="h2-blu"/>
+      </w:pPr>
+      <w:r>
+        <w:t>Collections</w:t>
+      </w:r>
+    </w:p>
+    <w:p>
+      <w:pPr>
+        <w:pStyle w:val="Heading3"/>
+      </w:pPr>
+      <w:r>
+        <w:t>Equals() hashcode() set()</w:t>
+      </w:r>
+    </w:p>
+    <w:p>
+      <w:pPr>
+        <w:rPr>
+          <w:lang w:val="en-US"/>
+        </w:rPr>
+      </w:pPr>
+      <w:r>
+        <w:rPr>
+          <w:lang w:val="en-US"/>
+        </w:rPr>
+        <w:t>Set wont allows duplicates, if u add a duplicate, it just simply don’t add that element</w:t>
+      </w:r>
+      <w:r>
+        <w:rPr>
+          <w:lang w:val="en-US"/>
+        </w:rPr>
+        <w:t xml:space="preserve"> , it works based on hashcode() and equals() method implementation</w:t>
+      </w:r>
+    </w:p>
+    <w:p>
+      <w:pPr>
+        <w:rPr>
+          <w:lang w:val="en-US"/>
+        </w:rPr>
+      </w:pPr>
+      <w:r>
+        <w:rPr>
+          <w:lang w:val="en-US"/>
+        </w:rPr>
+        <w:t>How set know it is a duplicate or not? – set internally uses hashcode and equals to identiy if 2 objects are identical or not</w:t>
+      </w:r>
+    </w:p>
+    <w:p>
+      <w:pPr>
+        <w:rPr>
+          <w:lang w:val="en-US"/>
+        </w:rPr>
+      </w:pPr>
+      <w:r>
+        <w:rPr>
+          <w:lang w:val="en-US"/>
+        </w:rPr>
+        <w:t xml:space="preserve">Ex:- Class Employee {} may have 20 fields, how does set knows based on which fields it should tell 2 objects are same or not – we have to override hashcode() and equals() using some fields </w:t>
+      </w:r>
+    </w:p>
+    <w:p>
+      <w:pPr>
+        <w:rPr>
+          <w:lang w:val="en-US"/>
+        </w:rPr>
+      </w:pPr>
+    </w:p>
+    <w:p>
+      <w:pPr>
+        <w:pStyle w:val="h2-blu"/>
+      </w:pPr>
+      <w:r>
+        <w:t>Exceptions</w:t>
+      </w:r>
+    </w:p>
+    <w:p>
+      <w:pPr>
+        <w:pStyle w:val="NoSpacing"/>
+      </w:pPr>
+      <w:r>
+        <w:t xml:space="preserve">Java people says always throw checked exception, spring will catch all those checked exception and it will simply rethrow them as unchecked exception </w:t>
+      </w:r>
+    </w:p>
+    <w:p>
+      <w:pPr>
+        <w:pStyle w:val="NoSpacing"/>
+      </w:pPr>
+      <w:r>
+        <w:t>Ex:- jdbctemplate, RESTTemplate</w:t>
+      </w:r>
+    </w:p>
+    <w:p>
+      <w:pPr>
+        <w:pStyle w:val="NoSpacing"/>
+      </w:pPr>
+      <w:r>
+        <w:t>Fact- all the exceptions occurs at run time, so they should have renamed RuntimeException as UncheckedException</w:t>
+      </w:r>
+    </w:p>
+    <w:tbl>
+      <w:tblPr>
+        <w:tblStyle w:val="TableGrid"/>
+        <w:tblW w:w="0" w:type="auto"/>
+        <w:tblLook w:val="04A0" w:firstRow="1" w:lastRow="0" w:firstColumn="1" w:lastColumn="0" w:noHBand="0" w:noVBand="1"/>
+      </w:tblPr>
+      <w:tblGrid>
+        <w:gridCol w:w="6835"/>
+        <w:gridCol w:w="14755"/>
+      </w:tblGrid>
+      <w:tr>
+        <w:tc>
+          <w:tcPr>
+            <w:tcW w:w="6835" w:type="dxa"/>
+          </w:tcPr>
+          <w:p>
+            <w:pPr>
+              <w:pStyle w:val="NoSpacing"/>
+            </w:pPr>
+            <w:r>
+              <w:t>class InvalidAgeException extends Exception {</w:t>
+            </w:r>
+          </w:p>
+          <w:p>
+            <w:pPr>
+              <w:pStyle w:val="NoSpacing"/>
+            </w:pPr>
+            <w:r>
+              <w:t xml:space="preserve">    public InvalidAgeException(String message) {</w:t>
+            </w:r>
+          </w:p>
+          <w:p>
+            <w:pPr>
+              <w:pStyle w:val="NoSpacing"/>
+            </w:pPr>
+            <w:r>
+              <w:t xml:space="preserve">        super(message);</w:t>
+            </w:r>
+          </w:p>
+          <w:p>
+            <w:pPr>
+              <w:pStyle w:val="NoSpacing"/>
+            </w:pPr>
+            <w:r>
+              <w:t xml:space="preserve">    }</w:t>
+            </w:r>
+          </w:p>
+          <w:p>
+            <w:pPr>
+              <w:pStyle w:val="NoSpacing"/>
+            </w:pPr>
+            <w:r>
+              <w:t>}</w:t>
+            </w:r>
+          </w:p>
+          <w:p>
+            <w:pPr>
+              <w:pStyle w:val="NoSpacing"/>
+            </w:pPr>
+            <w:r>
+              <w:t>throw new InvalidAgeException(“ImCorr Age”);</w:t>
+            </w:r>
+            <w:bookmarkStart w:id="0" w:name="_GoBack"/>
+            <w:bookmarkEnd w:id="0"/>
+          </w:p>
+        </w:tc>
+        <w:tc>
+          <w:tcPr>
+            <w:tcW w:w="14755" w:type="dxa"/>
+          </w:tcPr>
+          <w:p>
+            <w:pPr>
+              <w:pStyle w:val="NoSpacing"/>
+            </w:pPr>
+            <w:r>
+              <w:t>while writing your own</w:t>
+            </w:r>
+            <w:r>
+              <w:t xml:space="preserve"> child</w:t>
+            </w:r>
+            <w:r>
+              <w:t xml:space="preserve"> exception classes, writing this constructor is mandatory </w:t>
+            </w:r>
+          </w:p>
+          <w:p>
+            <w:pPr>
+              <w:pStyle w:val="NoSpacing"/>
+            </w:pPr>
+            <w:r>
+              <w:t xml:space="preserve">bec when u throw this , the message which u pass via this constructor </w:t>
+            </w:r>
+            <w:r>
+              <w:t>will be cascaded to super class const</w:t>
+            </w:r>
+          </w:p>
+          <w:p>
+            <w:pPr>
+              <w:pStyle w:val="NoSpacing"/>
+            </w:pPr>
+            <w:r>
+              <w:t xml:space="preserve">then </w:t>
+            </w:r>
+            <w:r>
+              <w:rPr>
+                <w:color w:val="33CCFF"/>
+                <w14:textFill>
+                  <w14:gradFill>
+                    <w14:gsLst>
+                      <w14:gs w14:pos="0">
+                        <w14:srgbClr w14:val="33CCFF">
+                          <w14:shade w14:val="30000"/>
+                          <w14:satMod w14:val="115000"/>
+                        </w14:srgbClr>
+                      </w14:gs>
+                      <w14:gs w14:pos="50000">
+                        <w14:srgbClr w14:val="33CCFF">
+                          <w14:shade w14:val="67500"/>
+                          <w14:satMod w14:val="115000"/>
+                        </w14:srgbClr>
+                      </w14:gs>
+                      <w14:gs w14:pos="100000">
+                        <w14:srgbClr w14:val="33CCFF">
+                          <w14:shade w14:val="100000"/>
+                          <w14:satMod w14:val="115000"/>
+                        </w14:srgbClr>
+                      </w14:gs>
+                    </w14:gsLst>
+                    <w14:lin w14:ang="5400000" w14:scaled="0"/>
+                  </w14:gradFill>
+                </w14:textFill>
+              </w:rPr>
+              <w:t xml:space="preserve">only </w:t>
+            </w:r>
+            <w:r>
+              <w:rPr>
+                <w:color w:val="33CCFF"/>
+                <w14:textFill>
+                  <w14:gradFill>
+                    <w14:gsLst>
+                      <w14:gs w14:pos="0">
+                        <w14:srgbClr w14:val="33CCFF">
+                          <w14:shade w14:val="30000"/>
+                          <w14:satMod w14:val="115000"/>
+                        </w14:srgbClr>
+                      </w14:gs>
+                      <w14:gs w14:pos="50000">
+                        <w14:srgbClr w14:val="33CCFF">
+                          <w14:shade w14:val="67500"/>
+                          <w14:satMod w14:val="115000"/>
+                        </w14:srgbClr>
+                      </w14:gs>
+                      <w14:gs w14:pos="100000">
+                        <w14:srgbClr w14:val="33CCFF">
+                          <w14:shade w14:val="100000"/>
+                          <w14:satMod w14:val="115000"/>
+                        </w14:srgbClr>
+                      </w14:gs>
+                    </w14:gsLst>
+                    <w14:lin w14:ang="5400000" w14:scaled="0"/>
+                  </w14:gradFill>
+                </w14:textFill>
+              </w:rPr>
+              <w:t xml:space="preserve">that same msg </w:t>
+            </w:r>
+            <w:r>
+              <w:rPr>
+                <w:color w:val="33CCFF"/>
+                <w14:textFill>
+                  <w14:gradFill>
+                    <w14:gsLst>
+                      <w14:gs w14:pos="0">
+                        <w14:srgbClr w14:val="33CCFF">
+                          <w14:shade w14:val="30000"/>
+                          <w14:satMod w14:val="115000"/>
+                        </w14:srgbClr>
+                      </w14:gs>
+                      <w14:gs w14:pos="50000">
+                        <w14:srgbClr w14:val="33CCFF">
+                          <w14:shade w14:val="67500"/>
+                          <w14:satMod w14:val="115000"/>
+                        </w14:srgbClr>
+                      </w14:gs>
+                      <w14:gs w14:pos="100000">
+                        <w14:srgbClr w14:val="33CCFF">
+                          <w14:shade w14:val="100000"/>
+                          <w14:satMod w14:val="115000"/>
+                        </w14:srgbClr>
+                      </w14:gs>
+                    </w14:gsLst>
+                    <w14:lin w14:ang="5400000" w14:scaled="0"/>
+                  </w14:gradFill>
+                </w14:textFill>
+              </w:rPr>
+              <w:t>will be printed when u call ex.getMessage();</w:t>
+            </w:r>
+          </w:p>
+        </w:tc>
+      </w:tr>
+    </w:tbl>
+    <w:p>
+      <w:pPr>
+        <w:pStyle w:val="NoSpacing"/>
+      </w:pPr>
     </w:p>
     <w:sectPr>
       <w:pgSz w:w="24480" w:h="15840" w:orient="landscape" w:code="3"/>
@@ -5146,6 +8924,155 @@
 <file path=word/numbering.xml><?xml version="1.0" encoding="utf-8"?>
 <w:numbering xmlns:wpc="http://schemas.microsoft.com/office/word/2010/wordprocessingCanvas" xmlns:mc="http://schemas.openxmlformats.org/markup-compatibility/2006" xmlns:o="urn:schemas-microsoft-com:office:office" xmlns:r="http://schemas.openxmlformats.org/officeDocument/2006/relationships" xmlns:m="http://schemas.openxmlformats.org/officeDocument/2006/math" xmlns:v="urn:schemas-microsoft-com:vml" xmlns:wp14="http://schemas.microsoft.com/office/word/2010/wordprocessingDrawing" xmlns:wp="http://schemas.openxmlformats.org/drawingml/2006/wordprocessingDrawing" xmlns:w10="urn:schemas-microsoft-com:office:word" xmlns:w="http://schemas.openxmlformats.org/wordprocessingml/2006/main" xmlns:w14="http://schemas.microsoft.com/office/word/2010/wordml" xmlns:w15="http://schemas.microsoft.com/office/word/2012/wordml" xmlns:wpg="http://schemas.microsoft.com/office/word/2010/wordprocessingGroup" xmlns:wpi="http://schemas.microsoft.com/office/word/2010/wordprocessingInk" xmlns:wne="http://schemas.microsoft.com/office/word/2006/wordml" xmlns:wps="http://schemas.microsoft.com/office/word/2010/wordprocessingShape" mc:Ignorable="w14 w15 wp14">
   <w:abstractNum w:abstractNumId="0">
+    <w:nsid w:val="0D9377A0"/>
+    <w:multiLevelType w:val="multilevel"/>
+    <w:tmpl w:val="EF24DE58"/>
+    <w:lvl w:ilvl="0">
+      <w:start w:val="1"/>
+      <w:numFmt w:val="bullet"/>
+      <w:lvlText w:val=""/>
+      <w:lvlJc w:val="left"/>
+      <w:pPr>
+        <w:tabs>
+          <w:tab w:val="num" w:pos="720"/>
+        </w:tabs>
+        <w:ind w:left="720" w:hanging="360"/>
+      </w:pPr>
+      <w:rPr>
+        <w:rFonts w:ascii="Symbol" w:hAnsi="Symbol" w:hint="default"/>
+        <w:sz w:val="20"/>
+      </w:rPr>
+    </w:lvl>
+    <w:lvl w:ilvl="1" w:tentative="1">
+      <w:start w:val="1"/>
+      <w:numFmt w:val="bullet"/>
+      <w:lvlText w:val="o"/>
+      <w:lvlJc w:val="left"/>
+      <w:pPr>
+        <w:tabs>
+          <w:tab w:val="num" w:pos="1440"/>
+        </w:tabs>
+        <w:ind w:left="1440" w:hanging="360"/>
+      </w:pPr>
+      <w:rPr>
+        <w:rFonts w:ascii="Courier New" w:hAnsi="Courier New" w:hint="default"/>
+        <w:sz w:val="20"/>
+      </w:rPr>
+    </w:lvl>
+    <w:lvl w:ilvl="2" w:tentative="1">
+      <w:start w:val="1"/>
+      <w:numFmt w:val="bullet"/>
+      <w:lvlText w:val=""/>
+      <w:lvlJc w:val="left"/>
+      <w:pPr>
+        <w:tabs>
+          <w:tab w:val="num" w:pos="2160"/>
+        </w:tabs>
+        <w:ind w:left="2160" w:hanging="360"/>
+      </w:pPr>
+      <w:rPr>
+        <w:rFonts w:ascii="Wingdings" w:hAnsi="Wingdings" w:hint="default"/>
+        <w:sz w:val="20"/>
+      </w:rPr>
+    </w:lvl>
+    <w:lvl w:ilvl="3" w:tentative="1">
+      <w:start w:val="1"/>
+      <w:numFmt w:val="bullet"/>
+      <w:lvlText w:val=""/>
+      <w:lvlJc w:val="left"/>
+      <w:pPr>
+        <w:tabs>
+          <w:tab w:val="num" w:pos="2880"/>
+        </w:tabs>
+        <w:ind w:left="2880" w:hanging="360"/>
+      </w:pPr>
+      <w:rPr>
+        <w:rFonts w:ascii="Wingdings" w:hAnsi="Wingdings" w:hint="default"/>
+        <w:sz w:val="20"/>
+      </w:rPr>
+    </w:lvl>
+    <w:lvl w:ilvl="4" w:tentative="1">
+      <w:start w:val="1"/>
+      <w:numFmt w:val="bullet"/>
+      <w:lvlText w:val=""/>
+      <w:lvlJc w:val="left"/>
+      <w:pPr>
+        <w:tabs>
+          <w:tab w:val="num" w:pos="3600"/>
+        </w:tabs>
+        <w:ind w:left="3600" w:hanging="360"/>
+      </w:pPr>
+      <w:rPr>
+        <w:rFonts w:ascii="Wingdings" w:hAnsi="Wingdings" w:hint="default"/>
+        <w:sz w:val="20"/>
+      </w:rPr>
+    </w:lvl>
+    <w:lvl w:ilvl="5" w:tentative="1">
+      <w:start w:val="1"/>
+      <w:numFmt w:val="bullet"/>
+      <w:lvlText w:val=""/>
+      <w:lvlJc w:val="left"/>
+      <w:pPr>
+        <w:tabs>
+          <w:tab w:val="num" w:pos="4320"/>
+        </w:tabs>
+        <w:ind w:left="4320" w:hanging="360"/>
+      </w:pPr>
+      <w:rPr>
+        <w:rFonts w:ascii="Wingdings" w:hAnsi="Wingdings" w:hint="default"/>
+        <w:sz w:val="20"/>
+      </w:rPr>
+    </w:lvl>
+    <w:lvl w:ilvl="6" w:tentative="1">
+      <w:start w:val="1"/>
+      <w:numFmt w:val="bullet"/>
+      <w:lvlText w:val=""/>
+      <w:lvlJc w:val="left"/>
+      <w:pPr>
+        <w:tabs>
+          <w:tab w:val="num" w:pos="5040"/>
+        </w:tabs>
+        <w:ind w:left="5040" w:hanging="360"/>
+      </w:pPr>
+      <w:rPr>
+        <w:rFonts w:ascii="Wingdings" w:hAnsi="Wingdings" w:hint="default"/>
+        <w:sz w:val="20"/>
+      </w:rPr>
+    </w:lvl>
+    <w:lvl w:ilvl="7" w:tentative="1">
+      <w:start w:val="1"/>
+      <w:numFmt w:val="bullet"/>
+      <w:lvlText w:val=""/>
+      <w:lvlJc w:val="left"/>
+      <w:pPr>
+        <w:tabs>
+          <w:tab w:val="num" w:pos="5760"/>
+        </w:tabs>
+        <w:ind w:left="5760" w:hanging="360"/>
+      </w:pPr>
+      <w:rPr>
+        <w:rFonts w:ascii="Wingdings" w:hAnsi="Wingdings" w:hint="default"/>
+        <w:sz w:val="20"/>
+      </w:rPr>
+    </w:lvl>
+    <w:lvl w:ilvl="8" w:tentative="1">
+      <w:start w:val="1"/>
+      <w:numFmt w:val="bullet"/>
+      <w:lvlText w:val=""/>
+      <w:lvlJc w:val="left"/>
+      <w:pPr>
+        <w:tabs>
+          <w:tab w:val="num" w:pos="6480"/>
+        </w:tabs>
+        <w:ind w:left="6480" w:hanging="360"/>
+      </w:pPr>
+      <w:rPr>
+        <w:rFonts w:ascii="Wingdings" w:hAnsi="Wingdings" w:hint="default"/>
+        <w:sz w:val="20"/>
+      </w:rPr>
+    </w:lvl>
+  </w:abstractNum>
+  <w:abstractNum w:abstractNumId="1">
     <w:nsid w:val="1B490171"/>
     <w:multiLevelType w:val="hybridMultilevel"/>
     <w:tmpl w:val="36942B46"/>
@@ -5258,7 +9185,7 @@
       </w:rPr>
     </w:lvl>
   </w:abstractNum>
-  <w:abstractNum w:abstractNumId="1">
+  <w:abstractNum w:abstractNumId="2">
     <w:nsid w:val="1FCC0993"/>
     <w:multiLevelType w:val="hybridMultilevel"/>
     <w:tmpl w:val="1408F318"/>
@@ -5347,7 +9274,7 @@
       </w:pPr>
     </w:lvl>
   </w:abstractNum>
-  <w:abstractNum w:abstractNumId="2">
+  <w:abstractNum w:abstractNumId="3">
     <w:nsid w:val="2CBF5BEE"/>
     <w:multiLevelType w:val="hybridMultilevel"/>
     <w:tmpl w:val="1D48B210"/>
@@ -5436,7 +9363,7 @@
       </w:pPr>
     </w:lvl>
   </w:abstractNum>
-  <w:abstractNum w:abstractNumId="3">
+  <w:abstractNum w:abstractNumId="4">
     <w:nsid w:val="3672001D"/>
     <w:multiLevelType w:val="hybridMultilevel"/>
     <w:tmpl w:val="3D880610"/>
@@ -5525,7 +9452,7 @@
       </w:pPr>
     </w:lvl>
   </w:abstractNum>
-  <w:abstractNum w:abstractNumId="4">
+  <w:abstractNum w:abstractNumId="5">
     <w:nsid w:val="3DE3754F"/>
     <w:multiLevelType w:val="hybridMultilevel"/>
     <w:tmpl w:val="DC68316A"/>
@@ -5614,7 +9541,7 @@
       </w:pPr>
     </w:lvl>
   </w:abstractNum>
-  <w:abstractNum w:abstractNumId="5">
+  <w:abstractNum w:abstractNumId="6">
     <w:nsid w:val="40A126AF"/>
     <w:multiLevelType w:val="hybridMultilevel"/>
     <w:tmpl w:val="1B8AF342"/>
@@ -5703,7 +9630,7 @@
       </w:pPr>
     </w:lvl>
   </w:abstractNum>
-  <w:abstractNum w:abstractNumId="6">
+  <w:abstractNum w:abstractNumId="7">
     <w:nsid w:val="412D1D22"/>
     <w:multiLevelType w:val="hybridMultilevel"/>
     <w:tmpl w:val="B87C1DC4"/>
@@ -5792,7 +9719,7 @@
       </w:pPr>
     </w:lvl>
   </w:abstractNum>
-  <w:abstractNum w:abstractNumId="7">
+  <w:abstractNum w:abstractNumId="8">
     <w:nsid w:val="43BD5A5D"/>
     <w:multiLevelType w:val="hybridMultilevel"/>
     <w:tmpl w:val="C88AE754"/>
@@ -5904,7 +9831,752 @@
       </w:rPr>
     </w:lvl>
   </w:abstractNum>
-  <w:abstractNum w:abstractNumId="8">
+  <w:abstractNum w:abstractNumId="9">
+    <w:nsid w:val="4B0B1862"/>
+    <w:multiLevelType w:val="multilevel"/>
+    <w:tmpl w:val="30E07EF6"/>
+    <w:lvl w:ilvl="0">
+      <w:start w:val="1"/>
+      <w:numFmt w:val="bullet"/>
+      <w:lvlText w:val=""/>
+      <w:lvlJc w:val="left"/>
+      <w:pPr>
+        <w:tabs>
+          <w:tab w:val="num" w:pos="720"/>
+        </w:tabs>
+        <w:ind w:left="720" w:hanging="360"/>
+      </w:pPr>
+      <w:rPr>
+        <w:rFonts w:ascii="Symbol" w:hAnsi="Symbol" w:hint="default"/>
+        <w:sz w:val="20"/>
+      </w:rPr>
+    </w:lvl>
+    <w:lvl w:ilvl="1" w:tentative="1">
+      <w:start w:val="1"/>
+      <w:numFmt w:val="bullet"/>
+      <w:lvlText w:val="o"/>
+      <w:lvlJc w:val="left"/>
+      <w:pPr>
+        <w:tabs>
+          <w:tab w:val="num" w:pos="1440"/>
+        </w:tabs>
+        <w:ind w:left="1440" w:hanging="360"/>
+      </w:pPr>
+      <w:rPr>
+        <w:rFonts w:ascii="Courier New" w:hAnsi="Courier New" w:hint="default"/>
+        <w:sz w:val="20"/>
+      </w:rPr>
+    </w:lvl>
+    <w:lvl w:ilvl="2" w:tentative="1">
+      <w:start w:val="1"/>
+      <w:numFmt w:val="bullet"/>
+      <w:lvlText w:val=""/>
+      <w:lvlJc w:val="left"/>
+      <w:pPr>
+        <w:tabs>
+          <w:tab w:val="num" w:pos="2160"/>
+        </w:tabs>
+        <w:ind w:left="2160" w:hanging="360"/>
+      </w:pPr>
+      <w:rPr>
+        <w:rFonts w:ascii="Wingdings" w:hAnsi="Wingdings" w:hint="default"/>
+        <w:sz w:val="20"/>
+      </w:rPr>
+    </w:lvl>
+    <w:lvl w:ilvl="3" w:tentative="1">
+      <w:start w:val="1"/>
+      <w:numFmt w:val="bullet"/>
+      <w:lvlText w:val=""/>
+      <w:lvlJc w:val="left"/>
+      <w:pPr>
+        <w:tabs>
+          <w:tab w:val="num" w:pos="2880"/>
+        </w:tabs>
+        <w:ind w:left="2880" w:hanging="360"/>
+      </w:pPr>
+      <w:rPr>
+        <w:rFonts w:ascii="Wingdings" w:hAnsi="Wingdings" w:hint="default"/>
+        <w:sz w:val="20"/>
+      </w:rPr>
+    </w:lvl>
+    <w:lvl w:ilvl="4" w:tentative="1">
+      <w:start w:val="1"/>
+      <w:numFmt w:val="bullet"/>
+      <w:lvlText w:val=""/>
+      <w:lvlJc w:val="left"/>
+      <w:pPr>
+        <w:tabs>
+          <w:tab w:val="num" w:pos="3600"/>
+        </w:tabs>
+        <w:ind w:left="3600" w:hanging="360"/>
+      </w:pPr>
+      <w:rPr>
+        <w:rFonts w:ascii="Wingdings" w:hAnsi="Wingdings" w:hint="default"/>
+        <w:sz w:val="20"/>
+      </w:rPr>
+    </w:lvl>
+    <w:lvl w:ilvl="5" w:tentative="1">
+      <w:start w:val="1"/>
+      <w:numFmt w:val="bullet"/>
+      <w:lvlText w:val=""/>
+      <w:lvlJc w:val="left"/>
+      <w:pPr>
+        <w:tabs>
+          <w:tab w:val="num" w:pos="4320"/>
+        </w:tabs>
+        <w:ind w:left="4320" w:hanging="360"/>
+      </w:pPr>
+      <w:rPr>
+        <w:rFonts w:ascii="Wingdings" w:hAnsi="Wingdings" w:hint="default"/>
+        <w:sz w:val="20"/>
+      </w:rPr>
+    </w:lvl>
+    <w:lvl w:ilvl="6" w:tentative="1">
+      <w:start w:val="1"/>
+      <w:numFmt w:val="bullet"/>
+      <w:lvlText w:val=""/>
+      <w:lvlJc w:val="left"/>
+      <w:pPr>
+        <w:tabs>
+          <w:tab w:val="num" w:pos="5040"/>
+        </w:tabs>
+        <w:ind w:left="5040" w:hanging="360"/>
+      </w:pPr>
+      <w:rPr>
+        <w:rFonts w:ascii="Wingdings" w:hAnsi="Wingdings" w:hint="default"/>
+        <w:sz w:val="20"/>
+      </w:rPr>
+    </w:lvl>
+    <w:lvl w:ilvl="7" w:tentative="1">
+      <w:start w:val="1"/>
+      <w:numFmt w:val="bullet"/>
+      <w:lvlText w:val=""/>
+      <w:lvlJc w:val="left"/>
+      <w:pPr>
+        <w:tabs>
+          <w:tab w:val="num" w:pos="5760"/>
+        </w:tabs>
+        <w:ind w:left="5760" w:hanging="360"/>
+      </w:pPr>
+      <w:rPr>
+        <w:rFonts w:ascii="Wingdings" w:hAnsi="Wingdings" w:hint="default"/>
+        <w:sz w:val="20"/>
+      </w:rPr>
+    </w:lvl>
+    <w:lvl w:ilvl="8" w:tentative="1">
+      <w:start w:val="1"/>
+      <w:numFmt w:val="bullet"/>
+      <w:lvlText w:val=""/>
+      <w:lvlJc w:val="left"/>
+      <w:pPr>
+        <w:tabs>
+          <w:tab w:val="num" w:pos="6480"/>
+        </w:tabs>
+        <w:ind w:left="6480" w:hanging="360"/>
+      </w:pPr>
+      <w:rPr>
+        <w:rFonts w:ascii="Wingdings" w:hAnsi="Wingdings" w:hint="default"/>
+        <w:sz w:val="20"/>
+      </w:rPr>
+    </w:lvl>
+  </w:abstractNum>
+  <w:abstractNum w:abstractNumId="10">
+    <w:nsid w:val="50743B1A"/>
+    <w:multiLevelType w:val="multilevel"/>
+    <w:tmpl w:val="3F087874"/>
+    <w:lvl w:ilvl="0">
+      <w:start w:val="1"/>
+      <w:numFmt w:val="bullet"/>
+      <w:lvlText w:val=""/>
+      <w:lvlJc w:val="left"/>
+      <w:pPr>
+        <w:tabs>
+          <w:tab w:val="num" w:pos="720"/>
+        </w:tabs>
+        <w:ind w:left="720" w:hanging="360"/>
+      </w:pPr>
+      <w:rPr>
+        <w:rFonts w:ascii="Symbol" w:hAnsi="Symbol" w:hint="default"/>
+        <w:sz w:val="20"/>
+      </w:rPr>
+    </w:lvl>
+    <w:lvl w:ilvl="1" w:tentative="1">
+      <w:start w:val="1"/>
+      <w:numFmt w:val="bullet"/>
+      <w:lvlText w:val="o"/>
+      <w:lvlJc w:val="left"/>
+      <w:pPr>
+        <w:tabs>
+          <w:tab w:val="num" w:pos="1440"/>
+        </w:tabs>
+        <w:ind w:left="1440" w:hanging="360"/>
+      </w:pPr>
+      <w:rPr>
+        <w:rFonts w:ascii="Courier New" w:hAnsi="Courier New" w:hint="default"/>
+        <w:sz w:val="20"/>
+      </w:rPr>
+    </w:lvl>
+    <w:lvl w:ilvl="2" w:tentative="1">
+      <w:start w:val="1"/>
+      <w:numFmt w:val="bullet"/>
+      <w:lvlText w:val=""/>
+      <w:lvlJc w:val="left"/>
+      <w:pPr>
+        <w:tabs>
+          <w:tab w:val="num" w:pos="2160"/>
+        </w:tabs>
+        <w:ind w:left="2160" w:hanging="360"/>
+      </w:pPr>
+      <w:rPr>
+        <w:rFonts w:ascii="Wingdings" w:hAnsi="Wingdings" w:hint="default"/>
+        <w:sz w:val="20"/>
+      </w:rPr>
+    </w:lvl>
+    <w:lvl w:ilvl="3" w:tentative="1">
+      <w:start w:val="1"/>
+      <w:numFmt w:val="bullet"/>
+      <w:lvlText w:val=""/>
+      <w:lvlJc w:val="left"/>
+      <w:pPr>
+        <w:tabs>
+          <w:tab w:val="num" w:pos="2880"/>
+        </w:tabs>
+        <w:ind w:left="2880" w:hanging="360"/>
+      </w:pPr>
+      <w:rPr>
+        <w:rFonts w:ascii="Wingdings" w:hAnsi="Wingdings" w:hint="default"/>
+        <w:sz w:val="20"/>
+      </w:rPr>
+    </w:lvl>
+    <w:lvl w:ilvl="4" w:tentative="1">
+      <w:start w:val="1"/>
+      <w:numFmt w:val="bullet"/>
+      <w:lvlText w:val=""/>
+      <w:lvlJc w:val="left"/>
+      <w:pPr>
+        <w:tabs>
+          <w:tab w:val="num" w:pos="3600"/>
+        </w:tabs>
+        <w:ind w:left="3600" w:hanging="360"/>
+      </w:pPr>
+      <w:rPr>
+        <w:rFonts w:ascii="Wingdings" w:hAnsi="Wingdings" w:hint="default"/>
+        <w:sz w:val="20"/>
+      </w:rPr>
+    </w:lvl>
+    <w:lvl w:ilvl="5" w:tentative="1">
+      <w:start w:val="1"/>
+      <w:numFmt w:val="bullet"/>
+      <w:lvlText w:val=""/>
+      <w:lvlJc w:val="left"/>
+      <w:pPr>
+        <w:tabs>
+          <w:tab w:val="num" w:pos="4320"/>
+        </w:tabs>
+        <w:ind w:left="4320" w:hanging="360"/>
+      </w:pPr>
+      <w:rPr>
+        <w:rFonts w:ascii="Wingdings" w:hAnsi="Wingdings" w:hint="default"/>
+        <w:sz w:val="20"/>
+      </w:rPr>
+    </w:lvl>
+    <w:lvl w:ilvl="6" w:tentative="1">
+      <w:start w:val="1"/>
+      <w:numFmt w:val="bullet"/>
+      <w:lvlText w:val=""/>
+      <w:lvlJc w:val="left"/>
+      <w:pPr>
+        <w:tabs>
+          <w:tab w:val="num" w:pos="5040"/>
+        </w:tabs>
+        <w:ind w:left="5040" w:hanging="360"/>
+      </w:pPr>
+      <w:rPr>
+        <w:rFonts w:ascii="Wingdings" w:hAnsi="Wingdings" w:hint="default"/>
+        <w:sz w:val="20"/>
+      </w:rPr>
+    </w:lvl>
+    <w:lvl w:ilvl="7" w:tentative="1">
+      <w:start w:val="1"/>
+      <w:numFmt w:val="bullet"/>
+      <w:lvlText w:val=""/>
+      <w:lvlJc w:val="left"/>
+      <w:pPr>
+        <w:tabs>
+          <w:tab w:val="num" w:pos="5760"/>
+        </w:tabs>
+        <w:ind w:left="5760" w:hanging="360"/>
+      </w:pPr>
+      <w:rPr>
+        <w:rFonts w:ascii="Wingdings" w:hAnsi="Wingdings" w:hint="default"/>
+        <w:sz w:val="20"/>
+      </w:rPr>
+    </w:lvl>
+    <w:lvl w:ilvl="8" w:tentative="1">
+      <w:start w:val="1"/>
+      <w:numFmt w:val="bullet"/>
+      <w:lvlText w:val=""/>
+      <w:lvlJc w:val="left"/>
+      <w:pPr>
+        <w:tabs>
+          <w:tab w:val="num" w:pos="6480"/>
+        </w:tabs>
+        <w:ind w:left="6480" w:hanging="360"/>
+      </w:pPr>
+      <w:rPr>
+        <w:rFonts w:ascii="Wingdings" w:hAnsi="Wingdings" w:hint="default"/>
+        <w:sz w:val="20"/>
+      </w:rPr>
+    </w:lvl>
+  </w:abstractNum>
+  <w:abstractNum w:abstractNumId="11">
+    <w:nsid w:val="536D4E96"/>
+    <w:multiLevelType w:val="multilevel"/>
+    <w:tmpl w:val="0B7CE014"/>
+    <w:lvl w:ilvl="0">
+      <w:start w:val="1"/>
+      <w:numFmt w:val="bullet"/>
+      <w:lvlText w:val=""/>
+      <w:lvlJc w:val="left"/>
+      <w:pPr>
+        <w:tabs>
+          <w:tab w:val="num" w:pos="720"/>
+        </w:tabs>
+        <w:ind w:left="720" w:hanging="360"/>
+      </w:pPr>
+      <w:rPr>
+        <w:rFonts w:ascii="Symbol" w:hAnsi="Symbol" w:hint="default"/>
+        <w:sz w:val="20"/>
+      </w:rPr>
+    </w:lvl>
+    <w:lvl w:ilvl="1" w:tentative="1">
+      <w:start w:val="1"/>
+      <w:numFmt w:val="bullet"/>
+      <w:lvlText w:val="o"/>
+      <w:lvlJc w:val="left"/>
+      <w:pPr>
+        <w:tabs>
+          <w:tab w:val="num" w:pos="1440"/>
+        </w:tabs>
+        <w:ind w:left="1440" w:hanging="360"/>
+      </w:pPr>
+      <w:rPr>
+        <w:rFonts w:ascii="Courier New" w:hAnsi="Courier New" w:hint="default"/>
+        <w:sz w:val="20"/>
+      </w:rPr>
+    </w:lvl>
+    <w:lvl w:ilvl="2" w:tentative="1">
+      <w:start w:val="1"/>
+      <w:numFmt w:val="bullet"/>
+      <w:lvlText w:val=""/>
+      <w:lvlJc w:val="left"/>
+      <w:pPr>
+        <w:tabs>
+          <w:tab w:val="num" w:pos="2160"/>
+        </w:tabs>
+        <w:ind w:left="2160" w:hanging="360"/>
+      </w:pPr>
+      <w:rPr>
+        <w:rFonts w:ascii="Wingdings" w:hAnsi="Wingdings" w:hint="default"/>
+        <w:sz w:val="20"/>
+      </w:rPr>
+    </w:lvl>
+    <w:lvl w:ilvl="3" w:tentative="1">
+      <w:start w:val="1"/>
+      <w:numFmt w:val="bullet"/>
+      <w:lvlText w:val=""/>
+      <w:lvlJc w:val="left"/>
+      <w:pPr>
+        <w:tabs>
+          <w:tab w:val="num" w:pos="2880"/>
+        </w:tabs>
+        <w:ind w:left="2880" w:hanging="360"/>
+      </w:pPr>
+      <w:rPr>
+        <w:rFonts w:ascii="Wingdings" w:hAnsi="Wingdings" w:hint="default"/>
+        <w:sz w:val="20"/>
+      </w:rPr>
+    </w:lvl>
+    <w:lvl w:ilvl="4" w:tentative="1">
+      <w:start w:val="1"/>
+      <w:numFmt w:val="bullet"/>
+      <w:lvlText w:val=""/>
+      <w:lvlJc w:val="left"/>
+      <w:pPr>
+        <w:tabs>
+          <w:tab w:val="num" w:pos="3600"/>
+        </w:tabs>
+        <w:ind w:left="3600" w:hanging="360"/>
+      </w:pPr>
+      <w:rPr>
+        <w:rFonts w:ascii="Wingdings" w:hAnsi="Wingdings" w:hint="default"/>
+        <w:sz w:val="20"/>
+      </w:rPr>
+    </w:lvl>
+    <w:lvl w:ilvl="5" w:tentative="1">
+      <w:start w:val="1"/>
+      <w:numFmt w:val="bullet"/>
+      <w:lvlText w:val=""/>
+      <w:lvlJc w:val="left"/>
+      <w:pPr>
+        <w:tabs>
+          <w:tab w:val="num" w:pos="4320"/>
+        </w:tabs>
+        <w:ind w:left="4320" w:hanging="360"/>
+      </w:pPr>
+      <w:rPr>
+        <w:rFonts w:ascii="Wingdings" w:hAnsi="Wingdings" w:hint="default"/>
+        <w:sz w:val="20"/>
+      </w:rPr>
+    </w:lvl>
+    <w:lvl w:ilvl="6" w:tentative="1">
+      <w:start w:val="1"/>
+      <w:numFmt w:val="bullet"/>
+      <w:lvlText w:val=""/>
+      <w:lvlJc w:val="left"/>
+      <w:pPr>
+        <w:tabs>
+          <w:tab w:val="num" w:pos="5040"/>
+        </w:tabs>
+        <w:ind w:left="5040" w:hanging="360"/>
+      </w:pPr>
+      <w:rPr>
+        <w:rFonts w:ascii="Wingdings" w:hAnsi="Wingdings" w:hint="default"/>
+        <w:sz w:val="20"/>
+      </w:rPr>
+    </w:lvl>
+    <w:lvl w:ilvl="7" w:tentative="1">
+      <w:start w:val="1"/>
+      <w:numFmt w:val="bullet"/>
+      <w:lvlText w:val=""/>
+      <w:lvlJc w:val="left"/>
+      <w:pPr>
+        <w:tabs>
+          <w:tab w:val="num" w:pos="5760"/>
+        </w:tabs>
+        <w:ind w:left="5760" w:hanging="360"/>
+      </w:pPr>
+      <w:rPr>
+        <w:rFonts w:ascii="Wingdings" w:hAnsi="Wingdings" w:hint="default"/>
+        <w:sz w:val="20"/>
+      </w:rPr>
+    </w:lvl>
+    <w:lvl w:ilvl="8" w:tentative="1">
+      <w:start w:val="1"/>
+      <w:numFmt w:val="bullet"/>
+      <w:lvlText w:val=""/>
+      <w:lvlJc w:val="left"/>
+      <w:pPr>
+        <w:tabs>
+          <w:tab w:val="num" w:pos="6480"/>
+        </w:tabs>
+        <w:ind w:left="6480" w:hanging="360"/>
+      </w:pPr>
+      <w:rPr>
+        <w:rFonts w:ascii="Wingdings" w:hAnsi="Wingdings" w:hint="default"/>
+        <w:sz w:val="20"/>
+      </w:rPr>
+    </w:lvl>
+  </w:abstractNum>
+  <w:abstractNum w:abstractNumId="12">
+    <w:nsid w:val="5E8E2DAD"/>
+    <w:multiLevelType w:val="multilevel"/>
+    <w:tmpl w:val="F4E0012A"/>
+    <w:lvl w:ilvl="0">
+      <w:start w:val="1"/>
+      <w:numFmt w:val="bullet"/>
+      <w:lvlText w:val=""/>
+      <w:lvlJc w:val="left"/>
+      <w:pPr>
+        <w:tabs>
+          <w:tab w:val="num" w:pos="720"/>
+        </w:tabs>
+        <w:ind w:left="720" w:hanging="360"/>
+      </w:pPr>
+      <w:rPr>
+        <w:rFonts w:ascii="Symbol" w:hAnsi="Symbol" w:hint="default"/>
+        <w:sz w:val="20"/>
+      </w:rPr>
+    </w:lvl>
+    <w:lvl w:ilvl="1" w:tentative="1">
+      <w:start w:val="1"/>
+      <w:numFmt w:val="bullet"/>
+      <w:lvlText w:val="o"/>
+      <w:lvlJc w:val="left"/>
+      <w:pPr>
+        <w:tabs>
+          <w:tab w:val="num" w:pos="1440"/>
+        </w:tabs>
+        <w:ind w:left="1440" w:hanging="360"/>
+      </w:pPr>
+      <w:rPr>
+        <w:rFonts w:ascii="Courier New" w:hAnsi="Courier New" w:hint="default"/>
+        <w:sz w:val="20"/>
+      </w:rPr>
+    </w:lvl>
+    <w:lvl w:ilvl="2" w:tentative="1">
+      <w:start w:val="1"/>
+      <w:numFmt w:val="bullet"/>
+      <w:lvlText w:val=""/>
+      <w:lvlJc w:val="left"/>
+      <w:pPr>
+        <w:tabs>
+          <w:tab w:val="num" w:pos="2160"/>
+        </w:tabs>
+        <w:ind w:left="2160" w:hanging="360"/>
+      </w:pPr>
+      <w:rPr>
+        <w:rFonts w:ascii="Wingdings" w:hAnsi="Wingdings" w:hint="default"/>
+        <w:sz w:val="20"/>
+      </w:rPr>
+    </w:lvl>
+    <w:lvl w:ilvl="3" w:tentative="1">
+      <w:start w:val="1"/>
+      <w:numFmt w:val="bullet"/>
+      <w:lvlText w:val=""/>
+      <w:lvlJc w:val="left"/>
+      <w:pPr>
+        <w:tabs>
+          <w:tab w:val="num" w:pos="2880"/>
+        </w:tabs>
+        <w:ind w:left="2880" w:hanging="360"/>
+      </w:pPr>
+      <w:rPr>
+        <w:rFonts w:ascii="Wingdings" w:hAnsi="Wingdings" w:hint="default"/>
+        <w:sz w:val="20"/>
+      </w:rPr>
+    </w:lvl>
+    <w:lvl w:ilvl="4" w:tentative="1">
+      <w:start w:val="1"/>
+      <w:numFmt w:val="bullet"/>
+      <w:lvlText w:val=""/>
+      <w:lvlJc w:val="left"/>
+      <w:pPr>
+        <w:tabs>
+          <w:tab w:val="num" w:pos="3600"/>
+        </w:tabs>
+        <w:ind w:left="3600" w:hanging="360"/>
+      </w:pPr>
+      <w:rPr>
+        <w:rFonts w:ascii="Wingdings" w:hAnsi="Wingdings" w:hint="default"/>
+        <w:sz w:val="20"/>
+      </w:rPr>
+    </w:lvl>
+    <w:lvl w:ilvl="5" w:tentative="1">
+      <w:start w:val="1"/>
+      <w:numFmt w:val="bullet"/>
+      <w:lvlText w:val=""/>
+      <w:lvlJc w:val="left"/>
+      <w:pPr>
+        <w:tabs>
+          <w:tab w:val="num" w:pos="4320"/>
+        </w:tabs>
+        <w:ind w:left="4320" w:hanging="360"/>
+      </w:pPr>
+      <w:rPr>
+        <w:rFonts w:ascii="Wingdings" w:hAnsi="Wingdings" w:hint="default"/>
+        <w:sz w:val="20"/>
+      </w:rPr>
+    </w:lvl>
+    <w:lvl w:ilvl="6" w:tentative="1">
+      <w:start w:val="1"/>
+      <w:numFmt w:val="bullet"/>
+      <w:lvlText w:val=""/>
+      <w:lvlJc w:val="left"/>
+      <w:pPr>
+        <w:tabs>
+          <w:tab w:val="num" w:pos="5040"/>
+        </w:tabs>
+        <w:ind w:left="5040" w:hanging="360"/>
+      </w:pPr>
+      <w:rPr>
+        <w:rFonts w:ascii="Wingdings" w:hAnsi="Wingdings" w:hint="default"/>
+        <w:sz w:val="20"/>
+      </w:rPr>
+    </w:lvl>
+    <w:lvl w:ilvl="7" w:tentative="1">
+      <w:start w:val="1"/>
+      <w:numFmt w:val="bullet"/>
+      <w:lvlText w:val=""/>
+      <w:lvlJc w:val="left"/>
+      <w:pPr>
+        <w:tabs>
+          <w:tab w:val="num" w:pos="5760"/>
+        </w:tabs>
+        <w:ind w:left="5760" w:hanging="360"/>
+      </w:pPr>
+      <w:rPr>
+        <w:rFonts w:ascii="Wingdings" w:hAnsi="Wingdings" w:hint="default"/>
+        <w:sz w:val="20"/>
+      </w:rPr>
+    </w:lvl>
+    <w:lvl w:ilvl="8" w:tentative="1">
+      <w:start w:val="1"/>
+      <w:numFmt w:val="bullet"/>
+      <w:lvlText w:val=""/>
+      <w:lvlJc w:val="left"/>
+      <w:pPr>
+        <w:tabs>
+          <w:tab w:val="num" w:pos="6480"/>
+        </w:tabs>
+        <w:ind w:left="6480" w:hanging="360"/>
+      </w:pPr>
+      <w:rPr>
+        <w:rFonts w:ascii="Wingdings" w:hAnsi="Wingdings" w:hint="default"/>
+        <w:sz w:val="20"/>
+      </w:rPr>
+    </w:lvl>
+  </w:abstractNum>
+  <w:abstractNum w:abstractNumId="13">
+    <w:nsid w:val="603A4BE7"/>
+    <w:multiLevelType w:val="multilevel"/>
+    <w:tmpl w:val="40F69414"/>
+    <w:lvl w:ilvl="0">
+      <w:start w:val="1"/>
+      <w:numFmt w:val="bullet"/>
+      <w:lvlText w:val=""/>
+      <w:lvlJc w:val="left"/>
+      <w:pPr>
+        <w:tabs>
+          <w:tab w:val="num" w:pos="720"/>
+        </w:tabs>
+        <w:ind w:left="720" w:hanging="360"/>
+      </w:pPr>
+      <w:rPr>
+        <w:rFonts w:ascii="Symbol" w:hAnsi="Symbol" w:hint="default"/>
+        <w:sz w:val="20"/>
+      </w:rPr>
+    </w:lvl>
+    <w:lvl w:ilvl="1" w:tentative="1">
+      <w:start w:val="1"/>
+      <w:numFmt w:val="bullet"/>
+      <w:lvlText w:val=""/>
+      <w:lvlJc w:val="left"/>
+      <w:pPr>
+        <w:tabs>
+          <w:tab w:val="num" w:pos="1440"/>
+        </w:tabs>
+        <w:ind w:left="1440" w:hanging="360"/>
+      </w:pPr>
+      <w:rPr>
+        <w:rFonts w:ascii="Symbol" w:hAnsi="Symbol" w:hint="default"/>
+        <w:sz w:val="20"/>
+      </w:rPr>
+    </w:lvl>
+    <w:lvl w:ilvl="2" w:tentative="1">
+      <w:start w:val="1"/>
+      <w:numFmt w:val="bullet"/>
+      <w:lvlText w:val=""/>
+      <w:lvlJc w:val="left"/>
+      <w:pPr>
+        <w:tabs>
+          <w:tab w:val="num" w:pos="2160"/>
+        </w:tabs>
+        <w:ind w:left="2160" w:hanging="360"/>
+      </w:pPr>
+      <w:rPr>
+        <w:rFonts w:ascii="Symbol" w:hAnsi="Symbol" w:hint="default"/>
+        <w:sz w:val="20"/>
+      </w:rPr>
+    </w:lvl>
+    <w:lvl w:ilvl="3" w:tentative="1">
+      <w:start w:val="1"/>
+      <w:numFmt w:val="bullet"/>
+      <w:lvlText w:val=""/>
+      <w:lvlJc w:val="left"/>
+      <w:pPr>
+        <w:tabs>
+          <w:tab w:val="num" w:pos="2880"/>
+        </w:tabs>
+        <w:ind w:left="2880" w:hanging="360"/>
+      </w:pPr>
+      <w:rPr>
+        <w:rFonts w:ascii="Symbol" w:hAnsi="Symbol" w:hint="default"/>
+        <w:sz w:val="20"/>
+      </w:rPr>
+    </w:lvl>
+    <w:lvl w:ilvl="4" w:tentative="1">
+      <w:start w:val="1"/>
+      <w:numFmt w:val="bullet"/>
+      <w:lvlText w:val=""/>
+      <w:lvlJc w:val="left"/>
+      <w:pPr>
+        <w:tabs>
+          <w:tab w:val="num" w:pos="3600"/>
+        </w:tabs>
+        <w:ind w:left="3600" w:hanging="360"/>
+      </w:pPr>
+      <w:rPr>
+        <w:rFonts w:ascii="Symbol" w:hAnsi="Symbol" w:hint="default"/>
+        <w:sz w:val="20"/>
+      </w:rPr>
+    </w:lvl>
+    <w:lvl w:ilvl="5" w:tentative="1">
+      <w:start w:val="1"/>
+      <w:numFmt w:val="bullet"/>
+      <w:lvlText w:val=""/>
+      <w:lvlJc w:val="left"/>
+      <w:pPr>
+        <w:tabs>
+          <w:tab w:val="num" w:pos="4320"/>
+        </w:tabs>
+        <w:ind w:left="4320" w:hanging="360"/>
+      </w:pPr>
+      <w:rPr>
+        <w:rFonts w:ascii="Symbol" w:hAnsi="Symbol" w:hint="default"/>
+        <w:sz w:val="20"/>
+      </w:rPr>
+    </w:lvl>
+    <w:lvl w:ilvl="6" w:tentative="1">
+      <w:start w:val="1"/>
+      <w:numFmt w:val="bullet"/>
+      <w:lvlText w:val=""/>
+      <w:lvlJc w:val="left"/>
+      <w:pPr>
+        <w:tabs>
+          <w:tab w:val="num" w:pos="5040"/>
+        </w:tabs>
+        <w:ind w:left="5040" w:hanging="360"/>
+      </w:pPr>
+      <w:rPr>
+        <w:rFonts w:ascii="Symbol" w:hAnsi="Symbol" w:hint="default"/>
+        <w:sz w:val="20"/>
+      </w:rPr>
+    </w:lvl>
+    <w:lvl w:ilvl="7" w:tentative="1">
+      <w:start w:val="1"/>
+      <w:numFmt w:val="bullet"/>
+      <w:lvlText w:val=""/>
+      <w:lvlJc w:val="left"/>
+      <w:pPr>
+        <w:tabs>
+          <w:tab w:val="num" w:pos="5760"/>
+        </w:tabs>
+        <w:ind w:left="5760" w:hanging="360"/>
+      </w:pPr>
+      <w:rPr>
+        <w:rFonts w:ascii="Symbol" w:hAnsi="Symbol" w:hint="default"/>
+        <w:sz w:val="20"/>
+      </w:rPr>
+    </w:lvl>
+    <w:lvl w:ilvl="8" w:tentative="1">
+      <w:start w:val="1"/>
+      <w:numFmt w:val="bullet"/>
+      <w:lvlText w:val=""/>
+      <w:lvlJc w:val="left"/>
+      <w:pPr>
+        <w:tabs>
+          <w:tab w:val="num" w:pos="6480"/>
+        </w:tabs>
+        <w:ind w:left="6480" w:hanging="360"/>
+      </w:pPr>
+      <w:rPr>
+        <w:rFonts w:ascii="Symbol" w:hAnsi="Symbol" w:hint="default"/>
+        <w:sz w:val="20"/>
+      </w:rPr>
+    </w:lvl>
+  </w:abstractNum>
+  <w:abstractNum w:abstractNumId="14">
     <w:nsid w:val="772768C1"/>
     <w:multiLevelType w:val="hybridMultilevel"/>
     <w:tmpl w:val="87924D2C"/>
@@ -5993,32 +10665,202 @@
       </w:pPr>
     </w:lvl>
   </w:abstractNum>
+  <w:abstractNum w:abstractNumId="15">
+    <w:nsid w:val="7AB67383"/>
+    <w:multiLevelType w:val="multilevel"/>
+    <w:tmpl w:val="533EDC1C"/>
+    <w:lvl w:ilvl="0">
+      <w:start w:val="1"/>
+      <w:numFmt w:val="bullet"/>
+      <w:lvlText w:val=""/>
+      <w:lvlJc w:val="left"/>
+      <w:pPr>
+        <w:tabs>
+          <w:tab w:val="num" w:pos="720"/>
+        </w:tabs>
+        <w:ind w:left="720" w:hanging="360"/>
+      </w:pPr>
+      <w:rPr>
+        <w:rFonts w:ascii="Symbol" w:hAnsi="Symbol" w:hint="default"/>
+        <w:sz w:val="20"/>
+      </w:rPr>
+    </w:lvl>
+    <w:lvl w:ilvl="1" w:tentative="1">
+      <w:start w:val="1"/>
+      <w:numFmt w:val="bullet"/>
+      <w:lvlText w:val="o"/>
+      <w:lvlJc w:val="left"/>
+      <w:pPr>
+        <w:tabs>
+          <w:tab w:val="num" w:pos="1440"/>
+        </w:tabs>
+        <w:ind w:left="1440" w:hanging="360"/>
+      </w:pPr>
+      <w:rPr>
+        <w:rFonts w:ascii="Courier New" w:hAnsi="Courier New" w:hint="default"/>
+        <w:sz w:val="20"/>
+      </w:rPr>
+    </w:lvl>
+    <w:lvl w:ilvl="2" w:tentative="1">
+      <w:start w:val="1"/>
+      <w:numFmt w:val="bullet"/>
+      <w:lvlText w:val=""/>
+      <w:lvlJc w:val="left"/>
+      <w:pPr>
+        <w:tabs>
+          <w:tab w:val="num" w:pos="2160"/>
+        </w:tabs>
+        <w:ind w:left="2160" w:hanging="360"/>
+      </w:pPr>
+      <w:rPr>
+        <w:rFonts w:ascii="Wingdings" w:hAnsi="Wingdings" w:hint="default"/>
+        <w:sz w:val="20"/>
+      </w:rPr>
+    </w:lvl>
+    <w:lvl w:ilvl="3" w:tentative="1">
+      <w:start w:val="1"/>
+      <w:numFmt w:val="bullet"/>
+      <w:lvlText w:val=""/>
+      <w:lvlJc w:val="left"/>
+      <w:pPr>
+        <w:tabs>
+          <w:tab w:val="num" w:pos="2880"/>
+        </w:tabs>
+        <w:ind w:left="2880" w:hanging="360"/>
+      </w:pPr>
+      <w:rPr>
+        <w:rFonts w:ascii="Wingdings" w:hAnsi="Wingdings" w:hint="default"/>
+        <w:sz w:val="20"/>
+      </w:rPr>
+    </w:lvl>
+    <w:lvl w:ilvl="4" w:tentative="1">
+      <w:start w:val="1"/>
+      <w:numFmt w:val="bullet"/>
+      <w:lvlText w:val=""/>
+      <w:lvlJc w:val="left"/>
+      <w:pPr>
+        <w:tabs>
+          <w:tab w:val="num" w:pos="3600"/>
+        </w:tabs>
+        <w:ind w:left="3600" w:hanging="360"/>
+      </w:pPr>
+      <w:rPr>
+        <w:rFonts w:ascii="Wingdings" w:hAnsi="Wingdings" w:hint="default"/>
+        <w:sz w:val="20"/>
+      </w:rPr>
+    </w:lvl>
+    <w:lvl w:ilvl="5" w:tentative="1">
+      <w:start w:val="1"/>
+      <w:numFmt w:val="bullet"/>
+      <w:lvlText w:val=""/>
+      <w:lvlJc w:val="left"/>
+      <w:pPr>
+        <w:tabs>
+          <w:tab w:val="num" w:pos="4320"/>
+        </w:tabs>
+        <w:ind w:left="4320" w:hanging="360"/>
+      </w:pPr>
+      <w:rPr>
+        <w:rFonts w:ascii="Wingdings" w:hAnsi="Wingdings" w:hint="default"/>
+        <w:sz w:val="20"/>
+      </w:rPr>
+    </w:lvl>
+    <w:lvl w:ilvl="6" w:tentative="1">
+      <w:start w:val="1"/>
+      <w:numFmt w:val="bullet"/>
+      <w:lvlText w:val=""/>
+      <w:lvlJc w:val="left"/>
+      <w:pPr>
+        <w:tabs>
+          <w:tab w:val="num" w:pos="5040"/>
+        </w:tabs>
+        <w:ind w:left="5040" w:hanging="360"/>
+      </w:pPr>
+      <w:rPr>
+        <w:rFonts w:ascii="Wingdings" w:hAnsi="Wingdings" w:hint="default"/>
+        <w:sz w:val="20"/>
+      </w:rPr>
+    </w:lvl>
+    <w:lvl w:ilvl="7" w:tentative="1">
+      <w:start w:val="1"/>
+      <w:numFmt w:val="bullet"/>
+      <w:lvlText w:val=""/>
+      <w:lvlJc w:val="left"/>
+      <w:pPr>
+        <w:tabs>
+          <w:tab w:val="num" w:pos="5760"/>
+        </w:tabs>
+        <w:ind w:left="5760" w:hanging="360"/>
+      </w:pPr>
+      <w:rPr>
+        <w:rFonts w:ascii="Wingdings" w:hAnsi="Wingdings" w:hint="default"/>
+        <w:sz w:val="20"/>
+      </w:rPr>
+    </w:lvl>
+    <w:lvl w:ilvl="8" w:tentative="1">
+      <w:start w:val="1"/>
+      <w:numFmt w:val="bullet"/>
+      <w:lvlText w:val=""/>
+      <w:lvlJc w:val="left"/>
+      <w:pPr>
+        <w:tabs>
+          <w:tab w:val="num" w:pos="6480"/>
+        </w:tabs>
+        <w:ind w:left="6480" w:hanging="360"/>
+      </w:pPr>
+      <w:rPr>
+        <w:rFonts w:ascii="Wingdings" w:hAnsi="Wingdings" w:hint="default"/>
+        <w:sz w:val="20"/>
+      </w:rPr>
+    </w:lvl>
+  </w:abstractNum>
   <w:num w:numId="1">
+    <w:abstractNumId w:val="14"/>
+  </w:num>
+  <w:num w:numId="2">
+    <w:abstractNumId w:val="7"/>
+  </w:num>
+  <w:num w:numId="3">
+    <w:abstractNumId w:val="2"/>
+  </w:num>
+  <w:num w:numId="4">
+    <w:abstractNumId w:val="5"/>
+  </w:num>
+  <w:num w:numId="5">
+    <w:abstractNumId w:val="1"/>
+  </w:num>
+  <w:num w:numId="6">
+    <w:abstractNumId w:val="6"/>
+  </w:num>
+  <w:num w:numId="7">
+    <w:abstractNumId w:val="4"/>
+  </w:num>
+  <w:num w:numId="8">
     <w:abstractNumId w:val="8"/>
   </w:num>
-  <w:num w:numId="2">
-    <w:abstractNumId w:val="6"/>
-  </w:num>
-  <w:num w:numId="3">
-    <w:abstractNumId w:val="1"/>
-  </w:num>
-  <w:num w:numId="4">
-    <w:abstractNumId w:val="4"/>
-  </w:num>
-  <w:num w:numId="5">
-    <w:abstractNumId w:val="0"/>
-  </w:num>
-  <w:num w:numId="6">
-    <w:abstractNumId w:val="5"/>
-  </w:num>
-  <w:num w:numId="7">
+  <w:num w:numId="9">
     <w:abstractNumId w:val="3"/>
   </w:num>
-  <w:num w:numId="8">
-    <w:abstractNumId w:val="7"/>
+  <w:num w:numId="10">
+    <w:abstractNumId w:val="13"/>
   </w:num>
-  <w:num w:numId="9">
-    <w:abstractNumId w:val="2"/>
+  <w:num w:numId="11">
+    <w:abstractNumId w:val="12"/>
+  </w:num>
+  <w:num w:numId="12">
+    <w:abstractNumId w:val="15"/>
+  </w:num>
+  <w:num w:numId="13">
+    <w:abstractNumId w:val="10"/>
+  </w:num>
+  <w:num w:numId="14">
+    <w:abstractNumId w:val="9"/>
+  </w:num>
+  <w:num w:numId="15">
+    <w:abstractNumId w:val="11"/>
+  </w:num>
+  <w:num w:numId="16">
+    <w:abstractNumId w:val="0"/>
   </w:num>
 </w:numbering>
 </file>
@@ -6423,6 +11265,26 @@
       <w:sz w:val="28"/>
     </w:rPr>
   </w:style>
+  <w:style w:type="paragraph" w:styleId="Heading1">
+    <w:name w:val="heading 1"/>
+    <w:basedOn w:val="Normal"/>
+    <w:next w:val="Normal"/>
+    <w:link w:val="Heading1Char"/>
+    <w:uiPriority w:val="9"/>
+    <w:qFormat/>
+    <w:rsid w:val="00565906"/>
+    <w:pPr>
+      <w:keepNext/>
+      <w:keepLines/>
+      <w:spacing w:before="240" w:after="0"/>
+      <w:outlineLvl w:val="0"/>
+    </w:pPr>
+    <w:rPr>
+      <w:rFonts w:asciiTheme="majorHAnsi" w:eastAsiaTheme="majorEastAsia" w:hAnsiTheme="majorHAnsi" w:cstheme="majorBidi"/>
+      <w:sz w:val="32"/>
+      <w:szCs w:val="32"/>
+    </w:rPr>
+  </w:style>
   <w:style w:type="paragraph" w:styleId="Heading2">
     <w:name w:val="heading 2"/>
     <w:basedOn w:val="Normal"/>
@@ -6634,6 +11496,243 @@
     <w:rsid w:val="00DF2CFC"/>
     <w:rPr>
       <w:rFonts w:asciiTheme="majorHAnsi" w:eastAsiaTheme="majorEastAsia" w:hAnsiTheme="majorHAnsi" w:cstheme="majorBidi"/>
+      <w:color w:val="2E74B5" w:themeColor="accent1" w:themeShade="BF"/>
+      <w:sz w:val="28"/>
+    </w:rPr>
+  </w:style>
+  <w:style w:type="paragraph" w:customStyle="1" w:styleId="h2-blu">
+    <w:name w:val="h2-blu"/>
+    <w:basedOn w:val="Heading2"/>
+    <w:link w:val="h2-bluChar"/>
+    <w:qFormat/>
+    <w:rsid w:val="007516C7"/>
+    <w:rPr>
+      <w:rFonts w:ascii="Forte" w:hAnsi="Forte"/>
+      <w:b/>
+      <w:color w:val="1F4E79" w:themeColor="accent1" w:themeShade="80"/>
+      <w:spacing w:val="10"/>
+      <w:sz w:val="56"/>
+      <w:szCs w:val="56"/>
+      <w:lang w:val="en-US"/>
+      <w14:glow w14:rad="139700">
+        <w14:schemeClr w14:val="accent2">
+          <w14:alpha w14:val="60000"/>
+          <w14:satMod w14:val="175000"/>
+        </w14:schemeClr>
+      </w14:glow>
+      <w14:textOutline w14:w="9525" w14:cap="flat" w14:cmpd="sng" w14:algn="ctr">
+        <w14:solidFill>
+          <w14:schemeClr w14:val="accent4"/>
+        </w14:solidFill>
+        <w14:prstDash w14:val="solid"/>
+        <w14:round/>
+      </w14:textOutline>
+    </w:rPr>
+  </w:style>
+  <w:style w:type="paragraph" w:styleId="HTMLPreformatted">
+    <w:name w:val="HTML Preformatted"/>
+    <w:basedOn w:val="Normal"/>
+    <w:link w:val="HTMLPreformattedChar"/>
+    <w:uiPriority w:val="99"/>
+    <w:semiHidden/>
+    <w:unhideWhenUsed/>
+    <w:rsid w:val="0001609D"/>
+    <w:pPr>
+      <w:tabs>
+        <w:tab w:val="left" w:pos="916"/>
+        <w:tab w:val="left" w:pos="1832"/>
+        <w:tab w:val="left" w:pos="2748"/>
+        <w:tab w:val="left" w:pos="3664"/>
+        <w:tab w:val="left" w:pos="4580"/>
+        <w:tab w:val="left" w:pos="5496"/>
+        <w:tab w:val="left" w:pos="6412"/>
+        <w:tab w:val="left" w:pos="7328"/>
+        <w:tab w:val="left" w:pos="8244"/>
+        <w:tab w:val="left" w:pos="9160"/>
+        <w:tab w:val="left" w:pos="10076"/>
+        <w:tab w:val="left" w:pos="10992"/>
+        <w:tab w:val="left" w:pos="11908"/>
+        <w:tab w:val="left" w:pos="12824"/>
+        <w:tab w:val="left" w:pos="13740"/>
+        <w:tab w:val="left" w:pos="14656"/>
+      </w:tabs>
+      <w:spacing w:after="0" w:line="240" w:lineRule="auto"/>
+    </w:pPr>
+    <w:rPr>
+      <w:rFonts w:ascii="Courier New" w:eastAsia="Times New Roman" w:hAnsi="Courier New" w:cs="Courier New"/>
+      <w:color w:val="auto"/>
+      <w:sz w:val="20"/>
+      <w:szCs w:val="20"/>
+      <w:lang w:eastAsia="en-IN" w:bidi="te-IN"/>
+    </w:rPr>
+  </w:style>
+  <w:style w:type="character" w:customStyle="1" w:styleId="h2-bluChar">
+    <w:name w:val="h2-blu Char"/>
+    <w:basedOn w:val="Heading2Char"/>
+    <w:link w:val="h2-blu"/>
+    <w:rsid w:val="007516C7"/>
+    <w:rPr>
+      <w:rFonts w:ascii="Forte" w:eastAsiaTheme="majorEastAsia" w:hAnsi="Forte" w:cstheme="majorBidi"/>
+      <w:b/>
+      <w:color w:val="1F4E79" w:themeColor="accent1" w:themeShade="80"/>
+      <w:spacing w:val="10"/>
+      <w:sz w:val="56"/>
+      <w:szCs w:val="56"/>
+      <w:lang w:val="en-US"/>
+      <w14:glow w14:rad="139700">
+        <w14:schemeClr w14:val="accent2">
+          <w14:alpha w14:val="60000"/>
+          <w14:satMod w14:val="175000"/>
+        </w14:schemeClr>
+      </w14:glow>
+      <w14:textOutline w14:w="9525" w14:cap="flat" w14:cmpd="sng" w14:algn="ctr">
+        <w14:solidFill>
+          <w14:schemeClr w14:val="accent4"/>
+        </w14:solidFill>
+        <w14:prstDash w14:val="solid"/>
+        <w14:round/>
+      </w14:textOutline>
+    </w:rPr>
+  </w:style>
+  <w:style w:type="character" w:customStyle="1" w:styleId="HTMLPreformattedChar">
+    <w:name w:val="HTML Preformatted Char"/>
+    <w:basedOn w:val="DefaultParagraphFont"/>
+    <w:link w:val="HTMLPreformatted"/>
+    <w:uiPriority w:val="99"/>
+    <w:semiHidden/>
+    <w:rsid w:val="0001609D"/>
+    <w:rPr>
+      <w:rFonts w:ascii="Courier New" w:eastAsia="Times New Roman" w:hAnsi="Courier New" w:cs="Courier New"/>
+      <w:sz w:val="20"/>
+      <w:szCs w:val="20"/>
+      <w:lang w:eastAsia="en-IN" w:bidi="te-IN"/>
+    </w:rPr>
+  </w:style>
+  <w:style w:type="character" w:styleId="Strong">
+    <w:name w:val="Strong"/>
+    <w:basedOn w:val="DefaultParagraphFont"/>
+    <w:uiPriority w:val="22"/>
+    <w:qFormat/>
+    <w:rsid w:val="0001609D"/>
+    <w:rPr>
+      <w:b/>
+      <w:bCs/>
+    </w:rPr>
+  </w:style>
+  <w:style w:type="paragraph" w:customStyle="1" w:styleId="my-2">
+    <w:name w:val="my-2"/>
+    <w:basedOn w:val="Normal"/>
+    <w:rsid w:val="00FF6BE7"/>
+    <w:pPr>
+      <w:spacing w:before="100" w:beforeAutospacing="1" w:after="100" w:afterAutospacing="1" w:line="240" w:lineRule="auto"/>
+    </w:pPr>
+    <w:rPr>
+      <w:rFonts w:ascii="Times New Roman" w:eastAsia="Times New Roman" w:hAnsi="Times New Roman" w:cs="Times New Roman"/>
+      <w:color w:val="auto"/>
+      <w:sz w:val="24"/>
+      <w:szCs w:val="24"/>
+      <w:lang w:eastAsia="en-IN" w:bidi="te-IN"/>
+    </w:rPr>
+  </w:style>
+  <w:style w:type="character" w:styleId="HTMLCode">
+    <w:name w:val="HTML Code"/>
+    <w:basedOn w:val="DefaultParagraphFont"/>
+    <w:uiPriority w:val="99"/>
+    <w:semiHidden/>
+    <w:unhideWhenUsed/>
+    <w:rsid w:val="003E2703"/>
+    <w:rPr>
+      <w:rFonts w:ascii="Courier New" w:eastAsia="Times New Roman" w:hAnsi="Courier New" w:cs="Courier New"/>
+      <w:sz w:val="20"/>
+      <w:szCs w:val="20"/>
+    </w:rPr>
+  </w:style>
+  <w:style w:type="paragraph" w:styleId="NormalWeb">
+    <w:name w:val="Normal (Web)"/>
+    <w:basedOn w:val="Normal"/>
+    <w:uiPriority w:val="99"/>
+    <w:semiHidden/>
+    <w:unhideWhenUsed/>
+    <w:rsid w:val="003E2703"/>
+    <w:pPr>
+      <w:spacing w:before="100" w:beforeAutospacing="1" w:after="100" w:afterAutospacing="1" w:line="240" w:lineRule="auto"/>
+    </w:pPr>
+    <w:rPr>
+      <w:rFonts w:ascii="Times New Roman" w:eastAsia="Times New Roman" w:hAnsi="Times New Roman" w:cs="Times New Roman"/>
+      <w:color w:val="auto"/>
+      <w:sz w:val="24"/>
+      <w:szCs w:val="24"/>
+      <w:lang w:eastAsia="en-IN" w:bidi="te-IN"/>
+    </w:rPr>
+  </w:style>
+  <w:style w:type="character" w:customStyle="1" w:styleId="hljs-keyword">
+    <w:name w:val="hljs-keyword"/>
+    <w:basedOn w:val="DefaultParagraphFont"/>
+    <w:rsid w:val="0035766C"/>
+  </w:style>
+  <w:style w:type="character" w:customStyle="1" w:styleId="hljs-title">
+    <w:name w:val="hljs-title"/>
+    <w:basedOn w:val="DefaultParagraphFont"/>
+    <w:rsid w:val="0035766C"/>
+  </w:style>
+  <w:style w:type="character" w:customStyle="1" w:styleId="hljs-params">
+    <w:name w:val="hljs-params"/>
+    <w:basedOn w:val="DefaultParagraphFont"/>
+    <w:rsid w:val="0035766C"/>
+  </w:style>
+  <w:style w:type="character" w:customStyle="1" w:styleId="hljs-type">
+    <w:name w:val="hljs-type"/>
+    <w:basedOn w:val="DefaultParagraphFont"/>
+    <w:rsid w:val="0035766C"/>
+  </w:style>
+  <w:style w:type="character" w:customStyle="1" w:styleId="hljs-variable">
+    <w:name w:val="hljs-variable"/>
+    <w:basedOn w:val="DefaultParagraphFont"/>
+    <w:rsid w:val="0035766C"/>
+  </w:style>
+  <w:style w:type="character" w:customStyle="1" w:styleId="hljs-operator">
+    <w:name w:val="hljs-operator"/>
+    <w:basedOn w:val="DefaultParagraphFont"/>
+    <w:rsid w:val="0035766C"/>
+  </w:style>
+  <w:style w:type="character" w:customStyle="1" w:styleId="hljs-number">
+    <w:name w:val="hljs-number"/>
+    <w:basedOn w:val="DefaultParagraphFont"/>
+    <w:rsid w:val="0035766C"/>
+  </w:style>
+  <w:style w:type="character" w:customStyle="1" w:styleId="hljs-string">
+    <w:name w:val="hljs-string"/>
+    <w:basedOn w:val="DefaultParagraphFont"/>
+    <w:rsid w:val="0035766C"/>
+  </w:style>
+  <w:style w:type="character" w:customStyle="1" w:styleId="hljs-comment">
+    <w:name w:val="hljs-comment"/>
+    <w:basedOn w:val="DefaultParagraphFont"/>
+    <w:rsid w:val="0035766C"/>
+  </w:style>
+  <w:style w:type="character" w:customStyle="1" w:styleId="Heading1Char">
+    <w:name w:val="Heading 1 Char"/>
+    <w:basedOn w:val="DefaultParagraphFont"/>
+    <w:link w:val="Heading1"/>
+    <w:uiPriority w:val="9"/>
+    <w:rsid w:val="00565906"/>
+    <w:rPr>
+      <w:rFonts w:asciiTheme="majorHAnsi" w:eastAsiaTheme="majorEastAsia" w:hAnsiTheme="majorHAnsi" w:cstheme="majorBidi"/>
+      <w:color w:val="2E74B5" w:themeColor="accent1" w:themeShade="BF"/>
+      <w:sz w:val="32"/>
+      <w:szCs w:val="32"/>
+    </w:rPr>
+  </w:style>
+  <w:style w:type="paragraph" w:styleId="NoSpacing">
+    <w:name w:val="No Spacing"/>
+    <w:uiPriority w:val="1"/>
+    <w:qFormat/>
+    <w:rsid w:val="00816FCF"/>
+    <w:pPr>
+      <w:spacing w:after="0" w:line="240" w:lineRule="auto"/>
+    </w:pPr>
+    <w:rPr>
+      <w:rFonts w:ascii="Comic Sans MS" w:hAnsi="Comic Sans MS"/>
       <w:color w:val="2E74B5" w:themeColor="accent1" w:themeShade="BF"/>
       <w:sz w:val="28"/>
     </w:rPr>

--- a/7.core java/1.core java basics.docx
+++ b/7.core java/1.core java basics.docx
@@ -267,7 +267,7 @@
                 <w:lang w:val="en-US"/>
               </w:rPr>
             </w:pPr>
-            <w:hyperlink r:id="rId5" w:history="1">
+            <w:hyperlink r:id="rId6" w:history="1">
               <w:r>
                 <w:rPr>
                   <w:rStyle w:val="Hyperlink"/>
@@ -832,185 +832,6 @@
                   <wp:extent cx="3876675" cy="3743325"/>
                   <wp:effectExtent l="0" t="0" r="9525" b="9525"/>
                   <wp:docPr id="1" name="Picture 1"/>
-                  <wp:cNvGraphicFramePr>
-                    <a:graphicFrameLocks xmlns:a="http://schemas.openxmlformats.org/drawingml/2006/main" noChangeAspect="1"/>
-                  </wp:cNvGraphicFramePr>
-                  <a:graphic xmlns:a="http://schemas.openxmlformats.org/drawingml/2006/main">
-                    <a:graphicData uri="http://schemas.openxmlformats.org/drawingml/2006/picture">
-                      <pic:pic xmlns:pic="http://schemas.openxmlformats.org/drawingml/2006/picture">
-                        <pic:nvPicPr>
-                          <pic:cNvPr id="1" name=""/>
-                          <pic:cNvPicPr/>
-                        </pic:nvPicPr>
-                        <pic:blipFill>
-                          <a:blip r:embed="rId6"/>
-                          <a:stretch>
-                            <a:fillRect/>
-                          </a:stretch>
-                        </pic:blipFill>
-                        <pic:spPr>
-                          <a:xfrm>
-                            <a:off x="0" y="0"/>
-                            <a:ext cx="3876675" cy="3743325"/>
-                          </a:xfrm>
-                          <a:prstGeom prst="rect">
-                            <a:avLst/>
-                          </a:prstGeom>
-                        </pic:spPr>
-                      </pic:pic>
-                    </a:graphicData>
-                  </a:graphic>
-                </wp:inline>
-              </w:drawing>
-            </w:r>
-          </w:p>
-          <w:p>
-            <w:pPr>
-              <w:rPr>
-                <w:lang w:val="en-US"/>
-              </w:rPr>
-            </w:pPr>
-            <w:r>
-              <w:rPr>
-                <w:lang w:val="en-US"/>
-              </w:rPr>
-              <w:t>Generally byte code is called intermediate code (platform independent code – means this is generated without interacting with underlying OS)</w:t>
-            </w:r>
-          </w:p>
-          <w:p>
-            <w:pPr>
-              <w:rPr>
-                <w:lang w:val="en-US"/>
-              </w:rPr>
-            </w:pPr>
-            <w:r>
-              <w:rPr>
-                <w:lang w:val="en-US"/>
-              </w:rPr>
-              <w:t xml:space="preserve">JIT compiler is the one which takes byte code and transforms it to native </w:t>
-            </w:r>
-            <w:r>
-              <w:rPr>
-                <w:lang w:val="en-US"/>
-              </w:rPr>
-              <w:t>(</w:t>
-            </w:r>
-            <w:r>
-              <w:rPr>
-                <w:lang w:val="en-US"/>
-              </w:rPr>
-              <w:t xml:space="preserve"> underlying </w:t>
-            </w:r>
-            <w:r>
-              <w:rPr>
-                <w:lang w:val="en-US"/>
-              </w:rPr>
-              <w:t>os specific</w:t>
-            </w:r>
-            <w:r>
-              <w:rPr>
-                <w:lang w:val="en-US"/>
-              </w:rPr>
-              <w:t xml:space="preserve"> code</w:t>
-            </w:r>
-            <w:r>
-              <w:rPr>
-                <w:lang w:val="en-US"/>
-              </w:rPr>
-              <w:t xml:space="preserve"> )</w:t>
-            </w:r>
-            <w:r>
-              <w:rPr>
-                <w:lang w:val="en-US"/>
-              </w:rPr>
-              <w:t xml:space="preserve">understandable code </w:t>
-            </w:r>
-            <w:r>
-              <w:rPr>
-                <w:lang w:val="en-US"/>
-              </w:rPr>
-              <w:t>– bec os cant understand byte bec that byte code is generated without interacting with os</w:t>
-            </w:r>
-          </w:p>
-          <w:p>
-            <w:pPr>
-              <w:rPr>
-                <w:lang w:val="en-US"/>
-              </w:rPr>
-            </w:pPr>
-            <w:r>
-              <w:rPr>
-                <w:lang w:val="en-US"/>
-              </w:rPr>
-              <w:t>Many performance improvements are noticed from Jit compilation</w:t>
-            </w:r>
-          </w:p>
-        </w:tc>
-        <w:tc>
-          <w:tcPr>
-            <w:tcW w:w="10795" w:type="dxa"/>
-          </w:tcPr>
-          <w:p>
-            <w:pPr>
-              <w:rPr>
-                <w:lang w:val="en-US"/>
-              </w:rPr>
-            </w:pPr>
-            <w:r>
-              <w:rPr>
-                <w:lang w:val="en-US"/>
-              </w:rPr>
-              <w:t>VM runtime is the execution engine</w:t>
-            </w:r>
-          </w:p>
-          <w:p>
-            <w:pPr>
-              <w:rPr>
-                <w:lang w:val="en-US"/>
-              </w:rPr>
-            </w:pPr>
-            <w:r>
-              <w:rPr>
-                <w:lang w:val="en-US"/>
-              </w:rPr>
-              <w:t>Garbage collector =</w:t>
-            </w:r>
-            <w:r>
-              <w:rPr>
-                <w:lang w:val="en-US"/>
-              </w:rPr>
-              <w:t xml:space="preserve"> memory manager</w:t>
-            </w:r>
-          </w:p>
-          <w:p>
-            <w:pPr>
-              <w:rPr>
-                <w:lang w:val="en-US"/>
-              </w:rPr>
-            </w:pPr>
-            <w:r>
-              <w:rPr>
-                <w:lang w:val="en-US"/>
-              </w:rPr>
-              <w:t>VM runtime responsibilities</w:t>
-            </w:r>
-          </w:p>
-          <w:p>
-            <w:pPr>
-              <w:rPr>
-                <w:lang w:val="en-US"/>
-              </w:rPr>
-            </w:pPr>
-            <w:r>
-              <w:rPr>
-                <w:noProof/>
-                <w:lang w:eastAsia="en-IN" w:bidi="te-IN"/>
-              </w:rPr>
-              <w:drawing>
-                <wp:inline distT="0" distB="0" distL="0" distR="0" wp14:anchorId="68CEB805" wp14:editId="25D8D5D9">
-                  <wp:extent cx="4229100" cy="3105150"/>
-                  <wp:effectExtent l="0" t="0" r="0" b="0"/>
-                  <wp:docPr id="2" name="Picture 2"/>
                   <wp:cNvGraphicFramePr>
                     <a:graphicFrameLocks xmlns:a="http://schemas.openxmlformats.org/drawingml/2006/main" noChangeAspect="1"/>
                   </wp:cNvGraphicFramePr>
@@ -1030,7 +851,7 @@
                         <pic:spPr>
                           <a:xfrm>
                             <a:off x="0" y="0"/>
-                            <a:ext cx="4229100" cy="3105150"/>
+                            <a:ext cx="3876675" cy="3743325"/>
                           </a:xfrm>
                           <a:prstGeom prst="rect">
                             <a:avLst/>
@@ -1053,92 +874,78 @@
               <w:rPr>
                 <w:lang w:val="en-US"/>
               </w:rPr>
-              <w:t>VM runtime will not create objects – creating objs Is the responsibility of garbage collector</w:t>
-            </w:r>
-          </w:p>
-          <w:p>
-            <w:pPr>
-              <w:rPr>
-                <w:b/>
-                <w:outline/>
-                <w:color w:val="ED7D31" w:themeColor="accent2"/>
-                <w:lang w:val="en-US"/>
-                <w14:shadow w14:blurRad="0" w14:dist="38100" w14:dir="2700000" w14:sx="100000" w14:sy="100000" w14:kx="0" w14:ky="0" w14:algn="tl">
-                  <w14:schemeClr w14:val="accent2"/>
-                </w14:shadow>
-                <w14:textOutline w14:w="6604" w14:cap="flat" w14:cmpd="sng" w14:algn="ctr">
-                  <w14:solidFill>
-                    <w14:schemeClr w14:val="accent2"/>
-                  </w14:solidFill>
-                  <w14:prstDash w14:val="solid"/>
-                  <w14:round/>
-                </w14:textOutline>
-                <w14:textFill>
-                  <w14:solidFill>
-                    <w14:srgbClr w14:val="FFFFFF"/>
-                  </w14:solidFill>
-                </w14:textFill>
-              </w:rPr>
-            </w:pPr>
-            <w:r>
-              <w:rPr>
-                <w:b/>
-                <w:outline/>
-                <w:color w:val="ED7D31" w:themeColor="accent2"/>
-                <w:lang w:val="en-US"/>
-                <w14:shadow w14:blurRad="0" w14:dist="38100" w14:dir="2700000" w14:sx="100000" w14:sy="100000" w14:kx="0" w14:ky="0" w14:algn="tl">
-                  <w14:schemeClr w14:val="accent2"/>
-                </w14:shadow>
-                <w14:textOutline w14:w="6604" w14:cap="flat" w14:cmpd="sng" w14:algn="ctr">
-                  <w14:solidFill>
-                    <w14:schemeClr w14:val="accent2"/>
-                  </w14:solidFill>
-                  <w14:prstDash w14:val="solid"/>
-                  <w14:round/>
-                </w14:textOutline>
-                <w14:textFill>
-                  <w14:solidFill>
-                    <w14:srgbClr w14:val="FFFFFF"/>
-                  </w14:solidFill>
-                </w14:textFill>
-              </w:rPr>
-              <w:t>To see all jvm flags java -XX:+PrintFlagsFinal  -version</w:t>
-            </w:r>
-          </w:p>
-          <w:p>
-            <w:pPr>
-              <w:rPr>
-                <w:lang w:val="en-US"/>
-              </w:rPr>
-            </w:pPr>
-            <w:r>
-              <w:rPr>
-                <w:b/>
-                <w:outline/>
-                <w:color w:val="ED7D31" w:themeColor="accent2"/>
-                <w:lang w:val="en-US"/>
-                <w14:shadow w14:blurRad="0" w14:dist="38100" w14:dir="2700000" w14:sx="100000" w14:sy="100000" w14:kx="0" w14:ky="0" w14:algn="tl">
-                  <w14:schemeClr w14:val="accent2"/>
-                </w14:shadow>
-                <w14:textOutline w14:w="6604" w14:cap="flat" w14:cmpd="sng" w14:algn="ctr">
-                  <w14:solidFill>
-                    <w14:schemeClr w14:val="accent2"/>
-                  </w14:solidFill>
-                  <w14:prstDash w14:val="solid"/>
-                  <w14:round/>
-                </w14:textOutline>
-                <w14:textFill>
-                  <w14:solidFill>
-                    <w14:srgbClr w14:val="FFFFFF"/>
-                  </w14:solidFill>
-                </w14:textFill>
-              </w:rPr>
-              <w:t>java -XX:+PrintFlagsFinal  -XX:+PrintGCDetails  -version</w:t>
+              <w:t>Generally byte code is called intermediate code (platform independent code – means this is generated without interacting with underlying OS)</w:t>
+            </w:r>
+          </w:p>
+          <w:p>
+            <w:pPr>
+              <w:rPr>
+                <w:lang w:val="en-US"/>
+              </w:rPr>
+            </w:pPr>
+            <w:r>
+              <w:rPr>
+                <w:lang w:val="en-US"/>
+              </w:rPr>
+              <w:t xml:space="preserve">JIT compiler is the one which takes byte code and transforms it to native </w:t>
+            </w:r>
+            <w:r>
+              <w:rPr>
+                <w:lang w:val="en-US"/>
+              </w:rPr>
+              <w:t>(</w:t>
+            </w:r>
+            <w:r>
+              <w:rPr>
+                <w:lang w:val="en-US"/>
+              </w:rPr>
+              <w:t xml:space="preserve"> underlying </w:t>
+            </w:r>
+            <w:r>
+              <w:rPr>
+                <w:lang w:val="en-US"/>
+              </w:rPr>
+              <w:t>os specific</w:t>
+            </w:r>
+            <w:r>
+              <w:rPr>
+                <w:lang w:val="en-US"/>
+              </w:rPr>
+              <w:t xml:space="preserve"> code</w:t>
+            </w:r>
+            <w:r>
+              <w:rPr>
+                <w:lang w:val="en-US"/>
+              </w:rPr>
+              <w:t xml:space="preserve"> )</w:t>
+            </w:r>
+            <w:r>
+              <w:rPr>
+                <w:lang w:val="en-US"/>
+              </w:rPr>
+              <w:t xml:space="preserve">understandable code </w:t>
+            </w:r>
+            <w:r>
+              <w:rPr>
+                <w:lang w:val="en-US"/>
+              </w:rPr>
+              <w:t>– bec os cant understand byte bec that byte code is generated without interacting with os</w:t>
+            </w:r>
+          </w:p>
+          <w:p>
+            <w:pPr>
+              <w:rPr>
+                <w:lang w:val="en-US"/>
+              </w:rPr>
+            </w:pPr>
+            <w:r>
+              <w:rPr>
+                <w:lang w:val="en-US"/>
+              </w:rPr>
+              <w:t>Many performance improvements are noticed from Jit compilation</w:t>
             </w:r>
           </w:p>
         </w:tc>
-      </w:tr>
-      <w:tr>
         <w:tc>
           <w:tcPr>
             <w:tcW w:w="10795" w:type="dxa"/>
@@ -1146,36 +953,64 @@
           <w:p>
             <w:pPr>
               <w:rPr>
+                <w:lang w:val="en-US"/>
+              </w:rPr>
+            </w:pPr>
+            <w:r>
+              <w:rPr>
+                <w:lang w:val="en-US"/>
+              </w:rPr>
+              <w:t>VM runtime is the execution engine</w:t>
+            </w:r>
+          </w:p>
+          <w:p>
+            <w:pPr>
+              <w:rPr>
+                <w:lang w:val="en-US"/>
+              </w:rPr>
+            </w:pPr>
+            <w:r>
+              <w:rPr>
+                <w:lang w:val="en-US"/>
+              </w:rPr>
+              <w:t>Garbage collector =</w:t>
+            </w:r>
+            <w:r>
+              <w:rPr>
+                <w:lang w:val="en-US"/>
+              </w:rPr>
+              <w:t xml:space="preserve"> memory manager</w:t>
+            </w:r>
+          </w:p>
+          <w:p>
+            <w:pPr>
+              <w:rPr>
+                <w:lang w:val="en-US"/>
+              </w:rPr>
+            </w:pPr>
+            <w:r>
+              <w:rPr>
+                <w:lang w:val="en-US"/>
+              </w:rPr>
+              <w:t>VM runtime responsibilities</w:t>
+            </w:r>
+          </w:p>
+          <w:p>
+            <w:pPr>
+              <w:rPr>
+                <w:lang w:val="en-US"/>
+              </w:rPr>
+            </w:pPr>
+            <w:r>
+              <w:rPr>
                 <w:noProof/>
                 <w:lang w:eastAsia="en-IN" w:bidi="te-IN"/>
               </w:rPr>
-            </w:pPr>
-            <w:r>
-              <w:rPr>
-                <w:noProof/>
-                <w:lang w:eastAsia="en-IN" w:bidi="te-IN"/>
-              </w:rPr>
-              <w:t xml:space="preserve">Garbage collector </w:t>
-            </w:r>
-          </w:p>
-          <w:p>
-            <w:pPr>
-              <w:rPr>
-                <w:noProof/>
-                <w:lang w:eastAsia="en-IN" w:bidi="te-IN"/>
-              </w:rPr>
-            </w:pPr>
-            <w:r>
-              <w:rPr>
-                <w:noProof/>
-                <w:lang w:eastAsia="en-IN" w:bidi="te-IN"/>
-              </w:rPr>
-              <w:lastRenderedPageBreak/>
               <w:drawing>
-                <wp:inline distT="0" distB="0" distL="0" distR="0" wp14:anchorId="14C022C9" wp14:editId="30AC4B3E">
-                  <wp:extent cx="3895725" cy="2514600"/>
-                  <wp:effectExtent l="0" t="0" r="9525" b="0"/>
-                  <wp:docPr id="3" name="Picture 3"/>
+                <wp:inline distT="0" distB="0" distL="0" distR="0" wp14:anchorId="68CEB805" wp14:editId="25D8D5D9">
+                  <wp:extent cx="4229100" cy="3105150"/>
+                  <wp:effectExtent l="0" t="0" r="0" b="0"/>
+                  <wp:docPr id="2" name="Picture 2"/>
                   <wp:cNvGraphicFramePr>
                     <a:graphicFrameLocks xmlns:a="http://schemas.openxmlformats.org/drawingml/2006/main" noChangeAspect="1"/>
                   </wp:cNvGraphicFramePr>
@@ -1195,6 +1030,171 @@
                         <pic:spPr>
                           <a:xfrm>
                             <a:off x="0" y="0"/>
+                            <a:ext cx="4229100" cy="3105150"/>
+                          </a:xfrm>
+                          <a:prstGeom prst="rect">
+                            <a:avLst/>
+                          </a:prstGeom>
+                        </pic:spPr>
+                      </pic:pic>
+                    </a:graphicData>
+                  </a:graphic>
+                </wp:inline>
+              </w:drawing>
+            </w:r>
+          </w:p>
+          <w:p>
+            <w:pPr>
+              <w:rPr>
+                <w:lang w:val="en-US"/>
+              </w:rPr>
+            </w:pPr>
+            <w:r>
+              <w:rPr>
+                <w:lang w:val="en-US"/>
+              </w:rPr>
+              <w:t>VM runtime will not create objects – creating objs Is the responsibility of garbage collector</w:t>
+            </w:r>
+          </w:p>
+          <w:p>
+            <w:pPr>
+              <w:rPr>
+                <w:b/>
+                <w:outline/>
+                <w:color w:val="ED7D31" w:themeColor="accent2"/>
+                <w:lang w:val="en-US"/>
+                <w14:shadow w14:blurRad="0" w14:dist="38100" w14:dir="2700000" w14:sx="100000" w14:sy="100000" w14:kx="0" w14:ky="0" w14:algn="tl">
+                  <w14:schemeClr w14:val="accent2"/>
+                </w14:shadow>
+                <w14:textOutline w14:w="6604" w14:cap="flat" w14:cmpd="sng" w14:algn="ctr">
+                  <w14:solidFill>
+                    <w14:schemeClr w14:val="accent2"/>
+                  </w14:solidFill>
+                  <w14:prstDash w14:val="solid"/>
+                  <w14:round/>
+                </w14:textOutline>
+                <w14:textFill>
+                  <w14:solidFill>
+                    <w14:srgbClr w14:val="FFFFFF"/>
+                  </w14:solidFill>
+                </w14:textFill>
+              </w:rPr>
+            </w:pPr>
+            <w:r>
+              <w:rPr>
+                <w:b/>
+                <w:outline/>
+                <w:color w:val="ED7D31" w:themeColor="accent2"/>
+                <w:lang w:val="en-US"/>
+                <w14:shadow w14:blurRad="0" w14:dist="38100" w14:dir="2700000" w14:sx="100000" w14:sy="100000" w14:kx="0" w14:ky="0" w14:algn="tl">
+                  <w14:schemeClr w14:val="accent2"/>
+                </w14:shadow>
+                <w14:textOutline w14:w="6604" w14:cap="flat" w14:cmpd="sng" w14:algn="ctr">
+                  <w14:solidFill>
+                    <w14:schemeClr w14:val="accent2"/>
+                  </w14:solidFill>
+                  <w14:prstDash w14:val="solid"/>
+                  <w14:round/>
+                </w14:textOutline>
+                <w14:textFill>
+                  <w14:solidFill>
+                    <w14:srgbClr w14:val="FFFFFF"/>
+                  </w14:solidFill>
+                </w14:textFill>
+              </w:rPr>
+              <w:t>To see all jvm flags java -XX:+PrintFlagsFinal  -version</w:t>
+            </w:r>
+          </w:p>
+          <w:p>
+            <w:pPr>
+              <w:rPr>
+                <w:lang w:val="en-US"/>
+              </w:rPr>
+            </w:pPr>
+            <w:r>
+              <w:rPr>
+                <w:b/>
+                <w:outline/>
+                <w:color w:val="ED7D31" w:themeColor="accent2"/>
+                <w:lang w:val="en-US"/>
+                <w14:shadow w14:blurRad="0" w14:dist="38100" w14:dir="2700000" w14:sx="100000" w14:sy="100000" w14:kx="0" w14:ky="0" w14:algn="tl">
+                  <w14:schemeClr w14:val="accent2"/>
+                </w14:shadow>
+                <w14:textOutline w14:w="6604" w14:cap="flat" w14:cmpd="sng" w14:algn="ctr">
+                  <w14:solidFill>
+                    <w14:schemeClr w14:val="accent2"/>
+                  </w14:solidFill>
+                  <w14:prstDash w14:val="solid"/>
+                  <w14:round/>
+                </w14:textOutline>
+                <w14:textFill>
+                  <w14:solidFill>
+                    <w14:srgbClr w14:val="FFFFFF"/>
+                  </w14:solidFill>
+                </w14:textFill>
+              </w:rPr>
+              <w:t>java -XX:+PrintFlagsFinal  -XX:+PrintGCDetails  -version</w:t>
+            </w:r>
+          </w:p>
+        </w:tc>
+      </w:tr>
+      <w:tr>
+        <w:tc>
+          <w:tcPr>
+            <w:tcW w:w="10795" w:type="dxa"/>
+          </w:tcPr>
+          <w:p>
+            <w:pPr>
+              <w:rPr>
+                <w:noProof/>
+                <w:lang w:eastAsia="en-IN" w:bidi="te-IN"/>
+              </w:rPr>
+            </w:pPr>
+            <w:r>
+              <w:rPr>
+                <w:noProof/>
+                <w:lang w:eastAsia="en-IN" w:bidi="te-IN"/>
+              </w:rPr>
+              <w:t xml:space="preserve">Garbage collector </w:t>
+            </w:r>
+          </w:p>
+          <w:p>
+            <w:pPr>
+              <w:rPr>
+                <w:noProof/>
+                <w:lang w:eastAsia="en-IN" w:bidi="te-IN"/>
+              </w:rPr>
+            </w:pPr>
+            <w:r>
+              <w:rPr>
+                <w:noProof/>
+                <w:lang w:eastAsia="en-IN" w:bidi="te-IN"/>
+              </w:rPr>
+              <w:lastRenderedPageBreak/>
+              <w:drawing>
+                <wp:inline distT="0" distB="0" distL="0" distR="0" wp14:anchorId="14C022C9" wp14:editId="30AC4B3E">
+                  <wp:extent cx="3895725" cy="2514600"/>
+                  <wp:effectExtent l="0" t="0" r="9525" b="0"/>
+                  <wp:docPr id="3" name="Picture 3"/>
+                  <wp:cNvGraphicFramePr>
+                    <a:graphicFrameLocks xmlns:a="http://schemas.openxmlformats.org/drawingml/2006/main" noChangeAspect="1"/>
+                  </wp:cNvGraphicFramePr>
+                  <a:graphic xmlns:a="http://schemas.openxmlformats.org/drawingml/2006/main">
+                    <a:graphicData uri="http://schemas.openxmlformats.org/drawingml/2006/picture">
+                      <pic:pic xmlns:pic="http://schemas.openxmlformats.org/drawingml/2006/picture">
+                        <pic:nvPicPr>
+                          <pic:cNvPr id="1" name=""/>
+                          <pic:cNvPicPr/>
+                        </pic:nvPicPr>
+                        <pic:blipFill>
+                          <a:blip r:embed="rId9"/>
+                          <a:stretch>
+                            <a:fillRect/>
+                          </a:stretch>
+                        </pic:blipFill>
+                        <pic:spPr>
+                          <a:xfrm>
+                            <a:off x="0" y="0"/>
                             <a:ext cx="3895725" cy="2514600"/>
                           </a:xfrm>
                           <a:prstGeom prst="rect">
@@ -1547,7 +1547,7 @@
                           <pic:cNvPicPr/>
                         </pic:nvPicPr>
                         <pic:blipFill>
-                          <a:blip r:embed="rId9"/>
+                          <a:blip r:embed="rId10"/>
                           <a:stretch>
                             <a:fillRect/>
                           </a:stretch>
@@ -1650,7 +1650,7 @@
                 <w:lang w:eastAsia="en-IN" w:bidi="te-IN"/>
               </w:rPr>
             </w:pPr>
-            <w:hyperlink r:id="rId10" w:history="1">
+            <w:hyperlink r:id="rId11" w:history="1">
               <w:r>
                 <w:rPr>
                   <w:rStyle w:val="Hyperlink"/>
@@ -1669,7 +1669,7 @@
                 <w:lang w:val="en-US"/>
               </w:rPr>
             </w:pPr>
-            <w:hyperlink r:id="rId11" w:tgtFrame="_blank" w:history="1">
+            <w:hyperlink r:id="rId12" w:tgtFrame="_blank" w:history="1">
               <w:r>
                 <w:rPr>
                   <w:rFonts w:ascii="Times New Roman" w:eastAsia="Times New Roman" w:hAnsi="Times New Roman" w:cs="Times New Roman"/>
@@ -1806,7 +1806,7 @@
                 <w:lang w:val="en-US"/>
               </w:rPr>
             </w:pPr>
-            <w:hyperlink r:id="rId12" w:history="1">
+            <w:hyperlink r:id="rId13" w:history="1">
               <w:r>
                 <w:rPr>
                   <w:rStyle w:val="Hyperlink"/>
@@ -1833,523 +1833,6 @@
                   <wp:extent cx="3181350" cy="2047875"/>
                   <wp:effectExtent l="0" t="0" r="0" b="9525"/>
                   <wp:docPr id="8" name="Picture 8"/>
-                  <wp:cNvGraphicFramePr>
-                    <a:graphicFrameLocks xmlns:a="http://schemas.openxmlformats.org/drawingml/2006/main" noChangeAspect="1"/>
-                  </wp:cNvGraphicFramePr>
-                  <a:graphic xmlns:a="http://schemas.openxmlformats.org/drawingml/2006/main">
-                    <a:graphicData uri="http://schemas.openxmlformats.org/drawingml/2006/picture">
-                      <pic:pic xmlns:pic="http://schemas.openxmlformats.org/drawingml/2006/picture">
-                        <pic:nvPicPr>
-                          <pic:cNvPr id="1" name=""/>
-                          <pic:cNvPicPr/>
-                        </pic:nvPicPr>
-                        <pic:blipFill>
-                          <a:blip r:embed="rId13"/>
-                          <a:stretch>
-                            <a:fillRect/>
-                          </a:stretch>
-                        </pic:blipFill>
-                        <pic:spPr>
-                          <a:xfrm>
-                            <a:off x="0" y="0"/>
-                            <a:ext cx="3181350" cy="2047875"/>
-                          </a:xfrm>
-                          <a:prstGeom prst="rect">
-                            <a:avLst/>
-                          </a:prstGeom>
-                        </pic:spPr>
-                      </pic:pic>
-                    </a:graphicData>
-                  </a:graphic>
-                </wp:inline>
-              </w:drawing>
-            </w:r>
-          </w:p>
-        </w:tc>
-      </w:tr>
-      <w:tr>
-        <w:tc>
-          <w:tcPr>
-            <w:tcW w:w="8275" w:type="dxa"/>
-          </w:tcPr>
-          <w:p>
-            <w:pPr>
-              <w:rPr>
-                <w:lang w:val="en-US"/>
-              </w:rPr>
-            </w:pPr>
-            <w:r>
-              <w:rPr>
-                <w:lang w:val="en-US"/>
-              </w:rPr>
-              <w:lastRenderedPageBreak/>
-              <w:t>visual vm</w:t>
-            </w:r>
-          </w:p>
-        </w:tc>
-        <w:tc>
-          <w:tcPr>
-            <w:tcW w:w="13315" w:type="dxa"/>
-          </w:tcPr>
-          <w:p>
-            <w:pPr>
-              <w:rPr>
-                <w:lang w:val="en-US"/>
-              </w:rPr>
-            </w:pPr>
-          </w:p>
-        </w:tc>
-      </w:tr>
-    </w:tbl>
-    <w:p>
-      <w:pPr>
-        <w:rPr>
-          <w:lang w:val="en-US"/>
-        </w:rPr>
-      </w:pPr>
-    </w:p>
-    <w:p>
-      <w:pPr>
-        <w:pStyle w:val="Heading4"/>
-        <w:ind w:left="-270"/>
-        <w:rPr>
-          <w:lang w:val="en-US"/>
-        </w:rPr>
-      </w:pPr>
-      <w:r>
-        <w:rPr>
-          <w:lang w:val="en-US"/>
-        </w:rPr>
-        <w:t>Analysing the performance</w:t>
-      </w:r>
-    </w:p>
-    <w:p>
-      <w:pPr>
-        <w:rPr>
-          <w:lang w:val="en-US"/>
-        </w:rPr>
-      </w:pPr>
-      <w:r>
-        <w:rPr>
-          <w:lang w:val="en-US"/>
-        </w:rPr>
-        <w:t xml:space="preserve">Easies way in prod is to </w:t>
-      </w:r>
-      <w:r>
-        <w:rPr>
-          <w:lang w:val="en-US"/>
-        </w:rPr>
-        <w:t xml:space="preserve">Generate heap dump </w:t>
-      </w:r>
-      <w:r>
-        <w:rPr>
-          <w:lang w:val="en-US"/>
-        </w:rPr>
-        <w:t xml:space="preserve">using java commands / </w:t>
-      </w:r>
-      <w:r>
-        <w:rPr>
-          <w:lang w:val="en-US"/>
-        </w:rPr>
-        <w:t xml:space="preserve">from visual VM tool </w:t>
-      </w:r>
-      <w:r>
-        <w:rPr>
-          <w:lang w:val="en-US"/>
-        </w:rPr>
-        <w:t xml:space="preserve">and import that dump file </w:t>
-      </w:r>
-      <w:r>
-        <w:rPr>
-          <w:lang w:val="en-US"/>
-        </w:rPr>
-        <w:t xml:space="preserve">(hprof file) </w:t>
-      </w:r>
-      <w:r>
-        <w:rPr>
-          <w:lang w:val="en-US"/>
-        </w:rPr>
-        <w:t>into eclipse</w:t>
-      </w:r>
-      <w:r>
-        <w:rPr>
-          <w:lang w:val="en-US"/>
-        </w:rPr>
-        <w:t xml:space="preserve"> it will tell us perfectly</w:t>
-      </w:r>
-    </w:p>
-    <w:p>
-      <w:pPr>
-        <w:pStyle w:val="ListParagraph"/>
-        <w:numPr>
-          <w:ilvl w:val="0"/>
-          <w:numId w:val="4"/>
-        </w:numPr>
-        <w:ind w:left="-270"/>
-        <w:rPr>
-          <w:lang w:val="en-US"/>
-        </w:rPr>
-      </w:pPr>
-      <w:r>
-        <w:rPr>
-          <w:lang w:val="en-US"/>
-        </w:rPr>
-        <w:t>We should know which Gc we are using – are we using any stop the world serial Garbage collector ?</w:t>
-      </w:r>
-      <w:r>
-        <w:rPr>
-          <w:lang w:val="en-US"/>
-        </w:rPr>
-        <w:t xml:space="preserve"> – if yes then switch to mostly concurrent GC</w:t>
-      </w:r>
-    </w:p>
-    <w:p>
-      <w:pPr>
-        <w:pStyle w:val="ListParagraph"/>
-        <w:numPr>
-          <w:ilvl w:val="0"/>
-          <w:numId w:val="4"/>
-        </w:numPr>
-        <w:ind w:left="-270"/>
-        <w:rPr>
-          <w:lang w:val="en-US"/>
-        </w:rPr>
-      </w:pPr>
-      <w:r>
-        <w:rPr>
-          <w:lang w:val="en-US"/>
-        </w:rPr>
-        <w:t xml:space="preserve">We should monitor </w:t>
-      </w:r>
-      <w:r>
-        <w:rPr>
-          <w:lang w:val="en-US"/>
-        </w:rPr>
-        <w:t>target os system metrics</w:t>
-      </w:r>
-      <w:r>
-        <w:rPr>
-          <w:lang w:val="en-US"/>
-        </w:rPr>
-        <w:t xml:space="preserve"> – cpu usage, virtual mem usage</w:t>
-      </w:r>
-      <w:r>
-        <w:rPr>
-          <w:lang w:val="en-US"/>
-        </w:rPr>
-        <w:t>, because if the target cpu(where our java apps are deployed) is having less space available</w:t>
-      </w:r>
-    </w:p>
-    <w:p>
-      <w:pPr>
-        <w:pStyle w:val="ListParagraph"/>
-        <w:ind w:left="-270"/>
-        <w:rPr>
-          <w:lang w:val="en-US"/>
-        </w:rPr>
-      </w:pPr>
-      <w:r>
-        <w:rPr>
-          <w:lang w:val="en-US"/>
-        </w:rPr>
-        <w:t>then our java apps will work slowly (you can check the “performance monitor” windows application to see current cpu usage in numbers)</w:t>
-      </w:r>
-    </w:p>
-    <w:p>
-      <w:pPr>
-        <w:pStyle w:val="ListParagraph"/>
-        <w:numPr>
-          <w:ilvl w:val="0"/>
-          <w:numId w:val="4"/>
-        </w:numPr>
-        <w:ind w:left="-270"/>
-        <w:rPr>
-          <w:lang w:val="en-US"/>
-        </w:rPr>
-      </w:pPr>
-      <w:r>
-        <w:rPr>
-          <w:lang w:val="en-US"/>
-        </w:rPr>
-        <w:t>Is application always waiting for IO</w:t>
-      </w:r>
-      <w:r>
-        <w:rPr>
-          <w:lang w:val="en-US"/>
-        </w:rPr>
-        <w:t xml:space="preserve"> operations</w:t>
-      </w:r>
-      <w:r>
-        <w:rPr>
-          <w:lang w:val="en-US"/>
-        </w:rPr>
-        <w:t xml:space="preserve"> – like analysing where it is taking time?- db hitting, or rest service invocation</w:t>
-      </w:r>
-      <w:r>
-        <w:rPr>
-          <w:lang w:val="en-US"/>
-        </w:rPr>
-        <w:t xml:space="preserve"> (Network I/O)</w:t>
-      </w:r>
-      <w:r>
-        <w:rPr>
-          <w:lang w:val="en-US"/>
-        </w:rPr>
-        <w:t>, file writing</w:t>
-      </w:r>
-      <w:r>
-        <w:rPr>
-          <w:lang w:val="en-US"/>
-        </w:rPr>
-        <w:t xml:space="preserve"> (DISK I/O)</w:t>
-      </w:r>
-      <w:r>
-        <w:rPr>
-          <w:lang w:val="en-US"/>
-        </w:rPr>
-        <w:t>..</w:t>
-      </w:r>
-      <w:r>
-        <w:rPr>
-          <w:lang w:val="en-US"/>
-        </w:rPr>
-        <w:t xml:space="preserve"> </w:t>
-      </w:r>
-    </w:p>
-    <w:p>
-      <w:pPr>
-        <w:pStyle w:val="ListParagraph"/>
-        <w:ind w:left="-270"/>
-        <w:rPr>
-          <w:lang w:val="en-US"/>
-        </w:rPr>
-      </w:pPr>
-      <w:r>
-        <w:rPr>
-          <w:lang w:val="en-US"/>
-        </w:rPr>
-        <w:t xml:space="preserve">Ex:- on db invocation if we got lot of data our app cant store all billions of data in heap so alternatively we used </w:t>
-      </w:r>
-      <w:r>
-        <w:rPr>
-          <w:lang w:val="en-US"/>
-        </w:rPr>
-        <w:t xml:space="preserve">sql </w:t>
-      </w:r>
-      <w:r>
-        <w:rPr>
-          <w:lang w:val="en-US"/>
-        </w:rPr>
-        <w:t>cursors</w:t>
-      </w:r>
-    </w:p>
-    <w:p>
-      <w:pPr>
-        <w:pStyle w:val="ListParagraph"/>
-        <w:numPr>
-          <w:ilvl w:val="0"/>
-          <w:numId w:val="4"/>
-        </w:numPr>
-        <w:ind w:left="-270"/>
-        <w:rPr>
-          <w:lang w:val="en-US"/>
-        </w:rPr>
-      </w:pPr>
-      <w:r>
-        <w:rPr>
-          <w:lang w:val="en-US"/>
-        </w:rPr>
-        <w:t>Monitor the JVM metrics</w:t>
-      </w:r>
-    </w:p>
-    <w:p>
-      <w:pPr>
-        <w:pStyle w:val="ListParagraph"/>
-        <w:numPr>
-          <w:ilvl w:val="0"/>
-          <w:numId w:val="4"/>
-        </w:numPr>
-        <w:ind w:left="-270"/>
-        <w:rPr>
-          <w:lang w:val="en-US"/>
-        </w:rPr>
-      </w:pPr>
-      <w:r>
-        <w:rPr>
-          <w:lang w:val="en-US"/>
-        </w:rPr>
-        <w:t xml:space="preserve">We have to identify if there is any memory leak (using Visual GC or any tool) – if we notice </w:t>
-      </w:r>
-      <w:r>
-        <w:rPr>
-          <w:color w:val="FF0000"/>
-          <w:lang w:val="en-US"/>
-        </w:rPr>
-        <w:t xml:space="preserve">heap is getting filled again </w:t>
-      </w:r>
-      <w:r>
-        <w:rPr>
-          <w:lang w:val="en-US"/>
-        </w:rPr>
-        <w:t xml:space="preserve">and again </w:t>
-      </w:r>
-      <w:r>
-        <w:rPr>
-          <w:b/>
-          <w:bCs/>
-          <w:color w:val="538135" w:themeColor="accent6" w:themeShade="BF"/>
-          <w:u w:val="single"/>
-          <w:lang w:val="en-US"/>
-        </w:rPr>
-        <w:t>ever after GC trigger</w:t>
-      </w:r>
-      <w:r>
-        <w:rPr>
-          <w:color w:val="538135" w:themeColor="accent6" w:themeShade="BF"/>
-          <w:lang w:val="en-US"/>
-        </w:rPr>
-        <w:t xml:space="preserve"> </w:t>
-      </w:r>
-      <w:r>
-        <w:rPr>
-          <w:lang w:val="en-US"/>
-        </w:rPr>
-        <w:t>then we should suspect something is wrong</w:t>
-      </w:r>
-      <w:r>
-        <w:rPr>
-          <w:lang w:val="en-US"/>
-        </w:rPr>
-        <w:t xml:space="preserve"> – we have to identify which class is keeping objects alive</w:t>
-      </w:r>
-    </w:p>
-    <w:p>
-      <w:pPr>
-        <w:pStyle w:val="ListParagraph"/>
-        <w:numPr>
-          <w:ilvl w:val="0"/>
-          <w:numId w:val="4"/>
-        </w:numPr>
-        <w:ind w:left="-270"/>
-        <w:rPr>
-          <w:lang w:val="en-US"/>
-        </w:rPr>
-      </w:pPr>
-      <w:r>
-        <w:rPr>
-          <w:lang w:val="en-US"/>
-        </w:rPr>
-        <w:t>Heavily Using static class members- since static unless the class is unloaded data always stays forever – so garbage collector cant delete those</w:t>
-      </w:r>
-    </w:p>
-    <w:p>
-      <w:pPr>
-        <w:pStyle w:val="ListParagraph"/>
-        <w:ind w:left="-270"/>
-        <w:rPr>
-          <w:lang w:val="en-US"/>
-        </w:rPr>
-      </w:pPr>
-      <w:r>
-        <w:rPr>
-          <w:lang w:val="en-US"/>
-        </w:rPr>
-        <w:t>If u are using those then its fine, else don’t un necessarily use them</w:t>
-      </w:r>
-    </w:p>
-    <w:p>
-      <w:pPr>
-        <w:pStyle w:val="ListParagraph"/>
-        <w:numPr>
-          <w:ilvl w:val="0"/>
-          <w:numId w:val="4"/>
-        </w:numPr>
-        <w:ind w:left="-270"/>
-        <w:rPr>
-          <w:lang w:val="en-US"/>
-        </w:rPr>
-      </w:pPr>
-      <w:r>
-        <w:rPr>
-          <w:lang w:val="en-US"/>
-        </w:rPr>
-        <w:t>Unclosed resources – like db connections</w:t>
-      </w:r>
-    </w:p>
-    <w:p>
-      <w:pPr>
-        <w:pStyle w:val="ListParagraph"/>
-        <w:ind w:left="-270"/>
-        <w:rPr>
-          <w:lang w:val="en-US"/>
-        </w:rPr>
-      </w:pPr>
-    </w:p>
-    <w:tbl>
-      <w:tblPr>
-        <w:tblStyle w:val="TableGrid"/>
-        <w:tblW w:w="0" w:type="auto"/>
-        <w:tblInd w:w="-270" w:type="dxa"/>
-        <w:tblLook w:val="04A0" w:firstRow="1" w:lastRow="0" w:firstColumn="1" w:lastColumn="0" w:noHBand="0" w:noVBand="1"/>
-      </w:tblPr>
-      <w:tblGrid>
-        <w:gridCol w:w="6923"/>
-        <w:gridCol w:w="14937"/>
-      </w:tblGrid>
-      <w:tr>
-        <w:tc>
-          <w:tcPr>
-            <w:tcW w:w="6483" w:type="dxa"/>
-          </w:tcPr>
-          <w:p>
-            <w:pPr>
-              <w:pStyle w:val="ListParagraph"/>
-              <w:ind w:left="0"/>
-              <w:rPr>
-                <w:lang w:val="en-US"/>
-              </w:rPr>
-            </w:pPr>
-            <w:r>
-              <w:rPr>
-                <w:lang w:val="en-US"/>
-              </w:rPr>
-              <w:lastRenderedPageBreak/>
-              <w:t xml:space="preserve">import heap dump file into eclipse </w:t>
-            </w:r>
-          </w:p>
-          <w:p>
-            <w:pPr>
-              <w:pStyle w:val="ListParagraph"/>
-              <w:ind w:left="0"/>
-              <w:rPr>
-                <w:lang w:val="en-US"/>
-              </w:rPr>
-            </w:pPr>
-            <w:r>
-              <w:rPr>
-                <w:lang w:val="en-US"/>
-              </w:rPr>
-              <w:t>eclipse will analyse and gives below report</w:t>
-            </w:r>
-          </w:p>
-          <w:p>
-            <w:pPr>
-              <w:pStyle w:val="ListParagraph"/>
-              <w:ind w:left="0"/>
-              <w:rPr>
-                <w:lang w:val="en-US"/>
-              </w:rPr>
-            </w:pPr>
-            <w:r>
-              <w:rPr>
-                <w:noProof/>
-                <w:lang w:eastAsia="en-IN" w:bidi="te-IN"/>
-              </w:rPr>
-              <w:drawing>
-                <wp:inline distT="0" distB="0" distL="0" distR="0" wp14:anchorId="7AAAA709" wp14:editId="5AC53D2C">
-                  <wp:extent cx="4581525" cy="2228850"/>
-                  <wp:effectExtent l="0" t="0" r="9525" b="0"/>
-                  <wp:docPr id="10" name="Picture 10"/>
                   <wp:cNvGraphicFramePr>
                     <a:graphicFrameLocks xmlns:a="http://schemas.openxmlformats.org/drawingml/2006/main" noChangeAspect="1"/>
                   </wp:cNvGraphicFramePr>
@@ -2369,7 +1852,7 @@
                         <pic:spPr>
                           <a:xfrm>
                             <a:off x="0" y="0"/>
-                            <a:ext cx="4581525" cy="2228850"/>
+                            <a:ext cx="3181350" cy="2047875"/>
                           </a:xfrm>
                           <a:prstGeom prst="rect">
                             <a:avLst/>
@@ -2382,19 +1865,441 @@
               </w:drawing>
             </w:r>
           </w:p>
-          <w:p>
-            <w:pPr>
-              <w:pStyle w:val="ListParagraph"/>
-              <w:ind w:left="0"/>
-              <w:rPr>
-                <w:lang w:val="en-US"/>
-              </w:rPr>
-            </w:pPr>
+        </w:tc>
+      </w:tr>
+      <w:tr>
+        <w:tc>
+          <w:tcPr>
+            <w:tcW w:w="8275" w:type="dxa"/>
+          </w:tcPr>
+          <w:p>
+            <w:pPr>
+              <w:rPr>
+                <w:lang w:val="en-US"/>
+              </w:rPr>
+            </w:pPr>
+            <w:r>
+              <w:rPr>
+                <w:lang w:val="en-US"/>
+              </w:rPr>
+              <w:lastRenderedPageBreak/>
+              <w:t>visual vm</w:t>
+            </w:r>
           </w:p>
         </w:tc>
         <w:tc>
           <w:tcPr>
-            <w:tcW w:w="15377" w:type="dxa"/>
+            <w:tcW w:w="13315" w:type="dxa"/>
+          </w:tcPr>
+          <w:p>
+            <w:pPr>
+              <w:rPr>
+                <w:lang w:val="en-US"/>
+              </w:rPr>
+            </w:pPr>
+          </w:p>
+        </w:tc>
+      </w:tr>
+    </w:tbl>
+    <w:p>
+      <w:pPr>
+        <w:rPr>
+          <w:lang w:val="en-US"/>
+        </w:rPr>
+      </w:pPr>
+    </w:p>
+    <w:p>
+      <w:pPr>
+        <w:pStyle w:val="Heading4"/>
+        <w:ind w:left="-270"/>
+        <w:rPr>
+          <w:lang w:val="en-US"/>
+        </w:rPr>
+      </w:pPr>
+      <w:r>
+        <w:rPr>
+          <w:lang w:val="en-US"/>
+        </w:rPr>
+        <w:t>Analysing the performance</w:t>
+      </w:r>
+    </w:p>
+    <w:p>
+      <w:pPr>
+        <w:rPr>
+          <w:lang w:val="en-US"/>
+        </w:rPr>
+      </w:pPr>
+      <w:r>
+        <w:rPr>
+          <w:lang w:val="en-US"/>
+        </w:rPr>
+        <w:t xml:space="preserve">Easies way in prod is to </w:t>
+      </w:r>
+      <w:r>
+        <w:rPr>
+          <w:lang w:val="en-US"/>
+        </w:rPr>
+        <w:t xml:space="preserve">Generate heap dump </w:t>
+      </w:r>
+      <w:r>
+        <w:rPr>
+          <w:lang w:val="en-US"/>
+        </w:rPr>
+        <w:t xml:space="preserve">using java commands / </w:t>
+      </w:r>
+      <w:r>
+        <w:rPr>
+          <w:lang w:val="en-US"/>
+        </w:rPr>
+        <w:t xml:space="preserve">from visual VM tool </w:t>
+      </w:r>
+      <w:r>
+        <w:rPr>
+          <w:lang w:val="en-US"/>
+        </w:rPr>
+        <w:t xml:space="preserve">and import that dump file </w:t>
+      </w:r>
+      <w:r>
+        <w:rPr>
+          <w:lang w:val="en-US"/>
+        </w:rPr>
+        <w:t xml:space="preserve">(hprof file) </w:t>
+      </w:r>
+      <w:r>
+        <w:rPr>
+          <w:lang w:val="en-US"/>
+        </w:rPr>
+        <w:t>into eclipse</w:t>
+      </w:r>
+      <w:r>
+        <w:rPr>
+          <w:lang w:val="en-US"/>
+        </w:rPr>
+        <w:t xml:space="preserve"> it will tell us perfectly</w:t>
+      </w:r>
+    </w:p>
+    <w:p>
+      <w:pPr>
+        <w:pStyle w:val="ListParagraph"/>
+        <w:numPr>
+          <w:ilvl w:val="0"/>
+          <w:numId w:val="4"/>
+        </w:numPr>
+        <w:ind w:left="-270"/>
+        <w:rPr>
+          <w:lang w:val="en-US"/>
+        </w:rPr>
+      </w:pPr>
+      <w:r>
+        <w:rPr>
+          <w:lang w:val="en-US"/>
+        </w:rPr>
+        <w:t>We should know which Gc we are using – are we using any stop the world serial Garbage collector ?</w:t>
+      </w:r>
+      <w:r>
+        <w:rPr>
+          <w:lang w:val="en-US"/>
+        </w:rPr>
+        <w:t xml:space="preserve"> – if yes then switch to mostly concurrent GC</w:t>
+      </w:r>
+    </w:p>
+    <w:p>
+      <w:pPr>
+        <w:pStyle w:val="ListParagraph"/>
+        <w:numPr>
+          <w:ilvl w:val="0"/>
+          <w:numId w:val="4"/>
+        </w:numPr>
+        <w:ind w:left="-270"/>
+        <w:rPr>
+          <w:lang w:val="en-US"/>
+        </w:rPr>
+      </w:pPr>
+      <w:r>
+        <w:rPr>
+          <w:lang w:val="en-US"/>
+        </w:rPr>
+        <w:t xml:space="preserve">We should monitor </w:t>
+      </w:r>
+      <w:r>
+        <w:rPr>
+          <w:lang w:val="en-US"/>
+        </w:rPr>
+        <w:t>target os system metrics</w:t>
+      </w:r>
+      <w:r>
+        <w:rPr>
+          <w:lang w:val="en-US"/>
+        </w:rPr>
+        <w:t xml:space="preserve"> – cpu usage, virtual mem usage</w:t>
+      </w:r>
+      <w:r>
+        <w:rPr>
+          <w:lang w:val="en-US"/>
+        </w:rPr>
+        <w:t>, because if the target cpu(where our java apps are deployed) is having less space available</w:t>
+      </w:r>
+    </w:p>
+    <w:p>
+      <w:pPr>
+        <w:pStyle w:val="ListParagraph"/>
+        <w:ind w:left="-270"/>
+        <w:rPr>
+          <w:lang w:val="en-US"/>
+        </w:rPr>
+      </w:pPr>
+      <w:r>
+        <w:rPr>
+          <w:lang w:val="en-US"/>
+        </w:rPr>
+        <w:t>then our java apps will work slowly (you can check the “performance monitor” windows application to see current cpu usage in numbers)</w:t>
+      </w:r>
+    </w:p>
+    <w:p>
+      <w:pPr>
+        <w:pStyle w:val="ListParagraph"/>
+        <w:numPr>
+          <w:ilvl w:val="0"/>
+          <w:numId w:val="4"/>
+        </w:numPr>
+        <w:ind w:left="-270"/>
+        <w:rPr>
+          <w:lang w:val="en-US"/>
+        </w:rPr>
+      </w:pPr>
+      <w:r>
+        <w:rPr>
+          <w:lang w:val="en-US"/>
+        </w:rPr>
+        <w:t>Is application always waiting for IO</w:t>
+      </w:r>
+      <w:r>
+        <w:rPr>
+          <w:lang w:val="en-US"/>
+        </w:rPr>
+        <w:t xml:space="preserve"> operations</w:t>
+      </w:r>
+      <w:r>
+        <w:rPr>
+          <w:lang w:val="en-US"/>
+        </w:rPr>
+        <w:t xml:space="preserve"> – like analysing where it is taking time?- db hitting, or rest service invocation</w:t>
+      </w:r>
+      <w:r>
+        <w:rPr>
+          <w:lang w:val="en-US"/>
+        </w:rPr>
+        <w:t xml:space="preserve"> (Network I/O)</w:t>
+      </w:r>
+      <w:r>
+        <w:rPr>
+          <w:lang w:val="en-US"/>
+        </w:rPr>
+        <w:t>, file writing</w:t>
+      </w:r>
+      <w:r>
+        <w:rPr>
+          <w:lang w:val="en-US"/>
+        </w:rPr>
+        <w:t xml:space="preserve"> (DISK I/O)</w:t>
+      </w:r>
+      <w:r>
+        <w:rPr>
+          <w:lang w:val="en-US"/>
+        </w:rPr>
+        <w:t>..</w:t>
+      </w:r>
+      <w:r>
+        <w:rPr>
+          <w:lang w:val="en-US"/>
+        </w:rPr>
+        <w:t xml:space="preserve"> </w:t>
+      </w:r>
+    </w:p>
+    <w:p>
+      <w:pPr>
+        <w:pStyle w:val="ListParagraph"/>
+        <w:ind w:left="-270"/>
+        <w:rPr>
+          <w:lang w:val="en-US"/>
+        </w:rPr>
+      </w:pPr>
+      <w:r>
+        <w:rPr>
+          <w:lang w:val="en-US"/>
+        </w:rPr>
+        <w:t xml:space="preserve">Ex:- on db invocation if we got lot of data our app cant store all billions of data in heap so alternatively we used </w:t>
+      </w:r>
+      <w:r>
+        <w:rPr>
+          <w:lang w:val="en-US"/>
+        </w:rPr>
+        <w:t xml:space="preserve">sql </w:t>
+      </w:r>
+      <w:r>
+        <w:rPr>
+          <w:lang w:val="en-US"/>
+        </w:rPr>
+        <w:t>cursors</w:t>
+      </w:r>
+    </w:p>
+    <w:p>
+      <w:pPr>
+        <w:pStyle w:val="ListParagraph"/>
+        <w:numPr>
+          <w:ilvl w:val="0"/>
+          <w:numId w:val="4"/>
+        </w:numPr>
+        <w:ind w:left="-270"/>
+        <w:rPr>
+          <w:lang w:val="en-US"/>
+        </w:rPr>
+      </w:pPr>
+      <w:r>
+        <w:rPr>
+          <w:lang w:val="en-US"/>
+        </w:rPr>
+        <w:t>Monitor the JVM metrics</w:t>
+      </w:r>
+    </w:p>
+    <w:p>
+      <w:pPr>
+        <w:pStyle w:val="ListParagraph"/>
+        <w:numPr>
+          <w:ilvl w:val="0"/>
+          <w:numId w:val="4"/>
+        </w:numPr>
+        <w:ind w:left="-270"/>
+        <w:rPr>
+          <w:lang w:val="en-US"/>
+        </w:rPr>
+      </w:pPr>
+      <w:r>
+        <w:rPr>
+          <w:lang w:val="en-US"/>
+        </w:rPr>
+        <w:t xml:space="preserve">We have to identify if there is any memory leak (using Visual GC or any tool) – if we notice </w:t>
+      </w:r>
+      <w:r>
+        <w:rPr>
+          <w:color w:val="FF0000"/>
+          <w:lang w:val="en-US"/>
+        </w:rPr>
+        <w:t xml:space="preserve">heap is getting filled again </w:t>
+      </w:r>
+      <w:r>
+        <w:rPr>
+          <w:lang w:val="en-US"/>
+        </w:rPr>
+        <w:t xml:space="preserve">and again </w:t>
+      </w:r>
+      <w:r>
+        <w:rPr>
+          <w:b/>
+          <w:bCs/>
+          <w:color w:val="538135" w:themeColor="accent6" w:themeShade="BF"/>
+          <w:u w:val="single"/>
+          <w:lang w:val="en-US"/>
+        </w:rPr>
+        <w:t>ever after GC trigger</w:t>
+      </w:r>
+      <w:r>
+        <w:rPr>
+          <w:color w:val="538135" w:themeColor="accent6" w:themeShade="BF"/>
+          <w:lang w:val="en-US"/>
+        </w:rPr>
+        <w:t xml:space="preserve"> </w:t>
+      </w:r>
+      <w:r>
+        <w:rPr>
+          <w:lang w:val="en-US"/>
+        </w:rPr>
+        <w:t>then we should suspect something is wrong</w:t>
+      </w:r>
+      <w:r>
+        <w:rPr>
+          <w:lang w:val="en-US"/>
+        </w:rPr>
+        <w:t xml:space="preserve"> – we have to identify which class is keeping objects alive</w:t>
+      </w:r>
+    </w:p>
+    <w:p>
+      <w:pPr>
+        <w:pStyle w:val="ListParagraph"/>
+        <w:numPr>
+          <w:ilvl w:val="0"/>
+          <w:numId w:val="4"/>
+        </w:numPr>
+        <w:ind w:left="-270"/>
+        <w:rPr>
+          <w:lang w:val="en-US"/>
+        </w:rPr>
+      </w:pPr>
+      <w:r>
+        <w:rPr>
+          <w:lang w:val="en-US"/>
+        </w:rPr>
+        <w:t>Heavily Using static class members- since static unless the class is unloaded data always stays forever – so garbage collector cant delete those</w:t>
+      </w:r>
+    </w:p>
+    <w:p>
+      <w:pPr>
+        <w:pStyle w:val="ListParagraph"/>
+        <w:ind w:left="-270"/>
+        <w:rPr>
+          <w:lang w:val="en-US"/>
+        </w:rPr>
+      </w:pPr>
+      <w:r>
+        <w:rPr>
+          <w:lang w:val="en-US"/>
+        </w:rPr>
+        <w:t>If u are using those then its fine, else don’t un necessarily use them</w:t>
+      </w:r>
+    </w:p>
+    <w:p>
+      <w:pPr>
+        <w:pStyle w:val="ListParagraph"/>
+        <w:numPr>
+          <w:ilvl w:val="0"/>
+          <w:numId w:val="4"/>
+        </w:numPr>
+        <w:ind w:left="-270"/>
+        <w:rPr>
+          <w:lang w:val="en-US"/>
+        </w:rPr>
+      </w:pPr>
+      <w:r>
+        <w:rPr>
+          <w:lang w:val="en-US"/>
+        </w:rPr>
+        <w:t>Unclosed resources – like db connections</w:t>
+      </w:r>
+    </w:p>
+    <w:p>
+      <w:pPr>
+        <w:pStyle w:val="ListParagraph"/>
+        <w:ind w:left="-270"/>
+        <w:rPr>
+          <w:lang w:val="en-US"/>
+        </w:rPr>
+      </w:pPr>
+    </w:p>
+    <w:tbl>
+      <w:tblPr>
+        <w:tblStyle w:val="TableGrid"/>
+        <w:tblW w:w="0" w:type="auto"/>
+        <w:tblInd w:w="-270" w:type="dxa"/>
+        <w:tblLook w:val="04A0" w:firstRow="1" w:lastRow="0" w:firstColumn="1" w:lastColumn="0" w:noHBand="0" w:noVBand="1"/>
+      </w:tblPr>
+      <w:tblGrid>
+        <w:gridCol w:w="6923"/>
+        <w:gridCol w:w="14937"/>
+      </w:tblGrid>
+      <w:tr>
+        <w:tc>
+          <w:tcPr>
+            <w:tcW w:w="6483" w:type="dxa"/>
           </w:tcPr>
           <w:p>
             <w:pPr>
@@ -2406,14 +2311,45 @@
             </w:pPr>
             <w:r>
               <w:rPr>
+                <w:lang w:val="en-US"/>
+              </w:rPr>
+              <w:lastRenderedPageBreak/>
+              <w:t xml:space="preserve">import heap dump file into eclipse </w:t>
+            </w:r>
+          </w:p>
+          <w:p>
+            <w:pPr>
+              <w:pStyle w:val="ListParagraph"/>
+              <w:ind w:left="0"/>
+              <w:rPr>
+                <w:lang w:val="en-US"/>
+              </w:rPr>
+            </w:pPr>
+            <w:r>
+              <w:rPr>
+                <w:lang w:val="en-US"/>
+              </w:rPr>
+              <w:t>eclipse will analyse and gives below report</w:t>
+            </w:r>
+          </w:p>
+          <w:p>
+            <w:pPr>
+              <w:pStyle w:val="ListParagraph"/>
+              <w:ind w:left="0"/>
+              <w:rPr>
+                <w:lang w:val="en-US"/>
+              </w:rPr>
+            </w:pPr>
+            <w:r>
+              <w:rPr>
                 <w:noProof/>
                 <w:lang w:eastAsia="en-IN" w:bidi="te-IN"/>
               </w:rPr>
               <w:drawing>
-                <wp:inline distT="0" distB="0" distL="0" distR="0" wp14:anchorId="29EED70A" wp14:editId="5BDF3589">
-                  <wp:extent cx="4619625" cy="3171825"/>
-                  <wp:effectExtent l="0" t="0" r="9525" b="9525"/>
-                  <wp:docPr id="9" name="Picture 9"/>
+                <wp:inline distT="0" distB="0" distL="0" distR="0" wp14:anchorId="7AAAA709" wp14:editId="5AC53D2C">
+                  <wp:extent cx="4581525" cy="2228850"/>
+                  <wp:effectExtent l="0" t="0" r="9525" b="0"/>
+                  <wp:docPr id="10" name="Picture 10"/>
                   <wp:cNvGraphicFramePr>
                     <a:graphicFrameLocks xmlns:a="http://schemas.openxmlformats.org/drawingml/2006/main" noChangeAspect="1"/>
                   </wp:cNvGraphicFramePr>
@@ -2433,7 +2369,7 @@
                         <pic:spPr>
                           <a:xfrm>
                             <a:off x="0" y="0"/>
-                            <a:ext cx="4619625" cy="3171825"/>
+                            <a:ext cx="4581525" cy="2228850"/>
                           </a:xfrm>
                           <a:prstGeom prst="rect">
                             <a:avLst/>
@@ -2446,13 +2382,6 @@
               </w:drawing>
             </w:r>
           </w:p>
-        </w:tc>
-      </w:tr>
-      <w:tr>
-        <w:tc>
-          <w:tcPr>
-            <w:tcW w:w="6483" w:type="dxa"/>
-          </w:tcPr>
           <w:p>
             <w:pPr>
               <w:pStyle w:val="ListParagraph"/>
@@ -2461,27 +2390,6 @@
                 <w:lang w:val="en-US"/>
               </w:rPr>
             </w:pPr>
-            <w:r>
-              <w:rPr>
-                <w:lang w:val="en-US"/>
-              </w:rPr>
-              <w:t>eclipse will exactly tell us the class in which we have memory leaks</w:t>
-            </w:r>
-          </w:p>
-          <w:p>
-            <w:pPr>
-              <w:pStyle w:val="ListParagraph"/>
-              <w:ind w:left="0"/>
-              <w:rPr>
-                <w:lang w:val="en-US"/>
-              </w:rPr>
-            </w:pPr>
-            <w:r>
-              <w:rPr>
-                <w:lang w:val="en-US"/>
-              </w:rPr>
-              <w:t>ex:- it shows as in Acache class we have  a hashmap which holds lot of data</w:t>
-            </w:r>
           </w:p>
         </w:tc>
         <w:tc>
@@ -2493,20 +2401,19 @@
               <w:pStyle w:val="ListParagraph"/>
               <w:ind w:left="0"/>
               <w:rPr>
+                <w:lang w:val="en-US"/>
+              </w:rPr>
+            </w:pPr>
+            <w:r>
+              <w:rPr>
                 <w:noProof/>
                 <w:lang w:eastAsia="en-IN" w:bidi="te-IN"/>
               </w:rPr>
-            </w:pPr>
-            <w:r>
-              <w:rPr>
-                <w:noProof/>
-                <w:lang w:eastAsia="en-IN" w:bidi="te-IN"/>
-              </w:rPr>
               <w:drawing>
-                <wp:inline distT="0" distB="0" distL="0" distR="0" wp14:anchorId="1825518C" wp14:editId="54CCCCF5">
-                  <wp:extent cx="5686425" cy="1524000"/>
-                  <wp:effectExtent l="0" t="0" r="9525" b="0"/>
-                  <wp:docPr id="11" name="Picture 11"/>
+                <wp:inline distT="0" distB="0" distL="0" distR="0" wp14:anchorId="29EED70A" wp14:editId="5BDF3589">
+                  <wp:extent cx="4619625" cy="3171825"/>
+                  <wp:effectExtent l="0" t="0" r="9525" b="9525"/>
+                  <wp:docPr id="9" name="Picture 9"/>
                   <wp:cNvGraphicFramePr>
                     <a:graphicFrameLocks xmlns:a="http://schemas.openxmlformats.org/drawingml/2006/main" noChangeAspect="1"/>
                   </wp:cNvGraphicFramePr>
@@ -2526,6 +2433,99 @@
                         <pic:spPr>
                           <a:xfrm>
                             <a:off x="0" y="0"/>
+                            <a:ext cx="4619625" cy="3171825"/>
+                          </a:xfrm>
+                          <a:prstGeom prst="rect">
+                            <a:avLst/>
+                          </a:prstGeom>
+                        </pic:spPr>
+                      </pic:pic>
+                    </a:graphicData>
+                  </a:graphic>
+                </wp:inline>
+              </w:drawing>
+            </w:r>
+          </w:p>
+        </w:tc>
+      </w:tr>
+      <w:tr>
+        <w:tc>
+          <w:tcPr>
+            <w:tcW w:w="6483" w:type="dxa"/>
+          </w:tcPr>
+          <w:p>
+            <w:pPr>
+              <w:pStyle w:val="ListParagraph"/>
+              <w:ind w:left="0"/>
+              <w:rPr>
+                <w:lang w:val="en-US"/>
+              </w:rPr>
+            </w:pPr>
+            <w:r>
+              <w:rPr>
+                <w:lang w:val="en-US"/>
+              </w:rPr>
+              <w:t>eclipse will exactly tell us the class in which we have memory leaks</w:t>
+            </w:r>
+          </w:p>
+          <w:p>
+            <w:pPr>
+              <w:pStyle w:val="ListParagraph"/>
+              <w:ind w:left="0"/>
+              <w:rPr>
+                <w:lang w:val="en-US"/>
+              </w:rPr>
+            </w:pPr>
+            <w:r>
+              <w:rPr>
+                <w:lang w:val="en-US"/>
+              </w:rPr>
+              <w:t>ex:- it shows as in Acache class we have  a hashmap which holds lot of data</w:t>
+            </w:r>
+          </w:p>
+        </w:tc>
+        <w:tc>
+          <w:tcPr>
+            <w:tcW w:w="15377" w:type="dxa"/>
+          </w:tcPr>
+          <w:p>
+            <w:pPr>
+              <w:pStyle w:val="ListParagraph"/>
+              <w:ind w:left="0"/>
+              <w:rPr>
+                <w:noProof/>
+                <w:lang w:eastAsia="en-IN" w:bidi="te-IN"/>
+              </w:rPr>
+            </w:pPr>
+            <w:r>
+              <w:rPr>
+                <w:noProof/>
+                <w:lang w:eastAsia="en-IN" w:bidi="te-IN"/>
+              </w:rPr>
+              <w:drawing>
+                <wp:inline distT="0" distB="0" distL="0" distR="0" wp14:anchorId="1825518C" wp14:editId="54CCCCF5">
+                  <wp:extent cx="5686425" cy="1524000"/>
+                  <wp:effectExtent l="0" t="0" r="9525" b="0"/>
+                  <wp:docPr id="11" name="Picture 11"/>
+                  <wp:cNvGraphicFramePr>
+                    <a:graphicFrameLocks xmlns:a="http://schemas.openxmlformats.org/drawingml/2006/main" noChangeAspect="1"/>
+                  </wp:cNvGraphicFramePr>
+                  <a:graphic xmlns:a="http://schemas.openxmlformats.org/drawingml/2006/main">
+                    <a:graphicData uri="http://schemas.openxmlformats.org/drawingml/2006/picture">
+                      <pic:pic xmlns:pic="http://schemas.openxmlformats.org/drawingml/2006/picture">
+                        <pic:nvPicPr>
+                          <pic:cNvPr id="1" name=""/>
+                          <pic:cNvPicPr/>
+                        </pic:nvPicPr>
+                        <pic:blipFill>
+                          <a:blip r:embed="rId17"/>
+                          <a:stretch>
+                            <a:fillRect/>
+                          </a:stretch>
+                        </pic:blipFill>
+                        <pic:spPr>
+                          <a:xfrm>
+                            <a:off x="0" y="0"/>
                             <a:ext cx="5686425" cy="1524000"/>
                           </a:xfrm>
                           <a:prstGeom prst="rect">
@@ -2596,7 +2596,7 @@
                           <pic:cNvPicPr/>
                         </pic:nvPicPr>
                         <pic:blipFill>
-                          <a:blip r:embed="rId17"/>
+                          <a:blip r:embed="rId18"/>
                           <a:stretch>
                             <a:fillRect/>
                           </a:stretch>
@@ -2733,7 +2733,7 @@
                           <pic:cNvPicPr/>
                         </pic:nvPicPr>
                         <pic:blipFill>
-                          <a:blip r:embed="rId18"/>
+                          <a:blip r:embed="rId19"/>
                           <a:stretch>
                             <a:fillRect/>
                           </a:stretch>
@@ -3515,291 +3515,6 @@
                   <wp:extent cx="5267325" cy="1962150"/>
                   <wp:effectExtent l="0" t="0" r="9525" b="0"/>
                   <wp:docPr id="5" name="Picture 5"/>
-                  <wp:cNvGraphicFramePr>
-                    <a:graphicFrameLocks xmlns:a="http://schemas.openxmlformats.org/drawingml/2006/main" noChangeAspect="1"/>
-                  </wp:cNvGraphicFramePr>
-                  <a:graphic xmlns:a="http://schemas.openxmlformats.org/drawingml/2006/main">
-                    <a:graphicData uri="http://schemas.openxmlformats.org/drawingml/2006/picture">
-                      <pic:pic xmlns:pic="http://schemas.openxmlformats.org/drawingml/2006/picture">
-                        <pic:nvPicPr>
-                          <pic:cNvPr id="1" name=""/>
-                          <pic:cNvPicPr/>
-                        </pic:nvPicPr>
-                        <pic:blipFill>
-                          <a:blip r:embed="rId19"/>
-                          <a:stretch>
-                            <a:fillRect/>
-                          </a:stretch>
-                        </pic:blipFill>
-                        <pic:spPr>
-                          <a:xfrm>
-                            <a:off x="0" y="0"/>
-                            <a:ext cx="5267325" cy="1962150"/>
-                          </a:xfrm>
-                          <a:prstGeom prst="rect">
-                            <a:avLst/>
-                          </a:prstGeom>
-                        </pic:spPr>
-                      </pic:pic>
-                    </a:graphicData>
-                  </a:graphic>
-                </wp:inline>
-              </w:drawing>
-            </w:r>
-          </w:p>
-        </w:tc>
-      </w:tr>
-      <w:tr>
-        <w:tc>
-          <w:tcPr>
-            <w:tcW w:w="10795" w:type="dxa"/>
-          </w:tcPr>
-          <w:p>
-            <w:pPr>
-              <w:pStyle w:val="ListParagraph"/>
-              <w:ind w:left="0"/>
-              <w:rPr>
-                <w:lang w:val="en-US"/>
-              </w:rPr>
-            </w:pPr>
-            <w:r>
-              <w:rPr>
-                <w:lang w:val="en-US"/>
-              </w:rPr>
-              <w:t>Tuning the heap sizes</w:t>
-            </w:r>
-            <w:r>
-              <w:rPr>
-                <w:lang w:val="en-US"/>
-              </w:rPr>
-              <w:t xml:space="preserve">- </w:t>
-            </w:r>
-          </w:p>
-        </w:tc>
-        <w:tc>
-          <w:tcPr>
-            <w:tcW w:w="10795" w:type="dxa"/>
-          </w:tcPr>
-          <w:p>
-            <w:pPr>
-              <w:pStyle w:val="ListParagraph"/>
-              <w:ind w:left="0"/>
-              <w:rPr>
-                <w:lang w:val="en-US"/>
-              </w:rPr>
-            </w:pPr>
-          </w:p>
-        </w:tc>
-      </w:tr>
-      <w:tr>
-        <w:tc>
-          <w:tcPr>
-            <w:tcW w:w="10795" w:type="dxa"/>
-          </w:tcPr>
-          <w:p>
-            <w:pPr>
-              <w:pStyle w:val="ListParagraph"/>
-              <w:ind w:left="0"/>
-              <w:rPr>
-                <w:lang w:val="en-US"/>
-              </w:rPr>
-            </w:pPr>
-            <w:r>
-              <w:rPr>
-                <w:lang w:val="en-US"/>
-              </w:rPr>
-              <w:t>is JIT compilation taking more time?</w:t>
-            </w:r>
-          </w:p>
-        </w:tc>
-        <w:tc>
-          <w:tcPr>
-            <w:tcW w:w="10795" w:type="dxa"/>
-          </w:tcPr>
-          <w:p>
-            <w:pPr>
-              <w:pStyle w:val="ListParagraph"/>
-              <w:ind w:left="0"/>
-              <w:rPr>
-                <w:lang w:val="en-US"/>
-              </w:rPr>
-            </w:pPr>
-          </w:p>
-        </w:tc>
-      </w:tr>
-      <w:tr>
-        <w:tc>
-          <w:tcPr>
-            <w:tcW w:w="10795" w:type="dxa"/>
-          </w:tcPr>
-          <w:p>
-            <w:pPr>
-              <w:pStyle w:val="ListParagraph"/>
-              <w:ind w:left="0"/>
-              <w:rPr>
-                <w:lang w:val="en-US"/>
-              </w:rPr>
-            </w:pPr>
-          </w:p>
-        </w:tc>
-        <w:tc>
-          <w:tcPr>
-            <w:tcW w:w="10795" w:type="dxa"/>
-          </w:tcPr>
-          <w:p>
-            <w:pPr>
-              <w:pStyle w:val="ListParagraph"/>
-              <w:ind w:left="0"/>
-              <w:rPr>
-                <w:lang w:val="en-US"/>
-              </w:rPr>
-            </w:pPr>
-          </w:p>
-        </w:tc>
-      </w:tr>
-      <w:tr>
-        <w:tc>
-          <w:tcPr>
-            <w:tcW w:w="10795" w:type="dxa"/>
-          </w:tcPr>
-          <w:p>
-            <w:pPr>
-              <w:pStyle w:val="ListParagraph"/>
-              <w:ind w:left="0"/>
-              <w:rPr>
-                <w:lang w:val="en-US"/>
-              </w:rPr>
-            </w:pPr>
-          </w:p>
-        </w:tc>
-        <w:tc>
-          <w:tcPr>
-            <w:tcW w:w="10795" w:type="dxa"/>
-          </w:tcPr>
-          <w:p>
-            <w:pPr>
-              <w:pStyle w:val="ListParagraph"/>
-              <w:ind w:left="0"/>
-              <w:rPr>
-                <w:lang w:val="en-US"/>
-              </w:rPr>
-            </w:pPr>
-          </w:p>
-        </w:tc>
-      </w:tr>
-    </w:tbl>
-    <w:p>
-      <w:pPr>
-        <w:pStyle w:val="ListParagraph"/>
-        <w:ind w:left="-90"/>
-        <w:rPr>
-          <w:lang w:val="en-US"/>
-        </w:rPr>
-      </w:pPr>
-    </w:p>
-    <w:p>
-      <w:pPr>
-        <w:pStyle w:val="ListParagraph"/>
-        <w:rPr>
-          <w:lang w:val="en-US"/>
-        </w:rPr>
-      </w:pPr>
-      <w:r>
-        <w:rPr>
-          <w:lang w:val="en-US"/>
-        </w:rPr>
-        <w:t>Age of an object is nothing but no of times obje survived after garbage collection</w:t>
-      </w:r>
-    </w:p>
-    <w:p>
-      <w:pPr>
-        <w:rPr>
-          <w:lang w:val="en-US"/>
-        </w:rPr>
-      </w:pPr>
-    </w:p>
-    <w:p>
-      <w:pPr>
-        <w:pStyle w:val="Heading4"/>
-        <w:rPr>
-          <w:rFonts w:ascii="Century Gothic" w:hAnsi="Century Gothic"/>
-          <w:b/>
-          <w:color w:val="ED7D31" w:themeColor="accent2"/>
-          <w:sz w:val="56"/>
-          <w:szCs w:val="56"/>
-          <w:lang w:val="en-US"/>
-          <w14:shadow w14:blurRad="12700" w14:dist="38100" w14:dir="2700000" w14:sx="100000" w14:sy="100000" w14:kx="0" w14:ky="0" w14:algn="tl">
-            <w14:schemeClr w14:val="accent5">
-              <w14:lumMod w14:val="60000"/>
-              <w14:lumOff w14:val="40000"/>
-            </w14:schemeClr>
-          </w14:shadow>
-          <w14:textOutline w14:w="9525" w14:cap="flat" w14:cmpd="sng" w14:algn="ctr">
-            <w14:solidFill>
-              <w14:schemeClr w14:val="bg2"/>
-            </w14:solidFill>
-            <w14:prstDash w14:val="solid"/>
-            <w14:round/>
-          </w14:textOutline>
-        </w:rPr>
-      </w:pPr>
-      <w:r>
-        <w:rPr>
-          <w:rFonts w:ascii="Century Gothic" w:hAnsi="Century Gothic"/>
-          <w:b/>
-          <w:color w:val="ED7D31" w:themeColor="accent2"/>
-          <w:sz w:val="56"/>
-          <w:szCs w:val="56"/>
-          <w:lang w:val="en-US"/>
-          <w14:shadow w14:blurRad="12700" w14:dist="38100" w14:dir="2700000" w14:sx="100000" w14:sy="100000" w14:kx="0" w14:ky="0" w14:algn="tl">
-            <w14:schemeClr w14:val="accent5">
-              <w14:lumMod w14:val="60000"/>
-              <w14:lumOff w14:val="40000"/>
-            </w14:schemeClr>
-          </w14:shadow>
-          <w14:textOutline w14:w="9525" w14:cap="flat" w14:cmpd="sng" w14:algn="ctr">
-            <w14:solidFill>
-              <w14:schemeClr w14:val="bg2"/>
-            </w14:solidFill>
-            <w14:prstDash w14:val="solid"/>
-            <w14:round/>
-          </w14:textOutline>
-        </w:rPr>
-        <w:lastRenderedPageBreak/>
-        <w:t>Jstatd with Visual Vm</w:t>
-      </w:r>
-    </w:p>
-    <w:tbl>
-      <w:tblPr>
-        <w:tblStyle w:val="TableGrid"/>
-        <w:tblW w:w="0" w:type="auto"/>
-        <w:tblLook w:val="04A0" w:firstRow="1" w:lastRow="0" w:firstColumn="1" w:lastColumn="0" w:noHBand="0" w:noVBand="1"/>
-      </w:tblPr>
-      <w:tblGrid>
-        <w:gridCol w:w="10795"/>
-        <w:gridCol w:w="10795"/>
-      </w:tblGrid>
-      <w:tr>
-        <w:tc>
-          <w:tcPr>
-            <w:tcW w:w="10795" w:type="dxa"/>
-          </w:tcPr>
-          <w:p>
-            <w:pPr>
-              <w:rPr>
-                <w:lang w:val="en-US"/>
-              </w:rPr>
-            </w:pPr>
-            <w:r>
-              <w:rPr>
-                <w:noProof/>
-                <w:lang w:eastAsia="en-IN" w:bidi="te-IN"/>
-              </w:rPr>
-              <w:drawing>
-                <wp:inline distT="0" distB="0" distL="0" distR="0" wp14:anchorId="67D5EDCD" wp14:editId="3F9C5ECA">
-                  <wp:extent cx="2781300" cy="2609850"/>
-                  <wp:effectExtent l="0" t="0" r="0" b="0"/>
-                  <wp:docPr id="7" name="Picture 7"/>
                   <wp:cNvGraphicFramePr>
                     <a:graphicFrameLocks xmlns:a="http://schemas.openxmlformats.org/drawingml/2006/main" noChangeAspect="1"/>
                   </wp:cNvGraphicFramePr>
@@ -3819,6 +3534,291 @@
                         <pic:spPr>
                           <a:xfrm>
                             <a:off x="0" y="0"/>
+                            <a:ext cx="5267325" cy="1962150"/>
+                          </a:xfrm>
+                          <a:prstGeom prst="rect">
+                            <a:avLst/>
+                          </a:prstGeom>
+                        </pic:spPr>
+                      </pic:pic>
+                    </a:graphicData>
+                  </a:graphic>
+                </wp:inline>
+              </w:drawing>
+            </w:r>
+          </w:p>
+        </w:tc>
+      </w:tr>
+      <w:tr>
+        <w:tc>
+          <w:tcPr>
+            <w:tcW w:w="10795" w:type="dxa"/>
+          </w:tcPr>
+          <w:p>
+            <w:pPr>
+              <w:pStyle w:val="ListParagraph"/>
+              <w:ind w:left="0"/>
+              <w:rPr>
+                <w:lang w:val="en-US"/>
+              </w:rPr>
+            </w:pPr>
+            <w:r>
+              <w:rPr>
+                <w:lang w:val="en-US"/>
+              </w:rPr>
+              <w:t>Tuning the heap sizes</w:t>
+            </w:r>
+            <w:r>
+              <w:rPr>
+                <w:lang w:val="en-US"/>
+              </w:rPr>
+              <w:t xml:space="preserve">- </w:t>
+            </w:r>
+          </w:p>
+        </w:tc>
+        <w:tc>
+          <w:tcPr>
+            <w:tcW w:w="10795" w:type="dxa"/>
+          </w:tcPr>
+          <w:p>
+            <w:pPr>
+              <w:pStyle w:val="ListParagraph"/>
+              <w:ind w:left="0"/>
+              <w:rPr>
+                <w:lang w:val="en-US"/>
+              </w:rPr>
+            </w:pPr>
+          </w:p>
+        </w:tc>
+      </w:tr>
+      <w:tr>
+        <w:tc>
+          <w:tcPr>
+            <w:tcW w:w="10795" w:type="dxa"/>
+          </w:tcPr>
+          <w:p>
+            <w:pPr>
+              <w:pStyle w:val="ListParagraph"/>
+              <w:ind w:left="0"/>
+              <w:rPr>
+                <w:lang w:val="en-US"/>
+              </w:rPr>
+            </w:pPr>
+            <w:r>
+              <w:rPr>
+                <w:lang w:val="en-US"/>
+              </w:rPr>
+              <w:t>is JIT compilation taking more time?</w:t>
+            </w:r>
+          </w:p>
+        </w:tc>
+        <w:tc>
+          <w:tcPr>
+            <w:tcW w:w="10795" w:type="dxa"/>
+          </w:tcPr>
+          <w:p>
+            <w:pPr>
+              <w:pStyle w:val="ListParagraph"/>
+              <w:ind w:left="0"/>
+              <w:rPr>
+                <w:lang w:val="en-US"/>
+              </w:rPr>
+            </w:pPr>
+          </w:p>
+        </w:tc>
+      </w:tr>
+      <w:tr>
+        <w:tc>
+          <w:tcPr>
+            <w:tcW w:w="10795" w:type="dxa"/>
+          </w:tcPr>
+          <w:p>
+            <w:pPr>
+              <w:pStyle w:val="ListParagraph"/>
+              <w:ind w:left="0"/>
+              <w:rPr>
+                <w:lang w:val="en-US"/>
+              </w:rPr>
+            </w:pPr>
+          </w:p>
+        </w:tc>
+        <w:tc>
+          <w:tcPr>
+            <w:tcW w:w="10795" w:type="dxa"/>
+          </w:tcPr>
+          <w:p>
+            <w:pPr>
+              <w:pStyle w:val="ListParagraph"/>
+              <w:ind w:left="0"/>
+              <w:rPr>
+                <w:lang w:val="en-US"/>
+              </w:rPr>
+            </w:pPr>
+          </w:p>
+        </w:tc>
+      </w:tr>
+      <w:tr>
+        <w:tc>
+          <w:tcPr>
+            <w:tcW w:w="10795" w:type="dxa"/>
+          </w:tcPr>
+          <w:p>
+            <w:pPr>
+              <w:pStyle w:val="ListParagraph"/>
+              <w:ind w:left="0"/>
+              <w:rPr>
+                <w:lang w:val="en-US"/>
+              </w:rPr>
+            </w:pPr>
+          </w:p>
+        </w:tc>
+        <w:tc>
+          <w:tcPr>
+            <w:tcW w:w="10795" w:type="dxa"/>
+          </w:tcPr>
+          <w:p>
+            <w:pPr>
+              <w:pStyle w:val="ListParagraph"/>
+              <w:ind w:left="0"/>
+              <w:rPr>
+                <w:lang w:val="en-US"/>
+              </w:rPr>
+            </w:pPr>
+          </w:p>
+        </w:tc>
+      </w:tr>
+    </w:tbl>
+    <w:p>
+      <w:pPr>
+        <w:pStyle w:val="ListParagraph"/>
+        <w:ind w:left="-90"/>
+        <w:rPr>
+          <w:lang w:val="en-US"/>
+        </w:rPr>
+      </w:pPr>
+    </w:p>
+    <w:p>
+      <w:pPr>
+        <w:pStyle w:val="ListParagraph"/>
+        <w:rPr>
+          <w:lang w:val="en-US"/>
+        </w:rPr>
+      </w:pPr>
+      <w:r>
+        <w:rPr>
+          <w:lang w:val="en-US"/>
+        </w:rPr>
+        <w:t>Age of an object is nothing but no of times obje survived after garbage collection</w:t>
+      </w:r>
+    </w:p>
+    <w:p>
+      <w:pPr>
+        <w:rPr>
+          <w:lang w:val="en-US"/>
+        </w:rPr>
+      </w:pPr>
+    </w:p>
+    <w:p>
+      <w:pPr>
+        <w:pStyle w:val="Heading4"/>
+        <w:rPr>
+          <w:rFonts w:ascii="Century Gothic" w:hAnsi="Century Gothic"/>
+          <w:b/>
+          <w:color w:val="ED7D31" w:themeColor="accent2"/>
+          <w:sz w:val="56"/>
+          <w:szCs w:val="56"/>
+          <w:lang w:val="en-US"/>
+          <w14:shadow w14:blurRad="12700" w14:dist="38100" w14:dir="2700000" w14:sx="100000" w14:sy="100000" w14:kx="0" w14:ky="0" w14:algn="tl">
+            <w14:schemeClr w14:val="accent5">
+              <w14:lumMod w14:val="60000"/>
+              <w14:lumOff w14:val="40000"/>
+            </w14:schemeClr>
+          </w14:shadow>
+          <w14:textOutline w14:w="9525" w14:cap="flat" w14:cmpd="sng" w14:algn="ctr">
+            <w14:solidFill>
+              <w14:schemeClr w14:val="bg2"/>
+            </w14:solidFill>
+            <w14:prstDash w14:val="solid"/>
+            <w14:round/>
+          </w14:textOutline>
+        </w:rPr>
+      </w:pPr>
+      <w:r>
+        <w:rPr>
+          <w:rFonts w:ascii="Century Gothic" w:hAnsi="Century Gothic"/>
+          <w:b/>
+          <w:color w:val="ED7D31" w:themeColor="accent2"/>
+          <w:sz w:val="56"/>
+          <w:szCs w:val="56"/>
+          <w:lang w:val="en-US"/>
+          <w14:shadow w14:blurRad="12700" w14:dist="38100" w14:dir="2700000" w14:sx="100000" w14:sy="100000" w14:kx="0" w14:ky="0" w14:algn="tl">
+            <w14:schemeClr w14:val="accent5">
+              <w14:lumMod w14:val="60000"/>
+              <w14:lumOff w14:val="40000"/>
+            </w14:schemeClr>
+          </w14:shadow>
+          <w14:textOutline w14:w="9525" w14:cap="flat" w14:cmpd="sng" w14:algn="ctr">
+            <w14:solidFill>
+              <w14:schemeClr w14:val="bg2"/>
+            </w14:solidFill>
+            <w14:prstDash w14:val="solid"/>
+            <w14:round/>
+          </w14:textOutline>
+        </w:rPr>
+        <w:lastRenderedPageBreak/>
+        <w:t>Jstatd with Visual Vm</w:t>
+      </w:r>
+    </w:p>
+    <w:tbl>
+      <w:tblPr>
+        <w:tblStyle w:val="TableGrid"/>
+        <w:tblW w:w="0" w:type="auto"/>
+        <w:tblLook w:val="04A0" w:firstRow="1" w:lastRow="0" w:firstColumn="1" w:lastColumn="0" w:noHBand="0" w:noVBand="1"/>
+      </w:tblPr>
+      <w:tblGrid>
+        <w:gridCol w:w="10795"/>
+        <w:gridCol w:w="10795"/>
+      </w:tblGrid>
+      <w:tr>
+        <w:tc>
+          <w:tcPr>
+            <w:tcW w:w="10795" w:type="dxa"/>
+          </w:tcPr>
+          <w:p>
+            <w:pPr>
+              <w:rPr>
+                <w:lang w:val="en-US"/>
+              </w:rPr>
+            </w:pPr>
+            <w:r>
+              <w:rPr>
+                <w:noProof/>
+                <w:lang w:eastAsia="en-IN" w:bidi="te-IN"/>
+              </w:rPr>
+              <w:drawing>
+                <wp:inline distT="0" distB="0" distL="0" distR="0" wp14:anchorId="67D5EDCD" wp14:editId="3F9C5ECA">
+                  <wp:extent cx="2781300" cy="2609850"/>
+                  <wp:effectExtent l="0" t="0" r="0" b="0"/>
+                  <wp:docPr id="7" name="Picture 7"/>
+                  <wp:cNvGraphicFramePr>
+                    <a:graphicFrameLocks xmlns:a="http://schemas.openxmlformats.org/drawingml/2006/main" noChangeAspect="1"/>
+                  </wp:cNvGraphicFramePr>
+                  <a:graphic xmlns:a="http://schemas.openxmlformats.org/drawingml/2006/main">
+                    <a:graphicData uri="http://schemas.openxmlformats.org/drawingml/2006/picture">
+                      <pic:pic xmlns:pic="http://schemas.openxmlformats.org/drawingml/2006/picture">
+                        <pic:nvPicPr>
+                          <pic:cNvPr id="1" name=""/>
+                          <pic:cNvPicPr/>
+                        </pic:nvPicPr>
+                        <pic:blipFill>
+                          <a:blip r:embed="rId21"/>
+                          <a:stretch>
+                            <a:fillRect/>
+                          </a:stretch>
+                        </pic:blipFill>
+                        <pic:spPr>
+                          <a:xfrm>
+                            <a:off x="0" y="0"/>
                             <a:ext cx="2781300" cy="2609850"/>
                           </a:xfrm>
                           <a:prstGeom prst="rect">
@@ -4022,7 +4022,7 @@
                     <pic:cNvPicPr/>
                   </pic:nvPicPr>
                   <pic:blipFill>
-                    <a:blip r:embed="rId21"/>
+                    <a:blip r:embed="rId22"/>
                     <a:stretch>
                       <a:fillRect/>
                     </a:stretch>
@@ -4088,59 +4088,6 @@
                   <wp:extent cx="8486775" cy="4286250"/>
                   <wp:effectExtent l="0" t="0" r="9525" b="0"/>
                   <wp:docPr id="16" name="Picture 16"/>
-                  <wp:cNvGraphicFramePr>
-                    <a:graphicFrameLocks xmlns:a="http://schemas.openxmlformats.org/drawingml/2006/main" noChangeAspect="1"/>
-                  </wp:cNvGraphicFramePr>
-                  <a:graphic xmlns:a="http://schemas.openxmlformats.org/drawingml/2006/main">
-                    <a:graphicData uri="http://schemas.openxmlformats.org/drawingml/2006/picture">
-                      <pic:pic xmlns:pic="http://schemas.openxmlformats.org/drawingml/2006/picture">
-                        <pic:nvPicPr>
-                          <pic:cNvPr id="1" name=""/>
-                          <pic:cNvPicPr/>
-                        </pic:nvPicPr>
-                        <pic:blipFill>
-                          <a:blip r:embed="rId22"/>
-                          <a:stretch>
-                            <a:fillRect/>
-                          </a:stretch>
-                        </pic:blipFill>
-                        <pic:spPr>
-                          <a:xfrm>
-                            <a:off x="0" y="0"/>
-                            <a:ext cx="8486775" cy="4286250"/>
-                          </a:xfrm>
-                          <a:prstGeom prst="rect">
-                            <a:avLst/>
-                          </a:prstGeom>
-                        </pic:spPr>
-                      </pic:pic>
-                    </a:graphicData>
-                  </a:graphic>
-                </wp:inline>
-              </w:drawing>
-            </w:r>
-          </w:p>
-        </w:tc>
-        <w:tc>
-          <w:tcPr>
-            <w:tcW w:w="10795" w:type="dxa"/>
-          </w:tcPr>
-          <w:p>
-            <w:pPr>
-              <w:rPr>
-                <w:lang w:val="en-US"/>
-              </w:rPr>
-            </w:pPr>
-            <w:r>
-              <w:rPr>
-                <w:noProof/>
-                <w:lang w:eastAsia="en-IN" w:bidi="te-IN"/>
-              </w:rPr>
-              <w:drawing>
-                <wp:inline distT="0" distB="0" distL="0" distR="0" wp14:anchorId="409ECE4D" wp14:editId="3CB986AB">
-                  <wp:extent cx="4667250" cy="3371850"/>
-                  <wp:effectExtent l="0" t="0" r="0" b="0"/>
-                  <wp:docPr id="17" name="Picture 17"/>
                   <wp:cNvGraphicFramePr>
                     <a:graphicFrameLocks xmlns:a="http://schemas.openxmlformats.org/drawingml/2006/main" noChangeAspect="1"/>
                   </wp:cNvGraphicFramePr>
@@ -4160,7 +4107,7 @@
                         <pic:spPr>
                           <a:xfrm>
                             <a:off x="0" y="0"/>
-                            <a:ext cx="4667250" cy="3371850"/>
+                            <a:ext cx="8486775" cy="4286250"/>
                           </a:xfrm>
                           <a:prstGeom prst="rect">
                             <a:avLst/>
@@ -4174,48 +4121,6 @@
             </w:r>
           </w:p>
         </w:tc>
-      </w:tr>
-    </w:tbl>
-    <w:p>
-      <w:pPr>
-        <w:rPr>
-          <w:lang w:val="en-US"/>
-        </w:rPr>
-      </w:pPr>
-    </w:p>
-    <w:p>
-      <w:pPr>
-        <w:rPr>
-          <w:lang w:val="en-US"/>
-        </w:rPr>
-      </w:pPr>
-    </w:p>
-    <w:p>
-      <w:pPr>
-        <w:pStyle w:val="Heading3"/>
-        <w:rPr>
-          <w:lang w:val="en-US"/>
-        </w:rPr>
-      </w:pPr>
-      <w:r>
-        <w:rPr>
-          <w:lang w:val="en-US"/>
-        </w:rPr>
-        <w:lastRenderedPageBreak/>
-        <w:t>Solutions</w:t>
-      </w:r>
-    </w:p>
-    <w:tbl>
-      <w:tblPr>
-        <w:tblStyle w:val="TableGrid"/>
-        <w:tblW w:w="0" w:type="auto"/>
-        <w:tblLook w:val="04A0" w:firstRow="1" w:lastRow="0" w:firstColumn="1" w:lastColumn="0" w:noHBand="0" w:noVBand="1"/>
-      </w:tblPr>
-      <w:tblGrid>
-        <w:gridCol w:w="8564"/>
-        <w:gridCol w:w="13026"/>
-      </w:tblGrid>
-      <w:tr>
         <w:tc>
           <w:tcPr>
             <w:tcW w:w="10795" w:type="dxa"/>
@@ -4226,28 +4131,16 @@
                 <w:lang w:val="en-US"/>
               </w:rPr>
             </w:pPr>
-          </w:p>
-        </w:tc>
-        <w:tc>
-          <w:tcPr>
-            <w:tcW w:w="10795" w:type="dxa"/>
-          </w:tcPr>
-          <w:p>
-            <w:pPr>
-              <w:rPr>
-                <w:lang w:val="en-US"/>
-              </w:rPr>
-            </w:pPr>
             <w:r>
               <w:rPr>
                 <w:noProof/>
                 <w:lang w:eastAsia="en-IN" w:bidi="te-IN"/>
               </w:rPr>
               <w:drawing>
-                <wp:inline distT="0" distB="0" distL="0" distR="0" wp14:anchorId="4E89C6F8" wp14:editId="66E3883D">
-                  <wp:extent cx="8124825" cy="5381625"/>
-                  <wp:effectExtent l="0" t="0" r="9525" b="9525"/>
-                  <wp:docPr id="19" name="Picture 19"/>
+                <wp:inline distT="0" distB="0" distL="0" distR="0" wp14:anchorId="409ECE4D" wp14:editId="3CB986AB">
+                  <wp:extent cx="4667250" cy="3371850"/>
+                  <wp:effectExtent l="0" t="0" r="0" b="0"/>
+                  <wp:docPr id="17" name="Picture 17"/>
                   <wp:cNvGraphicFramePr>
                     <a:graphicFrameLocks xmlns:a="http://schemas.openxmlformats.org/drawingml/2006/main" noChangeAspect="1"/>
                   </wp:cNvGraphicFramePr>
@@ -4267,7 +4160,7 @@
                         <pic:spPr>
                           <a:xfrm>
                             <a:off x="0" y="0"/>
-                            <a:ext cx="8124825" cy="5381625"/>
+                            <a:ext cx="4667250" cy="3371850"/>
                           </a:xfrm>
                           <a:prstGeom prst="rect">
                             <a:avLst/>
@@ -4282,6 +4175,46 @@
           </w:p>
         </w:tc>
       </w:tr>
+    </w:tbl>
+    <w:p>
+      <w:pPr>
+        <w:rPr>
+          <w:lang w:val="en-US"/>
+        </w:rPr>
+      </w:pPr>
+    </w:p>
+    <w:p>
+      <w:pPr>
+        <w:rPr>
+          <w:lang w:val="en-US"/>
+        </w:rPr>
+      </w:pPr>
+    </w:p>
+    <w:p>
+      <w:pPr>
+        <w:pStyle w:val="Heading3"/>
+        <w:rPr>
+          <w:lang w:val="en-US"/>
+        </w:rPr>
+      </w:pPr>
+      <w:r>
+        <w:rPr>
+          <w:lang w:val="en-US"/>
+        </w:rPr>
+        <w:lastRenderedPageBreak/>
+        <w:t>Solutions</w:t>
+      </w:r>
+    </w:p>
+    <w:tbl>
+      <w:tblPr>
+        <w:tblStyle w:val="TableGrid"/>
+        <w:tblW w:w="0" w:type="auto"/>
+        <w:tblLook w:val="04A0" w:firstRow="1" w:lastRow="0" w:firstColumn="1" w:lastColumn="0" w:noHBand="0" w:noVBand="1"/>
+      </w:tblPr>
+      <w:tblGrid>
+        <w:gridCol w:w="8564"/>
+        <w:gridCol w:w="13026"/>
+      </w:tblGrid>
       <w:tr>
         <w:tc>
           <w:tcPr>
@@ -4302,20 +4235,19 @@
           <w:p>
             <w:pPr>
               <w:rPr>
+                <w:lang w:val="en-US"/>
+              </w:rPr>
+            </w:pPr>
+            <w:r>
+              <w:rPr>
                 <w:noProof/>
                 <w:lang w:eastAsia="en-IN" w:bidi="te-IN"/>
               </w:rPr>
-            </w:pPr>
-            <w:r>
-              <w:rPr>
-                <w:noProof/>
-                <w:lang w:eastAsia="en-IN" w:bidi="te-IN"/>
-              </w:rPr>
               <w:drawing>
-                <wp:inline distT="0" distB="0" distL="0" distR="0" wp14:anchorId="28F2C40D" wp14:editId="20D4F470">
-                  <wp:extent cx="7058025" cy="2762250"/>
-                  <wp:effectExtent l="0" t="0" r="9525" b="0"/>
-                  <wp:docPr id="13" name="Picture 13"/>
+                <wp:inline distT="0" distB="0" distL="0" distR="0" wp14:anchorId="4E89C6F8" wp14:editId="66E3883D">
+                  <wp:extent cx="8124825" cy="5381625"/>
+                  <wp:effectExtent l="0" t="0" r="9525" b="9525"/>
+                  <wp:docPr id="19" name="Picture 19"/>
                   <wp:cNvGraphicFramePr>
                     <a:graphicFrameLocks xmlns:a="http://schemas.openxmlformats.org/drawingml/2006/main" noChangeAspect="1"/>
                   </wp:cNvGraphicFramePr>
@@ -4335,7 +4267,7 @@
                         <pic:spPr>
                           <a:xfrm>
                             <a:off x="0" y="0"/>
-                            <a:ext cx="7058025" cy="2762250"/>
+                            <a:ext cx="8124825" cy="5381625"/>
                           </a:xfrm>
                           <a:prstGeom prst="rect">
                             <a:avLst/>
@@ -4361,12 +4293,6 @@
                 <w:lang w:val="en-US"/>
               </w:rPr>
             </w:pPr>
-            <w:r>
-              <w:rPr>
-                <w:lang w:val="en-US"/>
-              </w:rPr>
-              <w:t xml:space="preserve">if db invocation is taking time </w:t>
-            </w:r>
           </w:p>
         </w:tc>
         <w:tc>
@@ -4380,405 +4306,16 @@
                 <w:lang w:eastAsia="en-IN" w:bidi="te-IN"/>
               </w:rPr>
             </w:pPr>
-          </w:p>
-        </w:tc>
-      </w:tr>
-    </w:tbl>
-    <w:p>
-      <w:pPr>
-        <w:rPr>
-          <w:lang w:val="en-US"/>
-        </w:rPr>
-      </w:pPr>
-    </w:p>
-    <w:p>
-      <w:pPr>
-        <w:pStyle w:val="Heading4"/>
-        <w:rPr>
-          <w:lang w:val="en-US"/>
-        </w:rPr>
-      </w:pPr>
-      <w:r>
-        <w:rPr>
-          <w:lang w:val="en-US"/>
-        </w:rPr>
-        <w:t>SQL</w:t>
-      </w:r>
-      <w:r>
-        <w:rPr>
-          <w:lang w:val="en-US"/>
-        </w:rPr>
-        <w:t>/ Db</w:t>
-      </w:r>
-      <w:r>
-        <w:rPr>
-          <w:lang w:val="en-US"/>
-        </w:rPr>
-        <w:t xml:space="preserve"> related improvements</w:t>
-      </w:r>
-    </w:p>
-    <w:tbl>
-      <w:tblPr>
-        <w:tblStyle w:val="TableGrid"/>
-        <w:tblW w:w="0" w:type="auto"/>
-        <w:tblLook w:val="04A0" w:firstRow="1" w:lastRow="0" w:firstColumn="1" w:lastColumn="0" w:noHBand="0" w:noVBand="1"/>
-      </w:tblPr>
-      <w:tblGrid>
-        <w:gridCol w:w="10795"/>
-        <w:gridCol w:w="10795"/>
-      </w:tblGrid>
-      <w:tr>
-        <w:tc>
-          <w:tcPr>
-            <w:tcW w:w="10795" w:type="dxa"/>
-          </w:tcPr>
-          <w:p>
-            <w:pPr>
-              <w:rPr>
-                <w:lang w:val="en-US"/>
-              </w:rPr>
-            </w:pPr>
-            <w:r>
-              <w:rPr>
-                <w:lang w:val="en-US"/>
-              </w:rPr>
-              <w:t>select only few columns – avoid *</w:t>
-            </w:r>
-          </w:p>
-        </w:tc>
-        <w:tc>
-          <w:tcPr>
-            <w:tcW w:w="10795" w:type="dxa"/>
-          </w:tcPr>
-          <w:p>
-            <w:pPr>
-              <w:rPr>
-                <w:lang w:val="en-US"/>
-              </w:rPr>
-            </w:pPr>
-            <w:r>
-              <w:rPr>
-                <w:lang w:val="en-US"/>
-              </w:rPr>
-              <w:t>use spring JDBC instead of spring jpa</w:t>
-            </w:r>
-          </w:p>
-        </w:tc>
-      </w:tr>
-      <w:tr>
-        <w:tc>
-          <w:tcPr>
-            <w:tcW w:w="10795" w:type="dxa"/>
-          </w:tcPr>
-          <w:p>
-            <w:pPr>
-              <w:rPr>
-                <w:lang w:val="en-US"/>
-              </w:rPr>
-            </w:pPr>
-            <w:r>
-              <w:rPr>
-                <w:lang w:val="en-US"/>
-              </w:rPr>
-              <w:t>fetch only few rows at a time using cursors</w:t>
-            </w:r>
-          </w:p>
-          <w:p>
-            <w:pPr>
-              <w:rPr>
-                <w:lang w:val="en-US"/>
-              </w:rPr>
-            </w:pPr>
-            <w:r>
-              <w:rPr>
-                <w:lang w:val="en-US"/>
-              </w:rPr>
-              <w:t>and use stored procedures</w:t>
-            </w:r>
-          </w:p>
-        </w:tc>
-        <w:tc>
-          <w:tcPr>
-            <w:tcW w:w="10795" w:type="dxa"/>
-          </w:tcPr>
-          <w:p>
-            <w:pPr>
-              <w:rPr>
-                <w:lang w:val="en-US"/>
-              </w:rPr>
-            </w:pPr>
-            <w:r>
-              <w:rPr>
-                <w:lang w:val="en-US"/>
-              </w:rPr>
-              <w:t>if u are using mongodb database use sharding concepts</w:t>
-            </w:r>
-          </w:p>
-        </w:tc>
-      </w:tr>
-      <w:tr>
-        <w:tc>
-          <w:tcPr>
-            <w:tcW w:w="10795" w:type="dxa"/>
-          </w:tcPr>
-          <w:p>
-            <w:pPr>
-              <w:rPr>
-                <w:lang w:val="en-US"/>
-              </w:rPr>
-            </w:pPr>
-            <w:r>
-              <w:rPr>
-                <w:lang w:val="en-US"/>
-              </w:rPr>
-              <w:t>use joins instead of sub queries</w:t>
-            </w:r>
-          </w:p>
-        </w:tc>
-        <w:tc>
-          <w:tcPr>
-            <w:tcW w:w="10795" w:type="dxa"/>
-          </w:tcPr>
-          <w:p>
-            <w:pPr>
-              <w:rPr>
-                <w:lang w:val="en-US"/>
-              </w:rPr>
-            </w:pPr>
-          </w:p>
-        </w:tc>
-      </w:tr>
-    </w:tbl>
-    <w:p>
-      <w:pPr>
-        <w:pStyle w:val="Heading4"/>
-        <w:rPr>
-          <w:lang w:val="en-US"/>
-        </w:rPr>
-      </w:pPr>
-      <w:r>
-        <w:rPr>
-          <w:lang w:val="en-US"/>
-        </w:rPr>
-        <w:t>Spring related improvements</w:t>
-      </w:r>
-    </w:p>
-    <w:tbl>
-      <w:tblPr>
-        <w:tblStyle w:val="TableGrid"/>
-        <w:tblW w:w="0" w:type="auto"/>
-        <w:tblLook w:val="04A0" w:firstRow="1" w:lastRow="0" w:firstColumn="1" w:lastColumn="0" w:noHBand="0" w:noVBand="1"/>
-      </w:tblPr>
-      <w:tblGrid>
-        <w:gridCol w:w="10795"/>
-        <w:gridCol w:w="10795"/>
-      </w:tblGrid>
-      <w:tr>
-        <w:tc>
-          <w:tcPr>
-            <w:tcW w:w="10795" w:type="dxa"/>
-          </w:tcPr>
-          <w:p>
-            <w:pPr>
-              <w:rPr>
-                <w:lang w:val="en-US"/>
-              </w:rPr>
-            </w:pPr>
-            <w:r>
-              <w:rPr>
-                <w:lang w:val="en-US"/>
-              </w:rPr>
-              <w:t>if possible change ur architecture to async using kafka</w:t>
-            </w:r>
-          </w:p>
-        </w:tc>
-        <w:tc>
-          <w:tcPr>
-            <w:tcW w:w="10795" w:type="dxa"/>
-          </w:tcPr>
-          <w:p>
-            <w:pPr>
-              <w:rPr>
-                <w:lang w:val="en-US"/>
-              </w:rPr>
-            </w:pPr>
-          </w:p>
-        </w:tc>
-      </w:tr>
-      <w:tr>
-        <w:tc>
-          <w:tcPr>
-            <w:tcW w:w="10795" w:type="dxa"/>
-          </w:tcPr>
-          <w:p>
-            <w:pPr>
-              <w:rPr>
-                <w:lang w:val="en-US"/>
-              </w:rPr>
-            </w:pPr>
-            <w:r>
-              <w:rPr>
-                <w:lang w:val="en-US"/>
-              </w:rPr>
-              <w:t>batch insertion</w:t>
-            </w:r>
-            <w:r>
-              <w:rPr>
-                <w:lang w:val="en-US"/>
-              </w:rPr>
-              <w:t xml:space="preserve"> – we reduced the number of times to hit database</w:t>
-            </w:r>
-            <w:r>
-              <w:rPr>
-                <w:lang w:val="en-US"/>
-              </w:rPr>
-              <w:t xml:space="preserve"> – database load got reduced</w:t>
-            </w:r>
-          </w:p>
-        </w:tc>
-        <w:tc>
-          <w:tcPr>
-            <w:tcW w:w="10795" w:type="dxa"/>
-          </w:tcPr>
-          <w:p>
-            <w:pPr>
-              <w:rPr>
-                <w:lang w:val="en-US"/>
-              </w:rPr>
-            </w:pPr>
-          </w:p>
-        </w:tc>
-      </w:tr>
-      <w:tr>
-        <w:tc>
-          <w:tcPr>
-            <w:tcW w:w="10795" w:type="dxa"/>
-          </w:tcPr>
-          <w:p>
-            <w:pPr>
-              <w:rPr>
-                <w:lang w:val="en-US"/>
-              </w:rPr>
-            </w:pPr>
-            <w:r>
-              <w:rPr>
-                <w:lang w:val="en-US"/>
-              </w:rPr>
-              <w:lastRenderedPageBreak/>
-              <w:t xml:space="preserve">too many REST calls = </w:t>
-            </w:r>
-            <w:r>
-              <w:rPr>
-                <w:lang w:val="en-US"/>
-              </w:rPr>
-              <w:t>consuming more time</w:t>
-            </w:r>
-          </w:p>
-          <w:p>
-            <w:pPr>
-              <w:pStyle w:val="ListParagraph"/>
-              <w:numPr>
-                <w:ilvl w:val="0"/>
-                <w:numId w:val="9"/>
-              </w:numPr>
-              <w:rPr>
-                <w:lang w:val="en-US"/>
-              </w:rPr>
-            </w:pPr>
-            <w:r>
-              <w:rPr>
-                <w:lang w:val="en-US"/>
-              </w:rPr>
-              <w:t xml:space="preserve">if u change arch- then use kafka else make async calls using @Async and completable future </w:t>
-            </w:r>
-            <w:r>
-              <w:rPr>
-                <w:lang w:val="en-US"/>
-              </w:rPr>
-              <w:t xml:space="preserve">or </w:t>
-            </w:r>
-          </w:p>
-          <w:p>
-            <w:pPr>
-              <w:pStyle w:val="ListParagraph"/>
-              <w:numPr>
-                <w:ilvl w:val="0"/>
-                <w:numId w:val="9"/>
-              </w:numPr>
-              <w:rPr>
-                <w:lang w:val="en-US"/>
-              </w:rPr>
-            </w:pPr>
-            <w:r>
-              <w:rPr>
-                <w:lang w:val="en-US"/>
-              </w:rPr>
-              <w:t xml:space="preserve">use </w:t>
-            </w:r>
-            <w:r>
-              <w:rPr>
-                <w:lang w:val="en-US"/>
-              </w:rPr>
-              <w:t xml:space="preserve">any aynchronous api like </w:t>
-            </w:r>
-            <w:r>
-              <w:rPr>
-                <w:lang w:val="en-US"/>
-              </w:rPr>
-              <w:t>Webclient</w:t>
-            </w:r>
-            <w:r>
-              <w:rPr>
-                <w:lang w:val="en-US"/>
-              </w:rPr>
-              <w:t xml:space="preserve"> to make REST calls</w:t>
-            </w:r>
-          </w:p>
-          <w:p>
-            <w:pPr>
-              <w:pStyle w:val="ListParagraph"/>
-              <w:numPr>
-                <w:ilvl w:val="0"/>
-                <w:numId w:val="9"/>
-              </w:numPr>
-              <w:rPr>
-                <w:lang w:val="en-US"/>
-              </w:rPr>
-            </w:pPr>
-            <w:r>
-              <w:rPr>
-                <w:lang w:val="en-US"/>
-              </w:rPr>
-              <w:t>implement caching</w:t>
-            </w:r>
-            <w:r>
-              <w:rPr>
-                <w:lang w:val="en-US"/>
-              </w:rPr>
-              <w:t xml:space="preserve"> to cache the REST output</w:t>
-            </w:r>
-          </w:p>
-        </w:tc>
-        <w:tc>
-          <w:tcPr>
-            <w:tcW w:w="10795" w:type="dxa"/>
-          </w:tcPr>
-          <w:p>
-            <w:pPr>
-              <w:rPr>
-                <w:lang w:val="en-US"/>
-              </w:rPr>
-            </w:pPr>
             <w:r>
               <w:rPr>
                 <w:noProof/>
                 <w:lang w:eastAsia="en-IN" w:bidi="te-IN"/>
               </w:rPr>
               <w:drawing>
-                <wp:inline distT="0" distB="0" distL="0" distR="0" wp14:anchorId="75080645" wp14:editId="6F7B6A5F">
-                  <wp:extent cx="6372225" cy="3571875"/>
-                  <wp:effectExtent l="0" t="0" r="9525" b="9525"/>
-                  <wp:docPr id="14" name="Picture 14"/>
+                <wp:inline distT="0" distB="0" distL="0" distR="0" wp14:anchorId="28F2C40D" wp14:editId="20D4F470">
+                  <wp:extent cx="7058025" cy="2762250"/>
+                  <wp:effectExtent l="0" t="0" r="9525" b="0"/>
+                  <wp:docPr id="13" name="Picture 13"/>
                   <wp:cNvGraphicFramePr>
                     <a:graphicFrameLocks xmlns:a="http://schemas.openxmlformats.org/drawingml/2006/main" noChangeAspect="1"/>
                   </wp:cNvGraphicFramePr>
@@ -4798,6 +4335,469 @@
                         <pic:spPr>
                           <a:xfrm>
                             <a:off x="0" y="0"/>
+                            <a:ext cx="7058025" cy="2762250"/>
+                          </a:xfrm>
+                          <a:prstGeom prst="rect">
+                            <a:avLst/>
+                          </a:prstGeom>
+                        </pic:spPr>
+                      </pic:pic>
+                    </a:graphicData>
+                  </a:graphic>
+                </wp:inline>
+              </w:drawing>
+            </w:r>
+          </w:p>
+        </w:tc>
+      </w:tr>
+      <w:tr>
+        <w:tc>
+          <w:tcPr>
+            <w:tcW w:w="10795" w:type="dxa"/>
+          </w:tcPr>
+          <w:p>
+            <w:pPr>
+              <w:rPr>
+                <w:lang w:val="en-US"/>
+              </w:rPr>
+            </w:pPr>
+            <w:r>
+              <w:rPr>
+                <w:lang w:val="en-US"/>
+              </w:rPr>
+              <w:t xml:space="preserve">if db invocation is taking time </w:t>
+            </w:r>
+          </w:p>
+        </w:tc>
+        <w:tc>
+          <w:tcPr>
+            <w:tcW w:w="10795" w:type="dxa"/>
+          </w:tcPr>
+          <w:p>
+            <w:pPr>
+              <w:rPr>
+                <w:noProof/>
+                <w:lang w:eastAsia="en-IN" w:bidi="te-IN"/>
+              </w:rPr>
+            </w:pPr>
+          </w:p>
+        </w:tc>
+      </w:tr>
+    </w:tbl>
+    <w:p>
+      <w:pPr>
+        <w:rPr>
+          <w:lang w:val="en-US"/>
+        </w:rPr>
+      </w:pPr>
+    </w:p>
+    <w:p>
+      <w:pPr>
+        <w:pStyle w:val="Heading4"/>
+        <w:rPr>
+          <w:lang w:val="en-US"/>
+        </w:rPr>
+      </w:pPr>
+      <w:r>
+        <w:rPr>
+          <w:lang w:val="en-US"/>
+        </w:rPr>
+        <w:t>SQL</w:t>
+      </w:r>
+      <w:r>
+        <w:rPr>
+          <w:lang w:val="en-US"/>
+        </w:rPr>
+        <w:t>/ Db</w:t>
+      </w:r>
+      <w:r>
+        <w:rPr>
+          <w:lang w:val="en-US"/>
+        </w:rPr>
+        <w:t xml:space="preserve"> related improvements</w:t>
+      </w:r>
+    </w:p>
+    <w:tbl>
+      <w:tblPr>
+        <w:tblStyle w:val="TableGrid"/>
+        <w:tblW w:w="0" w:type="auto"/>
+        <w:tblLook w:val="04A0" w:firstRow="1" w:lastRow="0" w:firstColumn="1" w:lastColumn="0" w:noHBand="0" w:noVBand="1"/>
+      </w:tblPr>
+      <w:tblGrid>
+        <w:gridCol w:w="10795"/>
+        <w:gridCol w:w="10795"/>
+      </w:tblGrid>
+      <w:tr>
+        <w:tc>
+          <w:tcPr>
+            <w:tcW w:w="10795" w:type="dxa"/>
+          </w:tcPr>
+          <w:p>
+            <w:pPr>
+              <w:rPr>
+                <w:lang w:val="en-US"/>
+              </w:rPr>
+            </w:pPr>
+            <w:r>
+              <w:rPr>
+                <w:lang w:val="en-US"/>
+              </w:rPr>
+              <w:t>select only few columns – avoid *</w:t>
+            </w:r>
+          </w:p>
+        </w:tc>
+        <w:tc>
+          <w:tcPr>
+            <w:tcW w:w="10795" w:type="dxa"/>
+          </w:tcPr>
+          <w:p>
+            <w:pPr>
+              <w:rPr>
+                <w:lang w:val="en-US"/>
+              </w:rPr>
+            </w:pPr>
+            <w:r>
+              <w:rPr>
+                <w:lang w:val="en-US"/>
+              </w:rPr>
+              <w:t>use spring JDBC instead of spring jpa</w:t>
+            </w:r>
+          </w:p>
+        </w:tc>
+      </w:tr>
+      <w:tr>
+        <w:tc>
+          <w:tcPr>
+            <w:tcW w:w="10795" w:type="dxa"/>
+          </w:tcPr>
+          <w:p>
+            <w:pPr>
+              <w:rPr>
+                <w:lang w:val="en-US"/>
+              </w:rPr>
+            </w:pPr>
+            <w:r>
+              <w:rPr>
+                <w:lang w:val="en-US"/>
+              </w:rPr>
+              <w:t>fetch only few rows at a time using cursors</w:t>
+            </w:r>
+          </w:p>
+          <w:p>
+            <w:pPr>
+              <w:rPr>
+                <w:lang w:val="en-US"/>
+              </w:rPr>
+            </w:pPr>
+            <w:r>
+              <w:rPr>
+                <w:lang w:val="en-US"/>
+              </w:rPr>
+              <w:t>and use stored procedures</w:t>
+            </w:r>
+          </w:p>
+        </w:tc>
+        <w:tc>
+          <w:tcPr>
+            <w:tcW w:w="10795" w:type="dxa"/>
+          </w:tcPr>
+          <w:p>
+            <w:pPr>
+              <w:rPr>
+                <w:lang w:val="en-US"/>
+              </w:rPr>
+            </w:pPr>
+            <w:r>
+              <w:rPr>
+                <w:lang w:val="en-US"/>
+              </w:rPr>
+              <w:t>if u are using mongodb database use sharding concepts</w:t>
+            </w:r>
+          </w:p>
+        </w:tc>
+      </w:tr>
+      <w:tr>
+        <w:tc>
+          <w:tcPr>
+            <w:tcW w:w="10795" w:type="dxa"/>
+          </w:tcPr>
+          <w:p>
+            <w:pPr>
+              <w:rPr>
+                <w:lang w:val="en-US"/>
+              </w:rPr>
+            </w:pPr>
+            <w:r>
+              <w:rPr>
+                <w:lang w:val="en-US"/>
+              </w:rPr>
+              <w:t>use joins instead of sub queries</w:t>
+            </w:r>
+          </w:p>
+        </w:tc>
+        <w:tc>
+          <w:tcPr>
+            <w:tcW w:w="10795" w:type="dxa"/>
+          </w:tcPr>
+          <w:p>
+            <w:pPr>
+              <w:rPr>
+                <w:lang w:val="en-US"/>
+              </w:rPr>
+            </w:pPr>
+          </w:p>
+        </w:tc>
+      </w:tr>
+    </w:tbl>
+    <w:p>
+      <w:pPr>
+        <w:pStyle w:val="Heading4"/>
+        <w:rPr>
+          <w:lang w:val="en-US"/>
+        </w:rPr>
+      </w:pPr>
+      <w:r>
+        <w:rPr>
+          <w:lang w:val="en-US"/>
+        </w:rPr>
+        <w:t>Spring related improvements</w:t>
+      </w:r>
+    </w:p>
+    <w:tbl>
+      <w:tblPr>
+        <w:tblStyle w:val="TableGrid"/>
+        <w:tblW w:w="0" w:type="auto"/>
+        <w:tblLook w:val="04A0" w:firstRow="1" w:lastRow="0" w:firstColumn="1" w:lastColumn="0" w:noHBand="0" w:noVBand="1"/>
+      </w:tblPr>
+      <w:tblGrid>
+        <w:gridCol w:w="10795"/>
+        <w:gridCol w:w="10795"/>
+      </w:tblGrid>
+      <w:tr>
+        <w:tc>
+          <w:tcPr>
+            <w:tcW w:w="10795" w:type="dxa"/>
+          </w:tcPr>
+          <w:p>
+            <w:pPr>
+              <w:rPr>
+                <w:lang w:val="en-US"/>
+              </w:rPr>
+            </w:pPr>
+            <w:r>
+              <w:rPr>
+                <w:lang w:val="en-US"/>
+              </w:rPr>
+              <w:t>if possible change ur architecture to async using kafka</w:t>
+            </w:r>
+          </w:p>
+        </w:tc>
+        <w:tc>
+          <w:tcPr>
+            <w:tcW w:w="10795" w:type="dxa"/>
+          </w:tcPr>
+          <w:p>
+            <w:pPr>
+              <w:rPr>
+                <w:lang w:val="en-US"/>
+              </w:rPr>
+            </w:pPr>
+          </w:p>
+        </w:tc>
+      </w:tr>
+      <w:tr>
+        <w:tc>
+          <w:tcPr>
+            <w:tcW w:w="10795" w:type="dxa"/>
+          </w:tcPr>
+          <w:p>
+            <w:pPr>
+              <w:rPr>
+                <w:lang w:val="en-US"/>
+              </w:rPr>
+            </w:pPr>
+            <w:r>
+              <w:rPr>
+                <w:lang w:val="en-US"/>
+              </w:rPr>
+              <w:t>batch insertion</w:t>
+            </w:r>
+            <w:r>
+              <w:rPr>
+                <w:lang w:val="en-US"/>
+              </w:rPr>
+              <w:t xml:space="preserve"> – we reduced the number of times to hit database</w:t>
+            </w:r>
+            <w:r>
+              <w:rPr>
+                <w:lang w:val="en-US"/>
+              </w:rPr>
+              <w:t xml:space="preserve"> – database load got reduced</w:t>
+            </w:r>
+          </w:p>
+        </w:tc>
+        <w:tc>
+          <w:tcPr>
+            <w:tcW w:w="10795" w:type="dxa"/>
+          </w:tcPr>
+          <w:p>
+            <w:pPr>
+              <w:rPr>
+                <w:lang w:val="en-US"/>
+              </w:rPr>
+            </w:pPr>
+          </w:p>
+        </w:tc>
+      </w:tr>
+      <w:tr>
+        <w:tc>
+          <w:tcPr>
+            <w:tcW w:w="10795" w:type="dxa"/>
+          </w:tcPr>
+          <w:p>
+            <w:pPr>
+              <w:rPr>
+                <w:lang w:val="en-US"/>
+              </w:rPr>
+            </w:pPr>
+            <w:r>
+              <w:rPr>
+                <w:lang w:val="en-US"/>
+              </w:rPr>
+              <w:lastRenderedPageBreak/>
+              <w:t xml:space="preserve">too many REST calls = </w:t>
+            </w:r>
+            <w:r>
+              <w:rPr>
+                <w:lang w:val="en-US"/>
+              </w:rPr>
+              <w:t>consuming more time</w:t>
+            </w:r>
+          </w:p>
+          <w:p>
+            <w:pPr>
+              <w:pStyle w:val="ListParagraph"/>
+              <w:numPr>
+                <w:ilvl w:val="0"/>
+                <w:numId w:val="9"/>
+              </w:numPr>
+              <w:rPr>
+                <w:lang w:val="en-US"/>
+              </w:rPr>
+            </w:pPr>
+            <w:r>
+              <w:rPr>
+                <w:lang w:val="en-US"/>
+              </w:rPr>
+              <w:t xml:space="preserve">if u change arch- then use kafka else make async calls using @Async and completable future </w:t>
+            </w:r>
+            <w:r>
+              <w:rPr>
+                <w:lang w:val="en-US"/>
+              </w:rPr>
+              <w:t xml:space="preserve">or </w:t>
+            </w:r>
+          </w:p>
+          <w:p>
+            <w:pPr>
+              <w:pStyle w:val="ListParagraph"/>
+              <w:numPr>
+                <w:ilvl w:val="0"/>
+                <w:numId w:val="9"/>
+              </w:numPr>
+              <w:rPr>
+                <w:lang w:val="en-US"/>
+              </w:rPr>
+            </w:pPr>
+            <w:r>
+              <w:rPr>
+                <w:lang w:val="en-US"/>
+              </w:rPr>
+              <w:t xml:space="preserve">use </w:t>
+            </w:r>
+            <w:r>
+              <w:rPr>
+                <w:lang w:val="en-US"/>
+              </w:rPr>
+              <w:t xml:space="preserve">any aynchronous api like </w:t>
+            </w:r>
+            <w:r>
+              <w:rPr>
+                <w:lang w:val="en-US"/>
+              </w:rPr>
+              <w:t>Webclient</w:t>
+            </w:r>
+            <w:r>
+              <w:rPr>
+                <w:lang w:val="en-US"/>
+              </w:rPr>
+              <w:t xml:space="preserve"> to make REST calls</w:t>
+            </w:r>
+          </w:p>
+          <w:p>
+            <w:pPr>
+              <w:pStyle w:val="ListParagraph"/>
+              <w:numPr>
+                <w:ilvl w:val="0"/>
+                <w:numId w:val="9"/>
+              </w:numPr>
+              <w:rPr>
+                <w:lang w:val="en-US"/>
+              </w:rPr>
+            </w:pPr>
+            <w:r>
+              <w:rPr>
+                <w:lang w:val="en-US"/>
+              </w:rPr>
+              <w:t>implement caching</w:t>
+            </w:r>
+            <w:r>
+              <w:rPr>
+                <w:lang w:val="en-US"/>
+              </w:rPr>
+              <w:t xml:space="preserve"> to cache the REST output</w:t>
+            </w:r>
+          </w:p>
+        </w:tc>
+        <w:tc>
+          <w:tcPr>
+            <w:tcW w:w="10795" w:type="dxa"/>
+          </w:tcPr>
+          <w:p>
+            <w:pPr>
+              <w:rPr>
+                <w:lang w:val="en-US"/>
+              </w:rPr>
+            </w:pPr>
+            <w:r>
+              <w:rPr>
+                <w:noProof/>
+                <w:lang w:eastAsia="en-IN" w:bidi="te-IN"/>
+              </w:rPr>
+              <w:drawing>
+                <wp:inline distT="0" distB="0" distL="0" distR="0" wp14:anchorId="75080645" wp14:editId="6F7B6A5F">
+                  <wp:extent cx="6372225" cy="3571875"/>
+                  <wp:effectExtent l="0" t="0" r="9525" b="9525"/>
+                  <wp:docPr id="14" name="Picture 14"/>
+                  <wp:cNvGraphicFramePr>
+                    <a:graphicFrameLocks xmlns:a="http://schemas.openxmlformats.org/drawingml/2006/main" noChangeAspect="1"/>
+                  </wp:cNvGraphicFramePr>
+                  <a:graphic xmlns:a="http://schemas.openxmlformats.org/drawingml/2006/main">
+                    <a:graphicData uri="http://schemas.openxmlformats.org/drawingml/2006/picture">
+                      <pic:pic xmlns:pic="http://schemas.openxmlformats.org/drawingml/2006/picture">
+                        <pic:nvPicPr>
+                          <pic:cNvPr id="1" name=""/>
+                          <pic:cNvPicPr/>
+                        </pic:nvPicPr>
+                        <pic:blipFill>
+                          <a:blip r:embed="rId27"/>
+                          <a:stretch>
+                            <a:fillRect/>
+                          </a:stretch>
+                        </pic:blipFill>
+                        <pic:spPr>
+                          <a:xfrm>
+                            <a:off x="0" y="0"/>
                             <a:ext cx="6372225" cy="3571875"/>
                           </a:xfrm>
                           <a:prstGeom prst="rect">
@@ -6128,7 +6128,7 @@
           <w:lang w:val="en-US"/>
         </w:rPr>
       </w:pPr>
-      <w:hyperlink r:id="rId27" w:history="1">
+      <w:hyperlink r:id="rId28" w:history="1">
         <w:r>
           <w:rPr>
             <w:rStyle w:val="Hyperlink"/>
@@ -8670,6 +8670,151 @@
     </w:p>
     <w:p>
       <w:pPr>
+        <w:numPr>
+          <w:ilvl w:val="0"/>
+          <w:numId w:val="17"/>
+        </w:numPr>
+        <w:contextualSpacing/>
+        <w:rPr>
+          <w:rFonts w:ascii="Bahnschrift" w:eastAsia="Calibri" w:hAnsi="Bahnschrift" w:cs="Gautami"/>
+          <w:color w:val="auto"/>
+          <w:lang w:val="en-US"/>
+        </w:rPr>
+      </w:pPr>
+      <w:r>
+        <w:rPr>
+          <w:rFonts w:ascii="Bahnschrift" w:eastAsia="Calibri" w:hAnsi="Bahnschrift" w:cs="Gautami"/>
+          <w:color w:val="auto"/>
+          <w:lang w:val="en-US"/>
+        </w:rPr>
+        <w:t>To sort use collections.sort(comparator)</w:t>
+      </w:r>
+    </w:p>
+    <w:p>
+      <w:pPr>
+        <w:numPr>
+          <w:ilvl w:val="0"/>
+          <w:numId w:val="17"/>
+        </w:numPr>
+        <w:contextualSpacing/>
+        <w:rPr>
+          <w:rFonts w:ascii="Bahnschrift" w:eastAsia="Calibri" w:hAnsi="Bahnschrift" w:cs="Gautami"/>
+          <w:color w:val="auto"/>
+          <w:lang w:val="en-US"/>
+        </w:rPr>
+      </w:pPr>
+    </w:p>
+    <w:tbl>
+      <w:tblPr>
+        <w:tblStyle w:val="TableGrid1"/>
+        <w:tblW w:w="0" w:type="auto"/>
+        <w:tblInd w:w="720" w:type="dxa"/>
+        <w:tblLook w:val="04A0" w:firstRow="1" w:lastRow="0" w:firstColumn="1" w:lastColumn="0" w:noHBand="0" w:noVBand="1"/>
+      </w:tblPr>
+      <w:tblGrid>
+        <w:gridCol w:w="10363"/>
+        <w:gridCol w:w="10507"/>
+      </w:tblGrid>
+      <w:tr>
+        <w:tc>
+          <w:tcPr>
+            <w:tcW w:w="10795" w:type="dxa"/>
+          </w:tcPr>
+          <w:p>
+            <w:pPr>
+              <w:contextualSpacing/>
+              <w:rPr>
+                <w:rFonts w:ascii="Bahnschrift" w:eastAsia="Calibri" w:hAnsi="Bahnschrift" w:cs="Gautami"/>
+                <w:color w:val="auto"/>
+                <w:lang w:val="en-US"/>
+              </w:rPr>
+            </w:pPr>
+            <w:r>
+              <w:rPr>
+                <w:rFonts w:ascii="Bahnschrift" w:eastAsia="Calibri" w:hAnsi="Bahnschrift" w:cs="Gautami"/>
+                <w:color w:val="auto"/>
+                <w:lang w:val="en-US"/>
+              </w:rPr>
+              <w:t xml:space="preserve">if u want 5 / n copies of same thing </w:t>
+            </w:r>
+          </w:p>
+        </w:tc>
+        <w:tc>
+          <w:tcPr>
+            <w:tcW w:w="10795" w:type="dxa"/>
+          </w:tcPr>
+          <w:p>
+            <w:pPr>
+              <w:ind w:left="720"/>
+              <w:contextualSpacing/>
+              <w:rPr>
+                <w:rFonts w:ascii="Bahnschrift" w:eastAsia="Calibri" w:hAnsi="Bahnschrift" w:cs="Gautami"/>
+                <w:color w:val="auto"/>
+                <w:lang w:val="en-US"/>
+              </w:rPr>
+            </w:pPr>
+            <w:r>
+              <w:rPr>
+                <w:rFonts w:ascii="Bahnschrift" w:eastAsia="Calibri" w:hAnsi="Bahnschrift" w:cs="Gautami"/>
+                <w:color w:val="auto"/>
+                <w:lang w:val="en-US"/>
+              </w:rPr>
+              <w:t>List&lt;String&gt; copies = Collections.nCopies(5, "Hello");</w:t>
+            </w:r>
+          </w:p>
+          <w:p>
+            <w:pPr>
+              <w:ind w:left="720"/>
+              <w:contextualSpacing/>
+              <w:rPr>
+                <w:rFonts w:ascii="Bahnschrift" w:eastAsia="Calibri" w:hAnsi="Bahnschrift" w:cs="Gautami"/>
+                <w:color w:val="auto"/>
+                <w:lang w:val="en-US"/>
+              </w:rPr>
+            </w:pPr>
+            <w:r>
+              <w:rPr>
+                <w:rFonts w:ascii="Bahnschrift" w:eastAsia="Calibri" w:hAnsi="Bahnschrift" w:cs="Gautami"/>
+                <w:color w:val="auto"/>
+                <w:lang w:val="en-US"/>
+              </w:rPr>
+              <w:t xml:space="preserve">    System.out.println(copies);</w:t>
+            </w:r>
+          </w:p>
+          <w:p>
+            <w:pPr>
+              <w:contextualSpacing/>
+              <w:rPr>
+                <w:rFonts w:ascii="Bahnschrift" w:eastAsia="Calibri" w:hAnsi="Bahnschrift" w:cs="Gautami"/>
+                <w:color w:val="auto"/>
+                <w:lang w:val="en-US"/>
+              </w:rPr>
+            </w:pPr>
+            <w:r>
+              <w:rPr>
+                <w:rFonts w:ascii="Bahnschrift" w:eastAsia="Calibri" w:hAnsi="Bahnschrift" w:cs="Gautami"/>
+                <w:color w:val="auto"/>
+                <w:lang w:val="en-US"/>
+              </w:rPr>
+              <w:t>[Hello, Hello, Hello, Hello, Hello]</w:t>
+            </w:r>
+          </w:p>
+        </w:tc>
+      </w:tr>
+    </w:tbl>
+    <w:p>
+      <w:pPr>
+        <w:ind w:left="720"/>
+        <w:contextualSpacing/>
+        <w:rPr>
+          <w:rFonts w:ascii="Bahnschrift" w:eastAsia="Calibri" w:hAnsi="Bahnschrift" w:cs="Gautami"/>
+          <w:color w:val="auto"/>
+          <w:lang w:val="en-US"/>
+        </w:rPr>
+      </w:pPr>
+    </w:p>
+    <w:p>
+      <w:pPr>
         <w:rPr>
           <w:lang w:val="en-US"/>
         </w:rPr>
@@ -8769,8 +8914,6 @@
             <w:r>
               <w:t>throw new InvalidAgeException(“ImCorr Age”);</w:t>
             </w:r>
-            <w:bookmarkStart w:id="0" w:name="_GoBack"/>
-            <w:bookmarkEnd w:id="0"/>
           </w:p>
         </w:tc>
         <w:tc>
@@ -8906,11 +9049,186 @@
         </w:tc>
       </w:tr>
     </w:tbl>
+    <w:p/>
     <w:p>
       <w:pPr>
-        <w:pStyle w:val="NoSpacing"/>
-      </w:pPr>
+        <w:pStyle w:val="h2-blu"/>
+      </w:pPr>
+      <w:r>
+        <w:lastRenderedPageBreak/>
+        <w:t>Strings</w:t>
+      </w:r>
     </w:p>
+    <w:tbl>
+      <w:tblPr>
+        <w:tblStyle w:val="TableGrid"/>
+        <w:tblW w:w="0" w:type="auto"/>
+        <w:tblLook w:val="04A0" w:firstRow="1" w:lastRow="0" w:firstColumn="1" w:lastColumn="0" w:noHBand="0" w:noVBand="1"/>
+      </w:tblPr>
+      <w:tblGrid>
+        <w:gridCol w:w="3325"/>
+        <w:gridCol w:w="18265"/>
+      </w:tblGrid>
+      <w:tr>
+        <w:tc>
+          <w:tcPr>
+            <w:tcW w:w="3325" w:type="dxa"/>
+          </w:tcPr>
+          <w:p>
+            <w:r>
+              <w:t>to join multiple strings</w:t>
+            </w:r>
+          </w:p>
+        </w:tc>
+        <w:tc>
+          <w:tcPr>
+            <w:tcW w:w="18265" w:type="dxa"/>
+          </w:tcPr>
+          <w:p>
+            <w:r>
+              <w:t>String.join(CharSequence delimiter, CharSequence... elements)</w:t>
+            </w:r>
+          </w:p>
+          <w:p>
+            <w:r>
+              <w:t>String.join(CharSequence delimiter, Iterable&lt;? extends CharSequence&gt; elements)</w:t>
+            </w:r>
+          </w:p>
+          <w:p/>
+          <w:p>
+            <w:r>
+              <w:t>String result = String.join(", ", "Apple", "Banana", "Cherry");</w:t>
+            </w:r>
+          </w:p>
+          <w:p>
+            <w:r>
+              <w:t xml:space="preserve">        System.out.println(result);</w:t>
+            </w:r>
+            <w:r>
+              <w:t xml:space="preserve"> // </w:t>
+            </w:r>
+            <w:r>
+              <w:t>Apple, Banana, Cherry</w:t>
+            </w:r>
+          </w:p>
+          <w:p/>
+        </w:tc>
+      </w:tr>
+      <w:tr>
+        <w:tc>
+          <w:tcPr>
+            <w:tcW w:w="3325" w:type="dxa"/>
+          </w:tcPr>
+          <w:p>
+            <w:r>
+              <w:t>to join all ele in list</w:t>
+            </w:r>
+            <w:r>
+              <w:t xml:space="preserve"> with delimiter</w:t>
+            </w:r>
+          </w:p>
+        </w:tc>
+        <w:tc>
+          <w:tcPr>
+            <w:tcW w:w="18265" w:type="dxa"/>
+          </w:tcPr>
+          <w:p>
+            <w:r>
+              <w:t>List&lt;String&gt; names = Arrays.asList("John", "Mary", "Alex");</w:t>
+            </w:r>
+          </w:p>
+          <w:p>
+            <w:r>
+              <w:t xml:space="preserve">        String result = String.join(" | ", names);</w:t>
+            </w:r>
+            <w:r>
+              <w:t xml:space="preserve"> // </w:t>
+            </w:r>
+            <w:r>
+              <w:t>John | Mary | Alex</w:t>
+            </w:r>
+          </w:p>
+        </w:tc>
+      </w:tr>
+      <w:tr>
+        <w:tc>
+          <w:tcPr>
+            <w:tcW w:w="3325" w:type="dxa"/>
+          </w:tcPr>
+          <w:p>
+            <w:r>
+              <w:t>to join without delimiter</w:t>
+            </w:r>
+          </w:p>
+        </w:tc>
+        <w:tc>
+          <w:tcPr>
+            <w:tcW w:w="18265" w:type="dxa"/>
+          </w:tcPr>
+          <w:p>
+            <w:r>
+              <w:t xml:space="preserve">  String result = String.join("", "2025", "10", "29");</w:t>
+            </w:r>
+          </w:p>
+          <w:p>
+            <w:r>
+              <w:t xml:space="preserve">        System.out.println(result);</w:t>
+            </w:r>
+            <w:r>
+              <w:t xml:space="preserve"> // </w:t>
+            </w:r>
+            <w:r>
+              <w:t>20251029</w:t>
+            </w:r>
+          </w:p>
+          <w:p/>
+        </w:tc>
+      </w:tr>
+      <w:tr>
+        <w:tc>
+          <w:tcPr>
+            <w:tcW w:w="3325" w:type="dxa"/>
+          </w:tcPr>
+          <w:p>
+            <w:r>
+              <w:t>join ele in arr</w:t>
+            </w:r>
+          </w:p>
+        </w:tc>
+        <w:tc>
+          <w:tcPr>
+            <w:tcW w:w="18265" w:type="dxa"/>
+          </w:tcPr>
+          <w:p>
+            <w:r>
+              <w:t>String[] words = {"Java", "is", "fun"};</w:t>
+            </w:r>
+          </w:p>
+          <w:p>
+            <w:r>
+              <w:t xml:space="preserve">        String sentence = String.join(" ", words);</w:t>
+            </w:r>
+          </w:p>
+          <w:p>
+            <w:r>
+              <w:t xml:space="preserve">        System.out.println(sentence);</w:t>
+            </w:r>
+            <w:r>
+              <w:t xml:space="preserve"> //</w:t>
+            </w:r>
+            <w:r>
+              <w:t xml:space="preserve"> </w:t>
+            </w:r>
+            <w:r>
+              <w:t>Java is fun</w:t>
+            </w:r>
+            <w:bookmarkStart w:id="0" w:name="_GoBack"/>
+            <w:bookmarkEnd w:id="0"/>
+          </w:p>
+        </w:tc>
+      </w:tr>
+    </w:tbl>
+    <w:p/>
     <w:sectPr>
       <w:pgSz w:w="24480" w:h="15840" w:orient="landscape" w:code="3"/>
       <w:pgMar w:top="1440" w:right="1440" w:bottom="1440" w:left="1440" w:header="708" w:footer="708" w:gutter="0"/>
@@ -9364,6 +9682,95 @@
     </w:lvl>
   </w:abstractNum>
   <w:abstractNum w:abstractNumId="4">
+    <w:nsid w:val="3631406E"/>
+    <w:multiLevelType w:val="hybridMultilevel"/>
+    <w:tmpl w:val="17244170"/>
+    <w:lvl w:ilvl="0" w:tplc="40090011">
+      <w:start w:val="1"/>
+      <w:numFmt w:val="decimal"/>
+      <w:lvlText w:val="%1)"/>
+      <w:lvlJc w:val="left"/>
+      <w:pPr>
+        <w:ind w:left="720" w:hanging="360"/>
+      </w:pPr>
+      <w:rPr>
+        <w:rFonts w:hint="default"/>
+      </w:rPr>
+    </w:lvl>
+    <w:lvl w:ilvl="1" w:tplc="40090019" w:tentative="1">
+      <w:start w:val="1"/>
+      <w:numFmt w:val="lowerLetter"/>
+      <w:lvlText w:val="%2."/>
+      <w:lvlJc w:val="left"/>
+      <w:pPr>
+        <w:ind w:left="1440" w:hanging="360"/>
+      </w:pPr>
+    </w:lvl>
+    <w:lvl w:ilvl="2" w:tplc="4009001B" w:tentative="1">
+      <w:start w:val="1"/>
+      <w:numFmt w:val="lowerRoman"/>
+      <w:lvlText w:val="%3."/>
+      <w:lvlJc w:val="right"/>
+      <w:pPr>
+        <w:ind w:left="2160" w:hanging="180"/>
+      </w:pPr>
+    </w:lvl>
+    <w:lvl w:ilvl="3" w:tplc="4009000F" w:tentative="1">
+      <w:start w:val="1"/>
+      <w:numFmt w:val="decimal"/>
+      <w:lvlText w:val="%4."/>
+      <w:lvlJc w:val="left"/>
+      <w:pPr>
+        <w:ind w:left="2880" w:hanging="360"/>
+      </w:pPr>
+    </w:lvl>
+    <w:lvl w:ilvl="4" w:tplc="40090019" w:tentative="1">
+      <w:start w:val="1"/>
+      <w:numFmt w:val="lowerLetter"/>
+      <w:lvlText w:val="%5."/>
+      <w:lvlJc w:val="left"/>
+      <w:pPr>
+        <w:ind w:left="3600" w:hanging="360"/>
+      </w:pPr>
+    </w:lvl>
+    <w:lvl w:ilvl="5" w:tplc="4009001B" w:tentative="1">
+      <w:start w:val="1"/>
+      <w:numFmt w:val="lowerRoman"/>
+      <w:lvlText w:val="%6."/>
+      <w:lvlJc w:val="right"/>
+      <w:pPr>
+        <w:ind w:left="4320" w:hanging="180"/>
+      </w:pPr>
+    </w:lvl>
+    <w:lvl w:ilvl="6" w:tplc="4009000F" w:tentative="1">
+      <w:start w:val="1"/>
+      <w:numFmt w:val="decimal"/>
+      <w:lvlText w:val="%7."/>
+      <w:lvlJc w:val="left"/>
+      <w:pPr>
+        <w:ind w:left="5040" w:hanging="360"/>
+      </w:pPr>
+    </w:lvl>
+    <w:lvl w:ilvl="7" w:tplc="40090019" w:tentative="1">
+      <w:start w:val="1"/>
+      <w:numFmt w:val="lowerLetter"/>
+      <w:lvlText w:val="%8."/>
+      <w:lvlJc w:val="left"/>
+      <w:pPr>
+        <w:ind w:left="5760" w:hanging="360"/>
+      </w:pPr>
+    </w:lvl>
+    <w:lvl w:ilvl="8" w:tplc="4009001B" w:tentative="1">
+      <w:start w:val="1"/>
+      <w:numFmt w:val="lowerRoman"/>
+      <w:lvlText w:val="%9."/>
+      <w:lvlJc w:val="right"/>
+      <w:pPr>
+        <w:ind w:left="6480" w:hanging="180"/>
+      </w:pPr>
+    </w:lvl>
+  </w:abstractNum>
+  <w:abstractNum w:abstractNumId="5">
     <w:nsid w:val="3672001D"/>
     <w:multiLevelType w:val="hybridMultilevel"/>
     <w:tmpl w:val="3D880610"/>
@@ -9452,7 +9859,7 @@
       </w:pPr>
     </w:lvl>
   </w:abstractNum>
-  <w:abstractNum w:abstractNumId="5">
+  <w:abstractNum w:abstractNumId="6">
     <w:nsid w:val="3DE3754F"/>
     <w:multiLevelType w:val="hybridMultilevel"/>
     <w:tmpl w:val="DC68316A"/>
@@ -9541,7 +9948,7 @@
       </w:pPr>
     </w:lvl>
   </w:abstractNum>
-  <w:abstractNum w:abstractNumId="6">
+  <w:abstractNum w:abstractNumId="7">
     <w:nsid w:val="40A126AF"/>
     <w:multiLevelType w:val="hybridMultilevel"/>
     <w:tmpl w:val="1B8AF342"/>
@@ -9630,7 +10037,7 @@
       </w:pPr>
     </w:lvl>
   </w:abstractNum>
-  <w:abstractNum w:abstractNumId="7">
+  <w:abstractNum w:abstractNumId="8">
     <w:nsid w:val="412D1D22"/>
     <w:multiLevelType w:val="hybridMultilevel"/>
     <w:tmpl w:val="B87C1DC4"/>
@@ -9719,7 +10126,7 @@
       </w:pPr>
     </w:lvl>
   </w:abstractNum>
-  <w:abstractNum w:abstractNumId="8">
+  <w:abstractNum w:abstractNumId="9">
     <w:nsid w:val="43BD5A5D"/>
     <w:multiLevelType w:val="hybridMultilevel"/>
     <w:tmpl w:val="C88AE754"/>
@@ -9831,7 +10238,7 @@
       </w:rPr>
     </w:lvl>
   </w:abstractNum>
-  <w:abstractNum w:abstractNumId="9">
+  <w:abstractNum w:abstractNumId="10">
     <w:nsid w:val="4B0B1862"/>
     <w:multiLevelType w:val="multilevel"/>
     <w:tmpl w:val="30E07EF6"/>
@@ -9980,7 +10387,7 @@
       </w:rPr>
     </w:lvl>
   </w:abstractNum>
-  <w:abstractNum w:abstractNumId="10">
+  <w:abstractNum w:abstractNumId="11">
     <w:nsid w:val="50743B1A"/>
     <w:multiLevelType w:val="multilevel"/>
     <w:tmpl w:val="3F087874"/>
@@ -10129,7 +10536,7 @@
       </w:rPr>
     </w:lvl>
   </w:abstractNum>
-  <w:abstractNum w:abstractNumId="11">
+  <w:abstractNum w:abstractNumId="12">
     <w:nsid w:val="536D4E96"/>
     <w:multiLevelType w:val="multilevel"/>
     <w:tmpl w:val="0B7CE014"/>
@@ -10278,7 +10685,7 @@
       </w:rPr>
     </w:lvl>
   </w:abstractNum>
-  <w:abstractNum w:abstractNumId="12">
+  <w:abstractNum w:abstractNumId="13">
     <w:nsid w:val="5E8E2DAD"/>
     <w:multiLevelType w:val="multilevel"/>
     <w:tmpl w:val="F4E0012A"/>
@@ -10427,7 +10834,7 @@
       </w:rPr>
     </w:lvl>
   </w:abstractNum>
-  <w:abstractNum w:abstractNumId="13">
+  <w:abstractNum w:abstractNumId="14">
     <w:nsid w:val="603A4BE7"/>
     <w:multiLevelType w:val="multilevel"/>
     <w:tmpl w:val="40F69414"/>
@@ -10576,7 +10983,7 @@
       </w:rPr>
     </w:lvl>
   </w:abstractNum>
-  <w:abstractNum w:abstractNumId="14">
+  <w:abstractNum w:abstractNumId="15">
     <w:nsid w:val="772768C1"/>
     <w:multiLevelType w:val="hybridMultilevel"/>
     <w:tmpl w:val="87924D2C"/>
@@ -10665,7 +11072,7 @@
       </w:pPr>
     </w:lvl>
   </w:abstractNum>
-  <w:abstractNum w:abstractNumId="15">
+  <w:abstractNum w:abstractNumId="16">
     <w:nsid w:val="7AB67383"/>
     <w:multiLevelType w:val="multilevel"/>
     <w:tmpl w:val="533EDC1C"/>
@@ -10815,52 +11222,55 @@
     </w:lvl>
   </w:abstractNum>
   <w:num w:numId="1">
-    <w:abstractNumId w:val="14"/>
+    <w:abstractNumId w:val="15"/>
   </w:num>
   <w:num w:numId="2">
-    <w:abstractNumId w:val="7"/>
+    <w:abstractNumId w:val="8"/>
   </w:num>
   <w:num w:numId="3">
     <w:abstractNumId w:val="2"/>
   </w:num>
   <w:num w:numId="4">
-    <w:abstractNumId w:val="5"/>
+    <w:abstractNumId w:val="6"/>
   </w:num>
   <w:num w:numId="5">
     <w:abstractNumId w:val="1"/>
   </w:num>
   <w:num w:numId="6">
-    <w:abstractNumId w:val="6"/>
+    <w:abstractNumId w:val="7"/>
   </w:num>
   <w:num w:numId="7">
-    <w:abstractNumId w:val="4"/>
+    <w:abstractNumId w:val="5"/>
   </w:num>
   <w:num w:numId="8">
-    <w:abstractNumId w:val="8"/>
+    <w:abstractNumId w:val="9"/>
   </w:num>
   <w:num w:numId="9">
     <w:abstractNumId w:val="3"/>
   </w:num>
   <w:num w:numId="10">
+    <w:abstractNumId w:val="14"/>
+  </w:num>
+  <w:num w:numId="11">
     <w:abstractNumId w:val="13"/>
   </w:num>
-  <w:num w:numId="11">
-    <w:abstractNumId w:val="12"/>
-  </w:num>
   <w:num w:numId="12">
-    <w:abstractNumId w:val="15"/>
+    <w:abstractNumId w:val="16"/>
   </w:num>
   <w:num w:numId="13">
+    <w:abstractNumId w:val="11"/>
+  </w:num>
+  <w:num w:numId="14">
     <w:abstractNumId w:val="10"/>
   </w:num>
-  <w:num w:numId="14">
-    <w:abstractNumId w:val="9"/>
-  </w:num>
   <w:num w:numId="15">
-    <w:abstractNumId w:val="11"/>
+    <w:abstractNumId w:val="12"/>
   </w:num>
   <w:num w:numId="16">
     <w:abstractNumId w:val="0"/>
+  </w:num>
+  <w:num w:numId="17">
+    <w:abstractNumId w:val="4"/>
   </w:num>
 </w:numbering>
 </file>
@@ -11737,6 +12147,33 @@
       <w:sz w:val="28"/>
     </w:rPr>
   </w:style>
+  <w:style w:type="table" w:customStyle="1" w:styleId="TableGrid1">
+    <w:name w:val="Table Grid1"/>
+    <w:basedOn w:val="TableNormal"/>
+    <w:next w:val="TableGrid"/>
+    <w:uiPriority w:val="39"/>
+    <w:rsid w:val="000E1397"/>
+    <w:pPr>
+      <w:spacing w:after="0" w:line="240" w:lineRule="auto"/>
+    </w:pPr>
+    <w:tblPr>
+      <w:tblInd w:w="0" w:type="dxa"/>
+      <w:tblBorders>
+        <w:top w:val="single" w:sz="4" w:space="0" w:color="auto"/>
+        <w:left w:val="single" w:sz="4" w:space="0" w:color="auto"/>
+        <w:bottom w:val="single" w:sz="4" w:space="0" w:color="auto"/>
+        <w:right w:val="single" w:sz="4" w:space="0" w:color="auto"/>
+        <w:insideH w:val="single" w:sz="4" w:space="0" w:color="auto"/>
+        <w:insideV w:val="single" w:sz="4" w:space="0" w:color="auto"/>
+      </w:tblBorders>
+      <w:tblCellMar>
+        <w:top w:w="0" w:type="dxa"/>
+        <w:left w:w="108" w:type="dxa"/>
+        <w:bottom w:w="0" w:type="dxa"/>
+        <w:right w:w="108" w:type="dxa"/>
+      </w:tblCellMar>
+    </w:tblPr>
+  </w:style>
 </w:styles>
 </file>
 
@@ -11999,4 +12436,16 @@
     </a:ext>
   </a:extLst>
 </a:theme>
+</file>
+
+<file path=customXml/item1.xml><?xml version="1.0" encoding="utf-8"?>
+<b:Sources xmlns:b="http://schemas.openxmlformats.org/officeDocument/2006/bibliography" xmlns="http://schemas.openxmlformats.org/officeDocument/2006/bibliography" SelectedStyle="\APASixthEditionOfficeOnline.xsl" StyleName="APA" Version="6"/>
+</file>
+
+<file path=customXml/itemProps1.xml><?xml version="1.0" encoding="utf-8"?>
+<ds:datastoreItem xmlns:ds="http://schemas.openxmlformats.org/officeDocument/2006/customXml" ds:itemID="{BE58DCFD-FF3B-4751-A40D-42B54E1EA455}">
+  <ds:schemaRefs>
+    <ds:schemaRef ds:uri="http://schemas.openxmlformats.org/officeDocument/2006/bibliography"/>
+  </ds:schemaRefs>
+</ds:datastoreItem>
 </file>